--- a/deep-vs-shallow/out/Deep-Work-vs-Shallow-Work.docx
+++ b/deep-vs-shallow/out/Deep-Work-vs-Shallow-Work.docx
@@ -119,59 +119,7 @@
           <w:sz w:val="20"/>
           <w:szCs w:val="20"/>
         </w:rPr>
-        <w:t xml:space="preserve">Hampir semua orang merasa sibuk. Yang jarang terjadi: seseorang merasa sibuk </w:t>
-      </w:r>
-      <w:r>
-        <w:rPr>
-          <w:rFonts w:ascii="Work Sans" w:cs="Work Sans" w:eastAsia="Work Sans" w:hAnsi="Work Sans"/>
-          <w:b/>
-          <w:bCs/>
-          <w:i w:val="false"/>
-          <w:iCs w:val="false"/>
-          <w:color w:val="1A2233"/>
-          <w:sz w:val="20"/>
-          <w:szCs w:val="20"/>
-        </w:rPr>
-        <w:t xml:space="preserve">dan</w:t>
-      </w:r>
-      <w:r>
-        <w:rPr>
-          <w:rFonts w:ascii="Work Sans" w:cs="Work Sans" w:eastAsia="Work Sans" w:hAnsi="Work Sans"/>
-          <w:b w:val="false"/>
-          <w:bCs w:val="false"/>
-          <w:i w:val="false"/>
-          <w:iCs w:val="false"/>
-          <w:color w:val="1A2233"/>
-          <w:sz w:val="20"/>
-          <w:szCs w:val="20"/>
-        </w:rPr>
-        <w:t xml:space="preserve"> produktif pada saat yang sama. Perbedaan antara keduanya bukan soal berapa banyak pekerjaan, tapi soal </w:t>
-      </w:r>
-      <w:r>
-        <w:rPr>
-          <w:rFonts w:ascii="Work Sans" w:cs="Work Sans" w:eastAsia="Work Sans" w:hAnsi="Work Sans"/>
-          <w:b w:val="false"/>
-          <w:bCs w:val="false"/>
-          <w:i/>
-          <w:iCs/>
-          <w:color w:val="1A2233"/>
-          <w:sz w:val="20"/>
-          <w:szCs w:val="20"/>
-        </w:rPr>
-        <w:t xml:space="preserve">kategori pekerjaan</w:t>
-      </w:r>
-      <w:r>
-        <w:rPr>
-          <w:rFonts w:ascii="Work Sans" w:cs="Work Sans" w:eastAsia="Work Sans" w:hAnsi="Work Sans"/>
-          <w:b w:val="false"/>
-          <w:bCs w:val="false"/>
-          <w:i w:val="false"/>
-          <w:iCs w:val="false"/>
-          <w:color w:val="1A2233"/>
-          <w:sz w:val="20"/>
-          <w:szCs w:val="20"/>
-        </w:rPr>
-        <w:t xml:space="preserve"> yang mengisi jam-jam itu.</w:t>
+        <w:t xml:space="preserve">Hampir semua orang merasa sibuk. Yang jarang terjadi adalah seseorang yang merasa sibuk dan produktif pada saat yang sama. Perbedaan antara keduanya bukan soal berapa banyak pekerjaan yang selesai, melainkan soal kategori pekerjaan yang mengisi jam-jam itu.</w:t>
       </w:r>
     </w:p>
     <w:p>
@@ -186,59 +134,7 @@
           <w:sz w:val="20"/>
           <w:szCs w:val="20"/>
         </w:rPr>
-        <w:t xml:space="preserve">Ada dua cara kerja yang hampir selalu kita temui tanpa menyadarinya. Yang pertama adalah </w:t>
-      </w:r>
-      <w:r>
-        <w:rPr>
-          <w:rFonts w:ascii="Work Sans" w:cs="Work Sans" w:eastAsia="Work Sans" w:hAnsi="Work Sans"/>
-          <w:b/>
-          <w:bCs/>
-          <w:i w:val="false"/>
-          <w:iCs w:val="false"/>
-          <w:color w:val="1A2233"/>
-          <w:sz w:val="20"/>
-          <w:szCs w:val="20"/>
-        </w:rPr>
-        <w:t xml:space="preserve">deep work</w:t>
-      </w:r>
-      <w:r>
-        <w:rPr>
-          <w:rFonts w:ascii="Work Sans" w:cs="Work Sans" w:eastAsia="Work Sans" w:hAnsi="Work Sans"/>
-          <w:b w:val="false"/>
-          <w:bCs w:val="false"/>
-          <w:i w:val="false"/>
-          <w:iCs w:val="false"/>
-          <w:color w:val="1A2233"/>
-          <w:sz w:val="20"/>
-          <w:szCs w:val="20"/>
-        </w:rPr>
-        <w:t xml:space="preserve"> — pekerjaan yang menuntut satu blok perhatian penuh: menulis draf, menyelesaikan laporan, memecahkan masalah yang tidak punya jawaban instan, mempelajari sesuatu yang benar-benar baru. Yang kedua adalah </w:t>
-      </w:r>
-      <w:r>
-        <w:rPr>
-          <w:rFonts w:ascii="Work Sans" w:cs="Work Sans" w:eastAsia="Work Sans" w:hAnsi="Work Sans"/>
-          <w:b/>
-          <w:bCs/>
-          <w:i w:val="false"/>
-          <w:iCs w:val="false"/>
-          <w:color w:val="1A2233"/>
-          <w:sz w:val="20"/>
-          <w:szCs w:val="20"/>
-        </w:rPr>
-        <w:t xml:space="preserve">shallow work</w:t>
-      </w:r>
-      <w:r>
-        <w:rPr>
-          <w:rFonts w:ascii="Work Sans" w:cs="Work Sans" w:eastAsia="Work Sans" w:hAnsi="Work Sans"/>
-          <w:b w:val="false"/>
-          <w:bCs w:val="false"/>
-          <w:i w:val="false"/>
-          <w:iCs w:val="false"/>
-          <w:color w:val="1A2233"/>
-          <w:sz w:val="20"/>
-          <w:szCs w:val="20"/>
-        </w:rPr>
-        <w:t xml:space="preserve"> — pekerjaan terstruktur yang lebih banyak melibatkan administrasi: membalas pesan, memindai dokumen, mengisi formulir, dan rapat yang sebenarnya bisa digantikan paragraf email.</w:t>
+        <w:t xml:space="preserve">Ada dua cara kerja yang hampir selalu kita temui tanpa menyadarinya. Yang pertama adalah deep work: pekerjaan yang menuntut satu blok perhatian penuh, seperti menulis draf, menyelesaikan laporan, memecahkan masalah yang tidak punya jawaban instan, atau mempelajari sesuatu yang benar-benar baru. Yang kedua adalah shallow work: pekerjaan terstruktur yang lebih banyak melibatkan administrasi, seperti membalas pesan, memindai dokumen, mengisi formulir, dan rapat yang sebenarnya bisa digantikan oleh satu paragraf surel.</w:t>
       </w:r>
     </w:p>
     <w:p>
@@ -253,7 +149,37 @@
           <w:sz w:val="20"/>
           <w:szCs w:val="20"/>
         </w:rPr>
-        <w:t xml:space="preserve">Yang penting dipahami sejak awal: shallow work bukan karya yang harus dibuang. Karena ada administrasi yang memang wajib, ada rapat yang memang perlu, ada balasan email yang hanya memerlukan sepuluh detik. Yang tidak bisa diterima adalah membiarkan shallow work mengambil seluruh piringan dan menyisakan deep work sebagai sisanya.</w:t>
+        <w:t xml:space="preserve">Yang penting dipahami sejak awal adalah bahwa shallow work bukan karya yang harus dibuang. Ada administrasi yang memang wajib, ada rapat yang memang perlu, ada balasan surel yang hanya memerlukan sepuluh detik. Yang tidak bisa diterima adalah membiarkan shallow work mengambil seluruh piringan dan menyisakan deep work sebagai sisanya.</w:t>
+      </w:r>
+    </w:p>
+    <w:p>
+      <w:r>
+        <w:rPr>
+          <w:rFonts w:ascii="Work Sans" w:cs="Work Sans" w:eastAsia="Work Sans" w:hAnsi="Work Sans"/>
+          <w:b w:val="false"/>
+          <w:bCs w:val="false"/>
+          <w:i w:val="false"/>
+          <w:iCs w:val="false"/>
+          <w:color w:val="1A2233"/>
+          <w:sz w:val="20"/>
+          <w:szCs w:val="20"/>
+        </w:rPr>
+        <w:t xml:space="preserve">Kita mengukur banyak hal tentang kerja, tetapi hampir tidak ada yang mengukur keberadaan perhatian. Absen tercatat, tugas tercatat, proyek tercatat. Tidak ada satu pun catatan yang merekam berapa jam kamu sedang benar-benar berpikir. Akibatnya, volume tinggi salah dimengerti sebagai produktivitas, dan gejalanya mudah dikenali: kotak masuk kosong pada hari yang sama tetapi tidak ada satu baris pun yang ditulis; daftar periksa selesai semua tetapi tidak ada yang bisa menyebut apa yang berubah minggu itu; akhir pekan terasa seperti pengulangan otomatis, membuka kotak masuk, mengecek kalender, lalu menutupnya kembali tanpa satu pun bagian yang benar-benar dibangun.</w:t>
+      </w:r>
+    </w:p>
+    <w:p>
+      <w:r>
+        <w:rPr>
+          <w:rFonts w:ascii="Work Sans" w:cs="Work Sans" w:eastAsia="Work Sans" w:hAnsi="Work Sans"/>
+          <w:b w:val="false"/>
+          <w:bCs w:val="false"/>
+          <w:i w:val="false"/>
+          <w:iCs w:val="false"/>
+          <w:color w:val="1A2233"/>
+          <w:sz w:val="20"/>
+          <w:szCs w:val="20"/>
+        </w:rPr>
+        <w:t xml:space="preserve">Yang hilang sebenarnya bukan waktu, melainkan akibat kerja. Waktu yang hilang bisa dihitung dengan mudah; kemampuan yang berhenti terpakai tidak terlihat di laporan mana pun. Itulah sebabnya pemeriksaan singkat di bawah ini memakai dua pertanyaan sederhana, bukan daftar aktivitas yang panjang.</w:t>
       </w:r>
     </w:p>
     <w:tbl>
@@ -270,33 +196,36 @@
         <w:tblLayout w:type="fixed"/>
       </w:tblPr>
       <w:tblGrid>
-        <w:gridCol w:w="9866"/>
+        <w:gridCol w:w="789"/>
+        <w:gridCol w:w="4538"/>
+        <w:gridCol w:w="4539"/>
       </w:tblGrid>
       <w:tr>
         <w:trPr>
           <w:cantSplit/>
+          <w:tblHeader/>
         </w:trPr>
         <w:tc>
           <w:tcPr>
-            <w:tcW w:type="dxa" w:w="9866"/>
-            <w:tcBorders>
-              <w:top w:val="none" w:color="FFFFFF" w:sz="0"/>
-              <w:left w:val="single" w:color="2F5D8A" w:sz="36"/>
-              <w:bottom w:val="none" w:color="FFFFFF" w:sz="0"/>
-              <w:right w:val="none" w:color="FFFFFF" w:sz="0"/>
-            </w:tcBorders>
-            <w:shd w:fill="E8EEF6" w:color="auto" w:val="clear"/>
-            <w:tcMar>
-              <w:top w:type="dxa" w:w="140"/>
-              <w:left w:type="dxa" w:w="220"/>
-              <w:bottom w:type="dxa" w:w="80"/>
-              <w:right w:type="dxa" w:w="220"/>
-            </w:tcMar>
-          </w:tcPr>
-          <w:p>
-            <w:pPr>
-              <w:keepNext/>
-              <w:spacing w:after="20"/>
+            <w:tcW w:type="dxa" w:w="789"/>
+            <w:tcBorders>
+              <w:top w:val="single" w:color="D8DEE8" w:sz="4"/>
+              <w:left w:val="single" w:color="D8DEE8" w:sz="4"/>
+              <w:bottom w:val="single" w:color="D8DEE8" w:sz="4"/>
+              <w:right w:val="single" w:color="D8DEE8" w:sz="4"/>
+            </w:tcBorders>
+            <w:shd w:fill="1B2F4E" w:color="auto" w:val="clear"/>
+            <w:tcMar>
+              <w:top w:type="dxa" w:w="70"/>
+              <w:left w:type="dxa" w:w="110"/>
+              <w:bottom w:type="dxa" w:w="70"/>
+              <w:right w:type="dxa" w:w="110"/>
+            </w:tcMar>
+            <w:vAlign w:val="bottom"/>
+          </w:tcPr>
+          <w:p>
+            <w:pPr>
+              <w:spacing w:after="0" w:line="252" w:lineRule="auto"/>
             </w:pPr>
             <w:r>
               <w:rPr>
@@ -305,18 +234,35 @@
                 <w:bCs/>
                 <w:i w:val="false"/>
                 <w:iCs w:val="false"/>
-                <w:color w:val="2F5D8A"/>
-                <w:spacing w:val="24"/>
-                <w:sz w:val="14"/>
-                <w:szCs w:val="14"/>
-              </w:rPr>
-              <w:t xml:space="preserve">CATATAN</w:t>
-            </w:r>
-          </w:p>
-          <w:p>
-            <w:pPr>
-              <w:keepNext/>
-              <w:spacing w:after="80"/>
+                <w:color w:val="FFFFFF"/>
+                <w:sz w:val="17"/>
+                <w:szCs w:val="17"/>
+              </w:rPr>
+              <w:t xml:space="preserve"/>
+            </w:r>
+          </w:p>
+        </w:tc>
+        <w:tc>
+          <w:tcPr>
+            <w:tcW w:type="dxa" w:w="4538"/>
+            <w:tcBorders>
+              <w:top w:val="single" w:color="D8DEE8" w:sz="4"/>
+              <w:left w:val="single" w:color="D8DEE8" w:sz="4"/>
+              <w:bottom w:val="single" w:color="D8DEE8" w:sz="4"/>
+              <w:right w:val="single" w:color="D8DEE8" w:sz="4"/>
+            </w:tcBorders>
+            <w:shd w:fill="1B2F4E" w:color="auto" w:val="clear"/>
+            <w:tcMar>
+              <w:top w:type="dxa" w:w="70"/>
+              <w:left w:type="dxa" w:w="110"/>
+              <w:bottom w:type="dxa" w:w="70"/>
+              <w:right w:type="dxa" w:w="110"/>
+            </w:tcMar>
+            <w:vAlign w:val="bottom"/>
+          </w:tcPr>
+          <w:p>
+            <w:pPr>
+              <w:spacing w:after="0" w:line="252" w:lineRule="auto"/>
             </w:pPr>
             <w:r>
               <w:rPr>
@@ -325,42 +271,306 @@
                 <w:bCs/>
                 <w:i w:val="false"/>
                 <w:iCs w:val="false"/>
-                <w:color w:val="1A2233"/>
-                <w:sz w:val="21"/>
-                <w:szCs w:val="21"/>
-              </w:rPr>
-              <w:t xml:space="preserve">Titik awal yang sering terlewat</w:t>
-            </w:r>
-          </w:p>
-          <w:p>
-            <w:pPr>
-              <w:spacing w:after="90" w:line="264" w:lineRule="auto"/>
-            </w:pPr>
-            <w:r>
-              <w:rPr>
-                <w:rFonts w:ascii="Work Sans" w:cs="Work Sans" w:eastAsia="Work Sans" w:hAnsi="Work Sans"/>
-                <w:b w:val="false"/>
-                <w:bCs w:val="false"/>
-                <w:i w:val="false"/>
-                <w:iCs w:val="false"/>
-                <w:color w:val="1A2233"/>
-                <w:sz w:val="19"/>
-                <w:szCs w:val="19"/>
-              </w:rPr>
-              <w:t xml:space="preserve">Diskusi tentang deep work sering gagal karena terlalu abstrak. Pertanyaan yang berguna bukan "bagaimana saya menjadi lebih fokus?", tapi </w:t>
-            </w:r>
-            <w:r>
-              <w:rPr>
-                <w:rFonts w:ascii="Work Sans" w:cs="Work Sans" w:eastAsia="Work Sans" w:hAnsi="Work Sans"/>
+                <w:color w:val="FFFFFF"/>
+                <w:sz w:val="17"/>
+                <w:szCs w:val="17"/>
+              </w:rPr>
+              <w:t xml:space="preserve"/>
+            </w:r>
+            <w:r>
+              <w:rPr>
+                <w:rFonts w:ascii="Outfit" w:cs="Outfit" w:eastAsia="Outfit" w:hAnsi="Outfit"/>
                 <w:b/>
                 <w:bCs/>
                 <w:i w:val="false"/>
                 <w:iCs w:val="false"/>
-                <w:color w:val="1A2233"/>
-                <w:sz w:val="19"/>
-                <w:szCs w:val="19"/>
-              </w:rPr>
-              <w:t xml:space="preserve">"hari saya habis di mana, dan mengapa?"</w:t>
+                <w:color w:val="FFFFFF"/>
+                <w:sz w:val="17"/>
+                <w:szCs w:val="17"/>
+              </w:rPr>
+              <w:t xml:space="preserve">Pertanyaan</w:t>
+            </w:r>
+          </w:p>
+        </w:tc>
+        <w:tc>
+          <w:tcPr>
+            <w:tcW w:type="dxa" w:w="4539"/>
+            <w:tcBorders>
+              <w:top w:val="single" w:color="D8DEE8" w:sz="4"/>
+              <w:left w:val="single" w:color="D8DEE8" w:sz="4"/>
+              <w:bottom w:val="single" w:color="D8DEE8" w:sz="4"/>
+              <w:right w:val="single" w:color="D8DEE8" w:sz="4"/>
+            </w:tcBorders>
+            <w:shd w:fill="1B2F4E" w:color="auto" w:val="clear"/>
+            <w:tcMar>
+              <w:top w:type="dxa" w:w="70"/>
+              <w:left w:type="dxa" w:w="110"/>
+              <w:bottom w:type="dxa" w:w="70"/>
+              <w:right w:type="dxa" w:w="110"/>
+            </w:tcMar>
+            <w:vAlign w:val="bottom"/>
+          </w:tcPr>
+          <w:p>
+            <w:pPr>
+              <w:spacing w:after="0" w:line="252" w:lineRule="auto"/>
+            </w:pPr>
+            <w:r>
+              <w:rPr>
+                <w:rFonts w:ascii="Outfit" w:cs="Outfit" w:eastAsia="Outfit" w:hAnsi="Outfit"/>
+                <w:b/>
+                <w:bCs/>
+                <w:i w:val="false"/>
+                <w:iCs w:val="false"/>
+                <w:color w:val="FFFFFF"/>
+                <w:sz w:val="17"/>
+                <w:szCs w:val="17"/>
+              </w:rPr>
+              <w:t xml:space="preserve"/>
+            </w:r>
+            <w:r>
+              <w:rPr>
+                <w:rFonts w:ascii="Outfit" w:cs="Outfit" w:eastAsia="Outfit" w:hAnsi="Outfit"/>
+                <w:b/>
+                <w:bCs/>
+                <w:i w:val="false"/>
+                <w:iCs w:val="false"/>
+                <w:color w:val="FFFFFF"/>
+                <w:sz w:val="17"/>
+                <w:szCs w:val="17"/>
+              </w:rPr>
+              <w:t xml:space="preserve">Tanda shallow</w:t>
+            </w:r>
+          </w:p>
+        </w:tc>
+      </w:tr>
+      <w:tr>
+        <w:trPr>
+          <w:cantSplit/>
+        </w:trPr>
+        <w:tc>
+          <w:tcPr>
+            <w:tcW w:type="dxa" w:w="789"/>
+            <w:tcBorders>
+              <w:top w:val="single" w:color="D8DEE8" w:sz="4"/>
+              <w:left w:val="single" w:color="D8DEE8" w:sz="4"/>
+              <w:bottom w:val="single" w:color="D8DEE8" w:sz="4"/>
+              <w:right w:val="single" w:color="D8DEE8" w:sz="4"/>
+            </w:tcBorders>
+            <w:shd w:fill="FFFFFF" w:color="auto" w:val="clear"/>
+            <w:tcMar>
+              <w:top w:type="dxa" w:w="70"/>
+              <w:left w:type="dxa" w:w="110"/>
+              <w:bottom w:type="dxa" w:w="70"/>
+              <w:right w:type="dxa" w:w="110"/>
+            </w:tcMar>
+          </w:tcPr>
+          <w:p>
+            <w:pPr>
+              <w:spacing w:after="0" w:line="252" w:lineRule="auto"/>
+              <w:jc w:val="left"/>
+            </w:pPr>
+            <w:r>
+              <w:rPr>
+                <w:rFonts w:ascii="Work Sans" w:cs="Work Sans" w:eastAsia="Work Sans" w:hAnsi="Work Sans"/>
+                <w:b w:val="false"/>
+                <w:bCs w:val="false"/>
+                <w:i w:val="false"/>
+                <w:iCs w:val="false"/>
+                <w:color w:val="1A2233"/>
+                <w:sz w:val="17"/>
+                <w:szCs w:val="17"/>
+              </w:rPr>
+              <w:t xml:space="preserve">1</w:t>
+            </w:r>
+          </w:p>
+        </w:tc>
+        <w:tc>
+          <w:tcPr>
+            <w:tcW w:type="dxa" w:w="4538"/>
+            <w:tcBorders>
+              <w:top w:val="single" w:color="D8DEE8" w:sz="4"/>
+              <w:left w:val="single" w:color="D8DEE8" w:sz="4"/>
+              <w:bottom w:val="single" w:color="D8DEE8" w:sz="4"/>
+              <w:right w:val="single" w:color="D8DEE8" w:sz="4"/>
+            </w:tcBorders>
+            <w:shd w:fill="FFFFFF" w:color="auto" w:val="clear"/>
+            <w:tcMar>
+              <w:top w:type="dxa" w:w="70"/>
+              <w:left w:type="dxa" w:w="110"/>
+              <w:bottom w:type="dxa" w:w="70"/>
+              <w:right w:type="dxa" w:w="110"/>
+            </w:tcMar>
+          </w:tcPr>
+          <w:p>
+            <w:pPr>
+              <w:spacing w:after="0" w:line="252" w:lineRule="auto"/>
+              <w:jc w:val="left"/>
+            </w:pPr>
+            <w:r>
+              <w:rPr>
+                <w:rFonts w:ascii="Work Sans" w:cs="Work Sans" w:eastAsia="Work Sans" w:hAnsi="Work Sans"/>
+                <w:b w:val="false"/>
+                <w:bCs w:val="false"/>
+                <w:i w:val="false"/>
+                <w:iCs w:val="false"/>
+                <w:color w:val="1A2233"/>
+                <w:sz w:val="17"/>
+                <w:szCs w:val="17"/>
+              </w:rPr>
+              <w:t xml:space="preserve">Kalau saya hilang dari proyek ini seminggu, apa yang macet?</w:t>
+            </w:r>
+          </w:p>
+        </w:tc>
+        <w:tc>
+          <w:tcPr>
+            <w:tcW w:type="dxa" w:w="4539"/>
+            <w:tcBorders>
+              <w:top w:val="single" w:color="D8DEE8" w:sz="4"/>
+              <w:left w:val="single" w:color="D8DEE8" w:sz="4"/>
+              <w:bottom w:val="single" w:color="D8DEE8" w:sz="4"/>
+              <w:right w:val="single" w:color="D8DEE8" w:sz="4"/>
+            </w:tcBorders>
+            <w:shd w:fill="FFFFFF" w:color="auto" w:val="clear"/>
+            <w:tcMar>
+              <w:top w:type="dxa" w:w="70"/>
+              <w:left w:type="dxa" w:w="110"/>
+              <w:bottom w:type="dxa" w:w="70"/>
+              <w:right w:type="dxa" w:w="110"/>
+            </w:tcMar>
+          </w:tcPr>
+          <w:p>
+            <w:pPr>
+              <w:spacing w:after="0" w:line="252" w:lineRule="auto"/>
+              <w:jc w:val="left"/>
+            </w:pPr>
+            <w:r>
+              <w:rPr>
+                <w:rFonts w:ascii="Work Sans" w:cs="Work Sans" w:eastAsia="Work Sans" w:hAnsi="Work Sans"/>
+                <w:b w:val="false"/>
+                <w:bCs w:val="false"/>
+                <w:i w:val="false"/>
+                <w:iCs w:val="false"/>
+                <w:color w:val="1A2233"/>
+                <w:sz w:val="17"/>
+                <w:szCs w:val="17"/>
+              </w:rPr>
+              <w:t xml:space="preserve">Tidak ada yang macet</w:t>
+            </w:r>
+          </w:p>
+        </w:tc>
+      </w:tr>
+      <w:tr>
+        <w:trPr>
+          <w:cantSplit/>
+        </w:trPr>
+        <w:tc>
+          <w:tcPr>
+            <w:tcW w:type="dxa" w:w="789"/>
+            <w:tcBorders>
+              <w:top w:val="single" w:color="D8DEE8" w:sz="4"/>
+              <w:left w:val="single" w:color="D8DEE8" w:sz="4"/>
+              <w:bottom w:val="single" w:color="D8DEE8" w:sz="4"/>
+              <w:right w:val="single" w:color="D8DEE8" w:sz="4"/>
+            </w:tcBorders>
+            <w:shd w:fill="F7F9FC" w:color="auto" w:val="clear"/>
+            <w:tcMar>
+              <w:top w:type="dxa" w:w="70"/>
+              <w:left w:type="dxa" w:w="110"/>
+              <w:bottom w:type="dxa" w:w="70"/>
+              <w:right w:type="dxa" w:w="110"/>
+            </w:tcMar>
+          </w:tcPr>
+          <w:p>
+            <w:pPr>
+              <w:spacing w:after="0" w:line="252" w:lineRule="auto"/>
+              <w:jc w:val="left"/>
+            </w:pPr>
+            <w:r>
+              <w:rPr>
+                <w:rFonts w:ascii="Work Sans" w:cs="Work Sans" w:eastAsia="Work Sans" w:hAnsi="Work Sans"/>
+                <w:b w:val="false"/>
+                <w:bCs w:val="false"/>
+                <w:i w:val="false"/>
+                <w:iCs w:val="false"/>
+                <w:color w:val="1A2233"/>
+                <w:sz w:val="17"/>
+                <w:szCs w:val="17"/>
+              </w:rPr>
+              <w:t xml:space="preserve">2</w:t>
+            </w:r>
+          </w:p>
+        </w:tc>
+        <w:tc>
+          <w:tcPr>
+            <w:tcW w:type="dxa" w:w="4538"/>
+            <w:tcBorders>
+              <w:top w:val="single" w:color="D8DEE8" w:sz="4"/>
+              <w:left w:val="single" w:color="D8DEE8" w:sz="4"/>
+              <w:bottom w:val="single" w:color="D8DEE8" w:sz="4"/>
+              <w:right w:val="single" w:color="D8DEE8" w:sz="4"/>
+            </w:tcBorders>
+            <w:shd w:fill="F7F9FC" w:color="auto" w:val="clear"/>
+            <w:tcMar>
+              <w:top w:type="dxa" w:w="70"/>
+              <w:left w:type="dxa" w:w="110"/>
+              <w:bottom w:type="dxa" w:w="70"/>
+              <w:right w:type="dxa" w:w="110"/>
+            </w:tcMar>
+          </w:tcPr>
+          <w:p>
+            <w:pPr>
+              <w:spacing w:after="0" w:line="252" w:lineRule="auto"/>
+              <w:jc w:val="left"/>
+            </w:pPr>
+            <w:r>
+              <w:rPr>
+                <w:rFonts w:ascii="Work Sans" w:cs="Work Sans" w:eastAsia="Work Sans" w:hAnsi="Work Sans"/>
+                <w:b w:val="false"/>
+                <w:bCs w:val="false"/>
+                <w:i w:val="false"/>
+                <w:iCs w:val="false"/>
+                <w:color w:val="1A2233"/>
+                <w:sz w:val="17"/>
+                <w:szCs w:val="17"/>
+              </w:rPr>
+              <w:t xml:space="preserve">Berapa persen pekerjaan saya yang butuh lebih dari satu konteks?</w:t>
+            </w:r>
+          </w:p>
+        </w:tc>
+        <w:tc>
+          <w:tcPr>
+            <w:tcW w:type="dxa" w:w="4539"/>
+            <w:tcBorders>
+              <w:top w:val="single" w:color="D8DEE8" w:sz="4"/>
+              <w:left w:val="single" w:color="D8DEE8" w:sz="4"/>
+              <w:bottom w:val="single" w:color="D8DEE8" w:sz="4"/>
+              <w:right w:val="single" w:color="D8DEE8" w:sz="4"/>
+            </w:tcBorders>
+            <w:shd w:fill="F7F9FC" w:color="auto" w:val="clear"/>
+            <w:tcMar>
+              <w:top w:type="dxa" w:w="70"/>
+              <w:left w:type="dxa" w:w="110"/>
+              <w:bottom w:type="dxa" w:w="70"/>
+              <w:right w:type="dxa" w:w="110"/>
+            </w:tcMar>
+          </w:tcPr>
+          <w:p>
+            <w:pPr>
+              <w:spacing w:after="0" w:line="252" w:lineRule="auto"/>
+              <w:jc w:val="left"/>
+            </w:pPr>
+            <w:r>
+              <w:rPr>
+                <w:rFonts w:ascii="Work Sans" w:cs="Work Sans" w:eastAsia="Work Sans" w:hAnsi="Work Sans"/>
+                <w:b w:val="false"/>
+                <w:bCs w:val="false"/>
+                <w:i w:val="false"/>
+                <w:iCs w:val="false"/>
+                <w:color w:val="1A2233"/>
+                <w:sz w:val="17"/>
+                <w:szCs w:val="17"/>
+              </w:rPr>
+              <w:t xml:space="preserve">Di bawah 20%</w:t>
             </w:r>
           </w:p>
         </w:tc>
@@ -368,38 +578,8 @@
     </w:tbl>
     <w:p>
       <w:pPr>
-        <w:spacing w:after="140" w:line="240" w:lineRule="auto"/>
+        <w:spacing w:after="120" w:line="240" w:lineRule="auto"/>
       </w:pPr>
-    </w:p>
-    <w:p>
-      <w:pPr>
-        <w:pStyle w:val="Heading2"/>
-      </w:pPr>
-      <w:r>
-        <w:rPr>
-          <w:rFonts w:ascii="Outfit" w:cs="Outfit" w:eastAsia="Outfit" w:hAnsi="Outfit"/>
-          <w:b/>
-          <w:bCs/>
-          <w:color w:val="1A2233"/>
-          <w:sz w:val="21"/>
-          <w:szCs w:val="21"/>
-          <w:shd w:fill="F26B4F" w:color="auto" w:val="clear"/>
-        </w:rPr>
-        <w:t xml:space="preserve"> 1 </w:t>
-      </w:r>
-      <w:r>
-        <w:rPr>
-          <w:rFonts w:ascii="Outfit" w:cs="Outfit" w:eastAsia="Outfit" w:hAnsi="Outfit"/>
-          <w:b/>
-          <w:bCs/>
-          <w:i w:val="false"/>
-          <w:iCs w:val="false"/>
-          <w:color w:val="1B2F4E"/>
-          <w:sz w:val="28"/>
-          <w:szCs w:val="28"/>
-        </w:rPr>
-        <w:t xml:space="preserve">  Masalah Nyata</w:t>
-      </w:r>
     </w:p>
     <w:p>
       <w:r>
@@ -413,171 +593,7 @@
           <w:sz w:val="20"/>
           <w:szCs w:val="20"/>
         </w:rPr>
-        <w:t xml:space="preserve">Kita mengukur banyak hal tentang kerja, tapi hampir tidak ada yang mengukur </w:t>
-      </w:r>
-      <w:r>
-        <w:rPr>
-          <w:rFonts w:ascii="Work Sans" w:cs="Work Sans" w:eastAsia="Work Sans" w:hAnsi="Work Sans"/>
-          <w:b/>
-          <w:bCs/>
-          <w:i w:val="false"/>
-          <w:iCs w:val="false"/>
-          <w:color w:val="1A2233"/>
-          <w:sz w:val="20"/>
-          <w:szCs w:val="20"/>
-        </w:rPr>
-        <w:t xml:space="preserve">keberadaan perhatian</w:t>
-      </w:r>
-      <w:r>
-        <w:rPr>
-          <w:rFonts w:ascii="Work Sans" w:cs="Work Sans" w:eastAsia="Work Sans" w:hAnsi="Work Sans"/>
-          <w:b w:val="false"/>
-          <w:bCs w:val="false"/>
-          <w:i w:val="false"/>
-          <w:iCs w:val="false"/>
-          <w:color w:val="1A2233"/>
-          <w:sz w:val="20"/>
-          <w:szCs w:val="20"/>
-        </w:rPr>
-        <w:t xml:space="preserve">. Absen tercatat, tugas tercatat, proyek tercatat — tidak ada satu pun catatan yang merekam berapa jam kamu sedang benar-benar berpikir.</w:t>
-      </w:r>
-    </w:p>
-    <w:p>
-      <w:r>
-        <w:rPr>
-          <w:rFonts w:ascii="Work Sans" w:cs="Work Sans" w:eastAsia="Work Sans" w:hAnsi="Work Sans"/>
-          <w:b w:val="false"/>
-          <w:bCs w:val="false"/>
-          <w:i w:val="false"/>
-          <w:iCs w:val="false"/>
-          <w:color w:val="1A2233"/>
-          <w:sz w:val="20"/>
-          <w:szCs w:val="20"/>
-        </w:rPr>
-        <w:t xml:space="preserve">Akibatnya, volume tinggi sering disalahartikan sebagai produktivitas. Gejalanya:</w:t>
-      </w:r>
-    </w:p>
-    <w:p>
-      <w:pPr>
-        <w:pStyle w:val="ListParagraph"/>
-        <w:numPr>
-          <w:ilvl w:val="0"/>
-          <w:numId w:val="2"/>
-        </w:numPr>
-        <w:spacing w:after="60" w:line="264" w:lineRule="auto"/>
-      </w:pPr>
-      <w:r>
-        <w:rPr>
-          <w:rFonts w:ascii="Work Sans" w:cs="Work Sans" w:eastAsia="Work Sans" w:hAnsi="Work Sans"/>
-          <w:b w:val="false"/>
-          <w:bCs w:val="false"/>
-          <w:i w:val="false"/>
-          <w:iCs w:val="false"/>
-          <w:color w:val="1A2233"/>
-          <w:sz w:val="20"/>
-          <w:szCs w:val="20"/>
-        </w:rPr>
-        <w:t xml:space="preserve">Inbox kosong pada hari kerja yang sama, tapi tidak ada satu baris pun yang ditulis.</w:t>
-      </w:r>
-    </w:p>
-    <w:p>
-      <w:pPr>
-        <w:pStyle w:val="ListParagraph"/>
-        <w:numPr>
-          <w:ilvl w:val="0"/>
-          <w:numId w:val="2"/>
-        </w:numPr>
-        <w:spacing w:after="60" w:line="264" w:lineRule="auto"/>
-      </w:pPr>
-      <w:r>
-        <w:rPr>
-          <w:rFonts w:ascii="Work Sans" w:cs="Work Sans" w:eastAsia="Work Sans" w:hAnsi="Work Sans"/>
-          <w:b w:val="false"/>
-          <w:bCs w:val="false"/>
-          <w:i w:val="false"/>
-          <w:iCs w:val="false"/>
-          <w:color w:val="1A2233"/>
-          <w:sz w:val="20"/>
-          <w:szCs w:val="20"/>
-        </w:rPr>
-        <w:t xml:space="preserve">Checklist selesai semua, tapi tidak ada yang bisa menyebut apa yang berubah minggu ini.</w:t>
-      </w:r>
-    </w:p>
-    <w:p>
-      <w:pPr>
-        <w:pStyle w:val="ListParagraph"/>
-        <w:numPr>
-          <w:ilvl w:val="0"/>
-          <w:numId w:val="2"/>
-        </w:numPr>
-        <w:spacing w:after="60" w:line="264" w:lineRule="auto"/>
-      </w:pPr>
-      <w:r>
-        <w:rPr>
-          <w:rFonts w:ascii="Work Sans" w:cs="Work Sans" w:eastAsia="Work Sans" w:hAnsi="Work Sans"/>
-          <w:b w:val="false"/>
-          <w:bCs w:val="false"/>
-          <w:i w:val="false"/>
-          <w:iCs w:val="false"/>
-          <w:color w:val="1A2233"/>
-          <w:sz w:val="20"/>
-          <w:szCs w:val="20"/>
-        </w:rPr>
-        <w:t xml:space="preserve">Akhir pekan terasa seperti pengulangan otomatis: lihat inbox, cek kalender, tutup lagi —</w:t>
-      </w:r>
-      <w:r>
-        <w:rPr>
-          <w:rFonts w:ascii="Work Sans" w:cs="Work Sans" w:eastAsia="Work Sans" w:hAnsi="Work Sans"/>
-          <w:b w:val="false"/>
-          <w:bCs w:val="false"/>
-          <w:i w:val="false"/>
-          <w:iCs w:val="false"/>
-          <w:color w:val="1A2233"/>
-          <w:sz w:val="20"/>
-          <w:szCs w:val="20"/>
-        </w:rPr>
-        <w:t xml:space="preserve"> belum ada bagian yang benar-benar dibangun.</w:t>
-      </w:r>
-    </w:p>
-    <w:p>
-      <w:r>
-        <w:rPr>
-          <w:rFonts w:ascii="Work Sans" w:cs="Work Sans" w:eastAsia="Work Sans" w:hAnsi="Work Sans"/>
-          <w:b w:val="false"/>
-          <w:bCs w:val="false"/>
-          <w:i w:val="false"/>
-          <w:iCs w:val="false"/>
-          <w:color w:val="1A2233"/>
-          <w:sz w:val="20"/>
-          <w:szCs w:val="20"/>
-        </w:rPr>
-        <w:t xml:space="preserve">Yang hilang sebenarnya bukan waktu. Yang hilang adalah </w:t>
-      </w:r>
-      <w:r>
-        <w:rPr>
-          <w:rFonts w:ascii="Work Sans" w:cs="Work Sans" w:eastAsia="Work Sans" w:hAnsi="Work Sans"/>
-          <w:b/>
-          <w:bCs/>
-          <w:i w:val="false"/>
-          <w:iCs w:val="false"/>
-          <w:color w:val="1A2233"/>
-          <w:sz w:val="20"/>
-          <w:szCs w:val="20"/>
-        </w:rPr>
-        <w:t xml:space="preserve">akibat kerja</w:t>
-      </w:r>
-      <w:r>
-        <w:rPr>
-          <w:rFonts w:ascii="Work Sans" w:cs="Work Sans" w:eastAsia="Work Sans" w:hAnsi="Work Sans"/>
-          <w:b w:val="false"/>
-          <w:bCs w:val="false"/>
-          <w:i w:val="false"/>
-          <w:iCs w:val="false"/>
-          <w:color w:val="1A2233"/>
-          <w:sz w:val="20"/>
-          <w:szCs w:val="20"/>
-        </w:rPr>
-        <w:t xml:space="preserve"> — dan itu tidak bisa dibeli dengan menambah jam kerja.</w:t>
+        <w:t xml:space="preserve">Pertanyaan pertama lebih jujur daripada pertanyaan kedua. Yang macet bisa diperagakan tanpa kamu, sedangkan pekerjaan yang butuh konteks yang sering kita kira penting justru karena terasa sulit. Kebalikan dari anggapan umum, tugas yang terasa sulit biasanya lebih mudah diselesaikan di blok yang tenang, sementara tugas yang terasa sepele sering menyedot seluruh perhatian hari itu.</w:t>
       </w:r>
     </w:p>
     <w:p>
@@ -589,7 +605,7 @@
       <w:r>
         <w:drawing>
           <wp:inline distT="0" distB="0" distL="0" distR="0">
-            <wp:extent cx="6096000" cy="2171700"/>
+            <wp:extent cx="6096000" cy="2162175"/>
             <wp:effectExtent t="0" r="0" b="0" l="0"/>
             <wp:docPr id="2" name="" descr="" title=""/>
             <wp:cNvGraphicFramePr>
@@ -614,7 +630,7 @@
                   <pic:spPr bwMode="auto">
                     <a:xfrm>
                       <a:off x="0" y="0"/>
-                      <a:ext cx="6096000" cy="2171700"/>
+                      <a:ext cx="6096000" cy="2162175"/>
                     </a:xfrm>
                     <a:prstGeom prst="rect">
                       <a:avLst/>
@@ -647,33 +663,18 @@
       </w:r>
     </w:p>
     <w:p>
-      <w:pPr>
-        <w:pStyle w:val="Heading2"/>
-      </w:pPr>
       <w:r>
         <w:rPr>
-          <w:rFonts w:ascii="Outfit" w:cs="Outfit" w:eastAsia="Outfit" w:hAnsi="Outfit"/>
-          <w:b/>
-          <w:bCs/>
-          <w:color w:val="1A2233"/>
-          <w:sz w:val="21"/>
-          <w:szCs w:val="21"/>
-          <w:shd w:fill="F26B4F" w:color="auto" w:val="clear"/>
-        </w:rPr>
-        <w:t xml:space="preserve"> 2 </w:t>
-      </w:r>
-      <w:r>
-        <w:rPr>
-          <w:rFonts w:ascii="Outfit" w:cs="Outfit" w:eastAsia="Outfit" w:hAnsi="Outfit"/>
-          <w:b/>
-          <w:bCs/>
+          <w:rFonts w:ascii="Work Sans" w:cs="Work Sans" w:eastAsia="Work Sans" w:hAnsi="Work Sans"/>
+          <w:b w:val="false"/>
+          <w:bCs w:val="false"/>
           <w:i w:val="false"/>
           <w:iCs w:val="false"/>
-          <w:color w:val="1B2F4E"/>
-          <w:sz w:val="28"/>
-          <w:szCs w:val="28"/>
+          <w:color w:val="1A2233"/>
+          <w:sz w:val="20"/>
+          <w:szCs w:val="20"/>
         </w:rPr>
-        <w:t xml:space="preserve">  Yang Sebenarnya Menjaga Perhatian</w:t>
+        <w:t xml:space="preserve">Empat prasyarat itu adalah tujuan yang jelas, blok waktu, target akhir yang bisa diperiksa, dan gangguan yang ditolak. Keempatnya biasanya hadir bersama saat deep work terjadi, dan absen biasanya hanya menangkap satu dari empat. Ketika satu saja hilang, perhatian turun ke shallow work meski durasi kerja terlihat sama panjangnya di catatan mingguan.</w:t>
       </w:r>
     </w:p>
     <w:p>
@@ -688,254 +689,8 @@
           <w:sz w:val="20"/>
           <w:szCs w:val="20"/>
         </w:rPr>
-        <w:t xml:space="preserve">Ada empat kondisi yang biasanya hadir bersamaan saat deep work terjadi — dan absen biasanya hanya satu dari empat.</w:t>
+        <w:t xml:space="preserve">Bekerja berkedalaman lebih dekat ke memanjat daripada ke berlarat cepat. Kamu membutuhkan tiga titik tumpu, dan begitu satu dilepas, kamu bukan berhenti, melainkan turun. Tidak ada sistem yang bisa membuat kamu tetap di puncak saat sedang kehilangan cengkeraman; yang bisa dilakukan hanya menjaga jumlah cengkeraman agar tidak habis di tengah perjalanan.</w:t>
       </w:r>
-    </w:p>
-    <w:tbl>
-      <w:tblPr>
-        <w:tblW w:type="dxa" w:w="9866"/>
-        <w:tblBorders>
-          <w:top w:val="single" w:color="auto" w:sz="4"/>
-          <w:left w:val="single" w:color="auto" w:sz="4"/>
-          <w:bottom w:val="single" w:color="auto" w:sz="4"/>
-          <w:right w:val="single" w:color="auto" w:sz="4"/>
-          <w:insideH w:val="single" w:color="auto" w:sz="4"/>
-          <w:insideV w:val="single" w:color="auto" w:sz="4"/>
-        </w:tblBorders>
-        <w:tblLayout w:type="fixed"/>
-      </w:tblPr>
-      <w:tblGrid>
-        <w:gridCol w:w="2466"/>
-        <w:gridCol w:w="2466"/>
-        <w:gridCol w:w="2466"/>
-        <w:gridCol w:w="2468"/>
-      </w:tblGrid>
-      <w:tr>
-        <w:trPr>
-          <w:cantSplit/>
-        </w:trPr>
-        <w:tc>
-          <w:tcPr>
-            <w:tcW w:type="dxa" w:w="2466"/>
-            <w:tcBorders>
-              <w:top w:val="single" w:color="1B2F4E" w:sz="24"/>
-              <w:left w:val="single" w:color="FFFFFF" w:sz="12"/>
-              <w:bottom w:val="none" w:color="FFFFFF" w:sz="0"/>
-              <w:right w:val="single" w:color="FFFFFF" w:sz="12"/>
-            </w:tcBorders>
-            <w:shd w:fill="E8EEF6" w:color="auto" w:val="clear"/>
-            <w:tcMar>
-              <w:top w:type="dxa" w:w="140"/>
-              <w:left w:type="dxa" w:w="160"/>
-              <w:bottom w:type="dxa" w:w="120"/>
-              <w:right w:type="dxa" w:w="160"/>
-            </w:tcMar>
-          </w:tcPr>
-          <w:p>
-            <w:pPr>
-              <w:spacing w:after="20"/>
-            </w:pPr>
-            <w:r>
-              <w:rPr>
-                <w:rFonts w:ascii="Outfit" w:cs="Outfit" w:eastAsia="Outfit" w:hAnsi="Outfit"/>
-                <w:b/>
-                <w:bCs/>
-                <w:i w:val="false"/>
-                <w:iCs w:val="false"/>
-                <w:color w:val="1B2F4E"/>
-                <w:sz w:val="42"/>
-                <w:szCs w:val="42"/>
-              </w:rPr>
-              <w:t xml:space="preserve">4</w:t>
-            </w:r>
-          </w:p>
-          <w:p>
-            <w:pPr>
-              <w:spacing w:after="0"/>
-            </w:pPr>
-            <w:r>
-              <w:rPr>
-                <w:rFonts w:ascii="Outfit" w:cs="Outfit" w:eastAsia="Outfit" w:hAnsi="Outfit"/>
-                <w:b w:val="false"/>
-                <w:bCs w:val="false"/>
-                <w:i w:val="false"/>
-                <w:iCs w:val="false"/>
-                <w:color w:val="56627A"/>
-                <w:sz w:val="16"/>
-                <w:szCs w:val="16"/>
-              </w:rPr>
-              <w:t xml:space="preserve">Prasyarat deep work</w:t>
-            </w:r>
-          </w:p>
-        </w:tc>
-        <w:tc>
-          <w:tcPr>
-            <w:tcW w:type="dxa" w:w="2466"/>
-            <w:tcBorders>
-              <w:top w:val="single" w:color="2F5D8A" w:sz="24"/>
-              <w:left w:val="single" w:color="FFFFFF" w:sz="12"/>
-              <w:bottom w:val="none" w:color="FFFFFF" w:sz="0"/>
-              <w:right w:val="single" w:color="FFFFFF" w:sz="12"/>
-            </w:tcBorders>
-            <w:shd w:fill="E8EEF6" w:color="auto" w:val="clear"/>
-            <w:tcMar>
-              <w:top w:type="dxa" w:w="140"/>
-              <w:left w:type="dxa" w:w="160"/>
-              <w:bottom w:type="dxa" w:w="120"/>
-              <w:right w:type="dxa" w:w="160"/>
-            </w:tcMar>
-          </w:tcPr>
-          <w:p>
-            <w:pPr>
-              <w:spacing w:after="20"/>
-            </w:pPr>
-            <w:r>
-              <w:rPr>
-                <w:rFonts w:ascii="Outfit" w:cs="Outfit" w:eastAsia="Outfit" w:hAnsi="Outfit"/>
-                <w:b/>
-                <w:bCs/>
-                <w:i w:val="false"/>
-                <w:iCs w:val="false"/>
-                <w:color w:val="1B2F4E"/>
-                <w:sz w:val="42"/>
-                <w:szCs w:val="42"/>
-              </w:rPr>
-              <w:t xml:space="preserve">50</w:t>
-            </w:r>
-          </w:p>
-          <w:p>
-            <w:pPr>
-              <w:spacing w:after="0"/>
-            </w:pPr>
-            <w:r>
-              <w:rPr>
-                <w:rFonts w:ascii="Outfit" w:cs="Outfit" w:eastAsia="Outfit" w:hAnsi="Outfit"/>
-                <w:b w:val="false"/>
-                <w:bCs w:val="false"/>
-                <w:i w:val="false"/>
-                <w:iCs w:val="false"/>
-                <w:color w:val="56627A"/>
-                <w:sz w:val="16"/>
-                <w:szCs w:val="16"/>
-              </w:rPr>
-              <w:t xml:space="preserve">Menit blok minimum yang masuk akal</w:t>
-            </w:r>
-          </w:p>
-        </w:tc>
-        <w:tc>
-          <w:tcPr>
-            <w:tcW w:type="dxa" w:w="2466"/>
-            <w:tcBorders>
-              <w:top w:val="single" w:color="2E7D5B" w:sz="24"/>
-              <w:left w:val="single" w:color="FFFFFF" w:sz="12"/>
-              <w:bottom w:val="none" w:color="FFFFFF" w:sz="0"/>
-              <w:right w:val="single" w:color="FFFFFF" w:sz="12"/>
-            </w:tcBorders>
-            <w:shd w:fill="E8EEF6" w:color="auto" w:val="clear"/>
-            <w:tcMar>
-              <w:top w:type="dxa" w:w="140"/>
-              <w:left w:type="dxa" w:w="160"/>
-              <w:bottom w:type="dxa" w:w="120"/>
-              <w:right w:type="dxa" w:w="160"/>
-            </w:tcMar>
-          </w:tcPr>
-          <w:p>
-            <w:pPr>
-              <w:spacing w:after="20"/>
-            </w:pPr>
-            <w:r>
-              <w:rPr>
-                <w:rFonts w:ascii="Outfit" w:cs="Outfit" w:eastAsia="Outfit" w:hAnsi="Outfit"/>
-                <w:b/>
-                <w:bCs/>
-                <w:i w:val="false"/>
-                <w:iCs w:val="false"/>
-                <w:color w:val="1B2F4E"/>
-                <w:sz w:val="42"/>
-                <w:szCs w:val="42"/>
-              </w:rPr>
-              <w:t xml:space="preserve">1</w:t>
-            </w:r>
-          </w:p>
-          <w:p>
-            <w:pPr>
-              <w:spacing w:after="0"/>
-            </w:pPr>
-            <w:r>
-              <w:rPr>
-                <w:rFonts w:ascii="Outfit" w:cs="Outfit" w:eastAsia="Outfit" w:hAnsi="Outfit"/>
-                <w:b w:val="false"/>
-                <w:bCs w:val="false"/>
-                <w:i w:val="false"/>
-                <w:iCs w:val="false"/>
-                <w:color w:val="56627A"/>
-                <w:sz w:val="16"/>
-                <w:szCs w:val="16"/>
-              </w:rPr>
-              <w:t xml:space="preserve">Tugas yang boleh mengisi satu blok</w:t>
-            </w:r>
-          </w:p>
-        </w:tc>
-        <w:tc>
-          <w:tcPr>
-            <w:tcW w:type="dxa" w:w="2468"/>
-            <w:tcBorders>
-              <w:top w:val="single" w:color="BF4D35" w:sz="24"/>
-              <w:left w:val="single" w:color="FFFFFF" w:sz="12"/>
-              <w:bottom w:val="none" w:color="FFFFFF" w:sz="0"/>
-              <w:right w:val="single" w:color="FFFFFF" w:sz="12"/>
-            </w:tcBorders>
-            <w:shd w:fill="E8EEF6" w:color="auto" w:val="clear"/>
-            <w:tcMar>
-              <w:top w:type="dxa" w:w="140"/>
-              <w:left w:type="dxa" w:w="160"/>
-              <w:bottom w:type="dxa" w:w="120"/>
-              <w:right w:type="dxa" w:w="160"/>
-            </w:tcMar>
-          </w:tcPr>
-          <w:p>
-            <w:pPr>
-              <w:spacing w:after="20"/>
-            </w:pPr>
-            <w:r>
-              <w:rPr>
-                <w:rFonts w:ascii="Outfit" w:cs="Outfit" w:eastAsia="Outfit" w:hAnsi="Outfit"/>
-                <w:b/>
-                <w:bCs/>
-                <w:i w:val="false"/>
-                <w:iCs w:val="false"/>
-                <w:color w:val="1B2F4E"/>
-                <w:sz w:val="42"/>
-                <w:szCs w:val="42"/>
-              </w:rPr>
-              <w:t xml:space="preserve">0</w:t>
-            </w:r>
-          </w:p>
-          <w:p>
-            <w:pPr>
-              <w:spacing w:after="0"/>
-            </w:pPr>
-            <w:r>
-              <w:rPr>
-                <w:rFonts w:ascii="Outfit" w:cs="Outfit" w:eastAsia="Outfit" w:hAnsi="Outfit"/>
-                <w:b w:val="false"/>
-                <w:bCs w:val="false"/>
-                <w:i w:val="false"/>
-                <w:iCs w:val="false"/>
-                <w:color w:val="56627A"/>
-                <w:sz w:val="16"/>
-                <w:szCs w:val="16"/>
-              </w:rPr>
-              <w:t xml:space="preserve">Gangguan yang boleh menyela di tengah blok</w:t>
-            </w:r>
-          </w:p>
-        </w:tc>
-      </w:tr>
-    </w:tbl>
-    <w:p>
-      <w:pPr>
-        <w:spacing w:after="160" w:line="240" w:lineRule="auto"/>
-      </w:pPr>
     </w:p>
     <w:p>
       <w:r>
@@ -949,21 +704,10 @@
           <w:sz w:val="20"/>
           <w:szCs w:val="20"/>
         </w:rPr>
-        <w:t xml:space="preserve">Empat prasyarat itu: </w:t>
+        <w:t xml:space="preserve">Buku ini disusun dalam tiga bagian yang bisa dibaca berurutan maupun dipakai terpisah. Bagian pertama membahas anatomi dua mode kerja dan biaya tersembunyi shallow work. Bagian kedua membahas cara mengubah kebiasaan, yaitu blok, aturan, dan lingkungan kerja. Bagian ketiga membahas sistem kerja, audit mingguan, serta penanganan hari buruk. Setiap bagian ditutup dengan rangkuman dan latihan singkat, karena ide tentang fokus hanya mengubah perilaku apabila pembaca menjalankannya, bukan sekadar menyetujui argumennya.</w:t>
       </w:r>
-      <w:r>
-        <w:rPr>
-          <w:rFonts w:ascii="Work Sans" w:cs="Work Sans" w:eastAsia="Work Sans" w:hAnsi="Work Sans"/>
-          <w:b/>
-          <w:bCs/>
-          <w:i w:val="false"/>
-          <w:iCs w:val="false"/>
-          <w:color w:val="1A2233"/>
-          <w:sz w:val="20"/>
-          <w:szCs w:val="20"/>
-        </w:rPr>
-        <w:t xml:space="preserve">tujuan yang jelas</w:t>
-      </w:r>
+    </w:p>
+    <w:p>
       <w:r>
         <w:rPr>
           <w:rFonts w:ascii="Work Sans" w:cs="Work Sans" w:eastAsia="Work Sans" w:hAnsi="Work Sans"/>
@@ -975,85 +719,7 @@
           <w:sz w:val="20"/>
           <w:szCs w:val="20"/>
         </w:rPr>
-        <w:t xml:space="preserve">, </w:t>
-      </w:r>
-      <w:r>
-        <w:rPr>
-          <w:rFonts w:ascii="Work Sans" w:cs="Work Sans" w:eastAsia="Work Sans" w:hAnsi="Work Sans"/>
-          <w:b/>
-          <w:bCs/>
-          <w:i w:val="false"/>
-          <w:iCs w:val="false"/>
-          <w:color w:val="1A2233"/>
-          <w:sz w:val="20"/>
-          <w:szCs w:val="20"/>
-        </w:rPr>
-        <w:t xml:space="preserve">blok waktu</w:t>
-      </w:r>
-      <w:r>
-        <w:rPr>
-          <w:rFonts w:ascii="Work Sans" w:cs="Work Sans" w:eastAsia="Work Sans" w:hAnsi="Work Sans"/>
-          <w:b w:val="false"/>
-          <w:bCs w:val="false"/>
-          <w:i w:val="false"/>
-          <w:iCs w:val="false"/>
-          <w:color w:val="1A2233"/>
-          <w:sz w:val="20"/>
-          <w:szCs w:val="20"/>
-        </w:rPr>
-        <w:t xml:space="preserve">, </w:t>
-      </w:r>
-      <w:r>
-        <w:rPr>
-          <w:rFonts w:ascii="Work Sans" w:cs="Work Sans" w:eastAsia="Work Sans" w:hAnsi="Work Sans"/>
-          <w:b/>
-          <w:bCs/>
-          <w:i w:val="false"/>
-          <w:iCs w:val="false"/>
-          <w:color w:val="1A2233"/>
-          <w:sz w:val="20"/>
-          <w:szCs w:val="20"/>
-        </w:rPr>
-        <w:t xml:space="preserve">target akhir yang bisa diperiksa</w:t>
-      </w:r>
-      <w:r>
-        <w:rPr>
-          <w:rFonts w:ascii="Work Sans" w:cs="Work Sans" w:eastAsia="Work Sans" w:hAnsi="Work Sans"/>
-          <w:b w:val="false"/>
-          <w:bCs w:val="false"/>
-          <w:i w:val="false"/>
-          <w:iCs w:val="false"/>
-          <w:color w:val="1A2233"/>
-          <w:sz w:val="20"/>
-          <w:szCs w:val="20"/>
-        </w:rPr>
-        <w:t xml:space="preserve">, dan </w:t>
-      </w:r>
-      <w:r>
-        <w:rPr>
-          <w:rFonts w:ascii="Work Sans" w:cs="Work Sans" w:eastAsia="Work Sans" w:hAnsi="Work Sans"/>
-          <w:b/>
-          <w:bCs/>
-          <w:i w:val="false"/>
-          <w:iCs w:val="false"/>
-          <w:color w:val="1A2233"/>
-          <w:sz w:val="20"/>
-          <w:szCs w:val="20"/>
-        </w:rPr>
-        <w:t xml:space="preserve">gangguan yang ditolak</w:t>
-      </w:r>
-      <w:r>
-        <w:rPr>
-          <w:rFonts w:ascii="Work Sans" w:cs="Work Sans" w:eastAsia="Work Sans" w:hAnsi="Work Sans"/>
-          <w:b w:val="false"/>
-          <w:bCs w:val="false"/>
-          <w:i w:val="false"/>
-          <w:iCs w:val="false"/>
-          <w:color w:val="1A2233"/>
-          <w:sz w:val="20"/>
-          <w:szCs w:val="20"/>
-        </w:rPr>
-        <w:t xml:space="preserve">. Hilang satu saja, perhatian turun ke shallow work meski durasi kerja terlihat sama panjangnya.</w:t>
+        <w:t xml:space="preserve">Kalau kamu sedang terburu-buru, baca bagian pertama bagian kedua lalu langsung ke bagian kedua bagian pertama. Itu jalur terpendek menuju perubahan yang nyata. Kutipan, definisi, dan catatan tentang batasan pendekatan bisa ditemukan di lampiran bagian akhir.</w:t>
       </w:r>
     </w:p>
     <w:tbl>
@@ -1081,11 +747,11 @@
             <w:tcW w:type="dxa" w:w="9866"/>
             <w:tcBorders>
               <w:top w:val="none" w:color="FFFFFF" w:sz="0"/>
-              <w:left w:val="single" w:color="A63A24" w:sz="36"/>
+              <w:left w:val="none" w:color="FFFFFF" w:sz="0"/>
               <w:bottom w:val="none" w:color="FFFFFF" w:sz="0"/>
               <w:right w:val="none" w:color="FFFFFF" w:sz="0"/>
             </w:tcBorders>
-            <w:shd w:fill="FDEDE8" w:color="auto" w:val="clear"/>
+            <w:shd w:fill="1B2F4E" w:color="auto" w:val="clear"/>
             <w:tcMar>
               <w:top w:type="dxa" w:w="140"/>
               <w:left w:type="dxa" w:w="220"/>
@@ -1105,1155 +771,6 @@
                 <w:bCs/>
                 <w:i w:val="false"/>
                 <w:iCs w:val="false"/>
-                <w:color w:val="A63A24"/>
-                <w:spacing w:val="24"/>
-                <w:sz w:val="14"/>
-                <w:szCs w:val="14"/>
-              </w:rPr>
-              <w:t xml:space="preserve">ANALOGI</w:t>
-            </w:r>
-          </w:p>
-          <w:p>
-            <w:pPr>
-              <w:keepNext/>
-              <w:spacing w:after="80"/>
-            </w:pPr>
-            <w:r>
-              <w:rPr>
-                <w:rFonts w:ascii="Outfit" w:cs="Outfit" w:eastAsia="Outfit" w:hAnsi="Outfit"/>
-                <w:b/>
-                <w:bCs/>
-                <w:i w:val="false"/>
-                <w:iCs w:val="false"/>
-                <w:color w:val="1A2233"/>
-                <w:sz w:val="21"/>
-                <w:szCs w:val="21"/>
-              </w:rPr>
-              <w:t xml:space="preserve">Bekerja berkedalaman bukan seperti berlarat cepat</w:t>
-            </w:r>
-          </w:p>
-          <w:p>
-            <w:pPr>
-              <w:spacing w:after="90" w:line="264" w:lineRule="auto"/>
-            </w:pPr>
-            <w:r>
-              <w:rPr>
-                <w:rFonts w:ascii="Work Sans" w:cs="Work Sans" w:eastAsia="Work Sans" w:hAnsi="Work Sans"/>
-                <w:b w:val="false"/>
-                <w:bCs w:val="false"/>
-                <w:i w:val="false"/>
-                <w:iCs w:val="false"/>
-                <w:color w:val="1A2233"/>
-                <w:sz w:val="19"/>
-                <w:szCs w:val="19"/>
-              </w:rPr>
-              <w:t xml:space="preserve">Ia lebih dekat ke memanjat. Kamu butuh tiga titik tumpu, dan begitu satu dilepas, kamu bukan berhenti — kamu turun.</w:t>
-            </w:r>
-          </w:p>
-        </w:tc>
-      </w:tr>
-    </w:tbl>
-    <w:p>
-      <w:pPr>
-        <w:spacing w:after="140" w:line="240" w:lineRule="auto"/>
-      </w:pPr>
-    </w:p>
-    <w:p>
-      <w:pPr>
-        <w:pStyle w:val="Heading2"/>
-      </w:pPr>
-      <w:r>
-        <w:rPr>
-          <w:rFonts w:ascii="Outfit" w:cs="Outfit" w:eastAsia="Outfit" w:hAnsi="Outfit"/>
-          <w:b/>
-          <w:bCs/>
-          <w:color w:val="1A2233"/>
-          <w:sz w:val="21"/>
-          <w:szCs w:val="21"/>
-          <w:shd w:fill="F26B4F" w:color="auto" w:val="clear"/>
-        </w:rPr>
-        <w:t xml:space="preserve"> 3 </w:t>
-      </w:r>
-      <w:r>
-        <w:rPr>
-          <w:rFonts w:ascii="Outfit" w:cs="Outfit" w:eastAsia="Outfit" w:hAnsi="Outfit"/>
-          <w:b/>
-          <w:bCs/>
-          <w:i w:val="false"/>
-          <w:iCs w:val="false"/>
-          <w:color w:val="1B2F4E"/>
-          <w:sz w:val="28"/>
-          <w:szCs w:val="28"/>
-        </w:rPr>
-        <w:t xml:space="preserve">  Dua Sinyal yang Bisa Kamu Periksa Sendiri</w:t>
-      </w:r>
-    </w:p>
-    <w:p>
-      <w:r>
-        <w:rPr>
-          <w:rFonts w:ascii="Work Sans" w:cs="Work Sans" w:eastAsia="Work Sans" w:hAnsi="Work Sans"/>
-          <w:b w:val="false"/>
-          <w:bCs w:val="false"/>
-          <w:i w:val="false"/>
-          <w:iCs w:val="false"/>
-          <w:color w:val="1A2233"/>
-          <w:sz w:val="20"/>
-          <w:szCs w:val="20"/>
-        </w:rPr>
-        <w:t xml:space="preserve">Cukup dua pertanyaan ini, dan kamu bisa menebak sendiri ke mana waktumu habis minggu ini.</w:t>
-      </w:r>
-    </w:p>
-    <w:tbl>
-      <w:tblPr>
-        <w:tblW w:type="dxa" w:w="9866"/>
-        <w:tblBorders>
-          <w:top w:val="single" w:color="auto" w:sz="4"/>
-          <w:left w:val="single" w:color="auto" w:sz="4"/>
-          <w:bottom w:val="single" w:color="auto" w:sz="4"/>
-          <w:right w:val="single" w:color="auto" w:sz="4"/>
-          <w:insideH w:val="single" w:color="auto" w:sz="4"/>
-          <w:insideV w:val="single" w:color="auto" w:sz="4"/>
-        </w:tblBorders>
-        <w:tblLayout w:type="fixed"/>
-      </w:tblPr>
-      <w:tblGrid>
-        <w:gridCol w:w="789"/>
-        <w:gridCol w:w="4538"/>
-        <w:gridCol w:w="4539"/>
-      </w:tblGrid>
-      <w:tr>
-        <w:trPr>
-          <w:cantSplit/>
-          <w:tblHeader/>
-        </w:trPr>
-        <w:tc>
-          <w:tcPr>
-            <w:tcW w:type="dxa" w:w="789"/>
-            <w:tcBorders>
-              <w:top w:val="single" w:color="D8DEE8" w:sz="4"/>
-              <w:left w:val="single" w:color="D8DEE8" w:sz="4"/>
-              <w:bottom w:val="single" w:color="D8DEE8" w:sz="4"/>
-              <w:right w:val="single" w:color="D8DEE8" w:sz="4"/>
-            </w:tcBorders>
-            <w:shd w:fill="1B2F4E" w:color="auto" w:val="clear"/>
-            <w:tcMar>
-              <w:top w:type="dxa" w:w="70"/>
-              <w:left w:type="dxa" w:w="110"/>
-              <w:bottom w:type="dxa" w:w="70"/>
-              <w:right w:type="dxa" w:w="110"/>
-            </w:tcMar>
-            <w:vAlign w:val="bottom"/>
-          </w:tcPr>
-          <w:p>
-            <w:pPr>
-              <w:spacing w:after="0" w:line="252" w:lineRule="auto"/>
-            </w:pPr>
-            <w:r>
-              <w:rPr>
-                <w:rFonts w:ascii="Outfit" w:cs="Outfit" w:eastAsia="Outfit" w:hAnsi="Outfit"/>
-                <w:b/>
-                <w:bCs/>
-                <w:i w:val="false"/>
-                <w:iCs w:val="false"/>
-                <w:color w:val="FFFFFF"/>
-                <w:sz w:val="17"/>
-                <w:szCs w:val="17"/>
-              </w:rPr>
-              <w:t xml:space="preserve"/>
-            </w:r>
-          </w:p>
-        </w:tc>
-        <w:tc>
-          <w:tcPr>
-            <w:tcW w:type="dxa" w:w="4538"/>
-            <w:tcBorders>
-              <w:top w:val="single" w:color="D8DEE8" w:sz="4"/>
-              <w:left w:val="single" w:color="D8DEE8" w:sz="4"/>
-              <w:bottom w:val="single" w:color="D8DEE8" w:sz="4"/>
-              <w:right w:val="single" w:color="D8DEE8" w:sz="4"/>
-            </w:tcBorders>
-            <w:shd w:fill="1B2F4E" w:color="auto" w:val="clear"/>
-            <w:tcMar>
-              <w:top w:type="dxa" w:w="70"/>
-              <w:left w:type="dxa" w:w="110"/>
-              <w:bottom w:type="dxa" w:w="70"/>
-              <w:right w:type="dxa" w:w="110"/>
-            </w:tcMar>
-            <w:vAlign w:val="bottom"/>
-          </w:tcPr>
-          <w:p>
-            <w:pPr>
-              <w:spacing w:after="0" w:line="252" w:lineRule="auto"/>
-            </w:pPr>
-            <w:r>
-              <w:rPr>
-                <w:rFonts w:ascii="Outfit" w:cs="Outfit" w:eastAsia="Outfit" w:hAnsi="Outfit"/>
-                <w:b/>
-                <w:bCs/>
-                <w:i w:val="false"/>
-                <w:iCs w:val="false"/>
-                <w:color w:val="FFFFFF"/>
-                <w:sz w:val="17"/>
-                <w:szCs w:val="17"/>
-              </w:rPr>
-              <w:t xml:space="preserve"/>
-            </w:r>
-            <w:r>
-              <w:rPr>
-                <w:rFonts w:ascii="Outfit" w:cs="Outfit" w:eastAsia="Outfit" w:hAnsi="Outfit"/>
-                <w:b/>
-                <w:bCs/>
-                <w:i w:val="false"/>
-                <w:iCs w:val="false"/>
-                <w:color w:val="FFFFFF"/>
-                <w:sz w:val="17"/>
-                <w:szCs w:val="17"/>
-              </w:rPr>
-              <w:t xml:space="preserve">Pertanyaan</w:t>
-            </w:r>
-          </w:p>
-        </w:tc>
-        <w:tc>
-          <w:tcPr>
-            <w:tcW w:type="dxa" w:w="4539"/>
-            <w:tcBorders>
-              <w:top w:val="single" w:color="D8DEE8" w:sz="4"/>
-              <w:left w:val="single" w:color="D8DEE8" w:sz="4"/>
-              <w:bottom w:val="single" w:color="D8DEE8" w:sz="4"/>
-              <w:right w:val="single" w:color="D8DEE8" w:sz="4"/>
-            </w:tcBorders>
-            <w:shd w:fill="1B2F4E" w:color="auto" w:val="clear"/>
-            <w:tcMar>
-              <w:top w:type="dxa" w:w="70"/>
-              <w:left w:type="dxa" w:w="110"/>
-              <w:bottom w:type="dxa" w:w="70"/>
-              <w:right w:type="dxa" w:w="110"/>
-            </w:tcMar>
-            <w:vAlign w:val="bottom"/>
-          </w:tcPr>
-          <w:p>
-            <w:pPr>
-              <w:spacing w:after="0" w:line="252" w:lineRule="auto"/>
-            </w:pPr>
-            <w:r>
-              <w:rPr>
-                <w:rFonts w:ascii="Outfit" w:cs="Outfit" w:eastAsia="Outfit" w:hAnsi="Outfit"/>
-                <w:b/>
-                <w:bCs/>
-                <w:i w:val="false"/>
-                <w:iCs w:val="false"/>
-                <w:color w:val="FFFFFF"/>
-                <w:sz w:val="17"/>
-                <w:szCs w:val="17"/>
-              </w:rPr>
-              <w:t xml:space="preserve"/>
-            </w:r>
-            <w:r>
-              <w:rPr>
-                <w:rFonts w:ascii="Outfit" w:cs="Outfit" w:eastAsia="Outfit" w:hAnsi="Outfit"/>
-                <w:b/>
-                <w:bCs/>
-                <w:i w:val="false"/>
-                <w:iCs w:val="false"/>
-                <w:color w:val="FFFFFF"/>
-                <w:sz w:val="17"/>
-                <w:szCs w:val="17"/>
-              </w:rPr>
-              <w:t xml:space="preserve">Tanda shallow</w:t>
-            </w:r>
-          </w:p>
-        </w:tc>
-      </w:tr>
-      <w:tr>
-        <w:trPr>
-          <w:cantSplit/>
-        </w:trPr>
-        <w:tc>
-          <w:tcPr>
-            <w:tcW w:type="dxa" w:w="789"/>
-            <w:tcBorders>
-              <w:top w:val="single" w:color="D8DEE8" w:sz="4"/>
-              <w:left w:val="single" w:color="D8DEE8" w:sz="4"/>
-              <w:bottom w:val="single" w:color="D8DEE8" w:sz="4"/>
-              <w:right w:val="single" w:color="D8DEE8" w:sz="4"/>
-            </w:tcBorders>
-            <w:shd w:fill="FFFFFF" w:color="auto" w:val="clear"/>
-            <w:tcMar>
-              <w:top w:type="dxa" w:w="70"/>
-              <w:left w:type="dxa" w:w="110"/>
-              <w:bottom w:type="dxa" w:w="70"/>
-              <w:right w:type="dxa" w:w="110"/>
-            </w:tcMar>
-          </w:tcPr>
-          <w:p>
-            <w:pPr>
-              <w:spacing w:after="0" w:line="252" w:lineRule="auto"/>
-              <w:jc w:val="center"/>
-            </w:pPr>
-            <w:r>
-              <w:rPr>
-                <w:rFonts w:ascii="Outfit" w:cs="Outfit" w:eastAsia="Outfit" w:hAnsi="Outfit"/>
-                <w:b/>
-                <w:bCs/>
-                <w:i w:val="false"/>
-                <w:iCs w:val="false"/>
-                <w:color w:val="A63A24"/>
-                <w:sz w:val="18"/>
-                <w:szCs w:val="18"/>
-              </w:rPr>
-              <w:t xml:space="preserve">1</w:t>
-            </w:r>
-          </w:p>
-        </w:tc>
-        <w:tc>
-          <w:tcPr>
-            <w:tcW w:type="dxa" w:w="4538"/>
-            <w:tcBorders>
-              <w:top w:val="single" w:color="D8DEE8" w:sz="4"/>
-              <w:left w:val="single" w:color="D8DEE8" w:sz="4"/>
-              <w:bottom w:val="single" w:color="D8DEE8" w:sz="4"/>
-              <w:right w:val="single" w:color="D8DEE8" w:sz="4"/>
-            </w:tcBorders>
-            <w:shd w:fill="FFFFFF" w:color="auto" w:val="clear"/>
-            <w:tcMar>
-              <w:top w:type="dxa" w:w="70"/>
-              <w:left w:type="dxa" w:w="110"/>
-              <w:bottom w:type="dxa" w:w="70"/>
-              <w:right w:type="dxa" w:w="110"/>
-            </w:tcMar>
-          </w:tcPr>
-          <w:p>
-            <w:pPr>
-              <w:spacing w:after="0" w:line="252" w:lineRule="auto"/>
-              <w:jc w:val="left"/>
-            </w:pPr>
-            <w:r>
-              <w:rPr>
-                <w:rFonts w:ascii="Work Sans" w:cs="Work Sans" w:eastAsia="Work Sans" w:hAnsi="Work Sans"/>
-                <w:b w:val="false"/>
-                <w:bCs w:val="false"/>
-                <w:i w:val="false"/>
-                <w:iCs w:val="false"/>
-                <w:color w:val="1A2233"/>
-                <w:sz w:val="17"/>
-                <w:szCs w:val="17"/>
-              </w:rPr>
-              <w:t xml:space="preserve">Kalau saya hilang dari proyek ini seminggu, apa yang macet?</w:t>
-            </w:r>
-          </w:p>
-        </w:tc>
-        <w:tc>
-          <w:tcPr>
-            <w:tcW w:type="dxa" w:w="4539"/>
-            <w:tcBorders>
-              <w:top w:val="single" w:color="D8DEE8" w:sz="4"/>
-              <w:left w:val="single" w:color="D8DEE8" w:sz="4"/>
-              <w:bottom w:val="single" w:color="D8DEE8" w:sz="4"/>
-              <w:right w:val="single" w:color="D8DEE8" w:sz="4"/>
-            </w:tcBorders>
-            <w:shd w:fill="FFFFFF" w:color="auto" w:val="clear"/>
-            <w:tcMar>
-              <w:top w:type="dxa" w:w="70"/>
-              <w:left w:type="dxa" w:w="110"/>
-              <w:bottom w:type="dxa" w:w="70"/>
-              <w:right w:type="dxa" w:w="110"/>
-            </w:tcMar>
-          </w:tcPr>
-          <w:p>
-            <w:pPr>
-              <w:spacing w:after="0" w:line="252" w:lineRule="auto"/>
-              <w:jc w:val="center"/>
-            </w:pPr>
-            <w:r>
-              <w:rPr>
-                <w:rFonts w:ascii="Work Sans" w:cs="Work Sans" w:eastAsia="Work Sans" w:hAnsi="Work Sans"/>
-                <w:b w:val="false"/>
-                <w:bCs w:val="false"/>
-                <w:i w:val="false"/>
-                <w:iCs w:val="false"/>
-                <w:color w:val="1A2233"/>
-                <w:sz w:val="17"/>
-                <w:szCs w:val="17"/>
-              </w:rPr>
-              <w:t xml:space="preserve">Tidak ada yang macet</w:t>
-            </w:r>
-          </w:p>
-        </w:tc>
-      </w:tr>
-      <w:tr>
-        <w:trPr>
-          <w:cantSplit/>
-        </w:trPr>
-        <w:tc>
-          <w:tcPr>
-            <w:tcW w:type="dxa" w:w="789"/>
-            <w:tcBorders>
-              <w:top w:val="single" w:color="D8DEE8" w:sz="4"/>
-              <w:left w:val="single" w:color="D8DEE8" w:sz="4"/>
-              <w:bottom w:val="single" w:color="D8DEE8" w:sz="4"/>
-              <w:right w:val="single" w:color="D8DEE8" w:sz="4"/>
-            </w:tcBorders>
-            <w:shd w:fill="F7F9FC" w:color="auto" w:val="clear"/>
-            <w:tcMar>
-              <w:top w:type="dxa" w:w="70"/>
-              <w:left w:type="dxa" w:w="110"/>
-              <w:bottom w:type="dxa" w:w="70"/>
-              <w:right w:type="dxa" w:w="110"/>
-            </w:tcMar>
-          </w:tcPr>
-          <w:p>
-            <w:pPr>
-              <w:spacing w:after="0" w:line="252" w:lineRule="auto"/>
-              <w:jc w:val="center"/>
-            </w:pPr>
-            <w:r>
-              <w:rPr>
-                <w:rFonts w:ascii="Outfit" w:cs="Outfit" w:eastAsia="Outfit" w:hAnsi="Outfit"/>
-                <w:b/>
-                <w:bCs/>
-                <w:i w:val="false"/>
-                <w:iCs w:val="false"/>
-                <w:color w:val="A63A24"/>
-                <w:sz w:val="18"/>
-                <w:szCs w:val="18"/>
-              </w:rPr>
-              <w:t xml:space="preserve">2</w:t>
-            </w:r>
-          </w:p>
-        </w:tc>
-        <w:tc>
-          <w:tcPr>
-            <w:tcW w:type="dxa" w:w="4538"/>
-            <w:tcBorders>
-              <w:top w:val="single" w:color="D8DEE8" w:sz="4"/>
-              <w:left w:val="single" w:color="D8DEE8" w:sz="4"/>
-              <w:bottom w:val="single" w:color="D8DEE8" w:sz="4"/>
-              <w:right w:val="single" w:color="D8DEE8" w:sz="4"/>
-            </w:tcBorders>
-            <w:shd w:fill="F7F9FC" w:color="auto" w:val="clear"/>
-            <w:tcMar>
-              <w:top w:type="dxa" w:w="70"/>
-              <w:left w:type="dxa" w:w="110"/>
-              <w:bottom w:type="dxa" w:w="70"/>
-              <w:right w:type="dxa" w:w="110"/>
-            </w:tcMar>
-          </w:tcPr>
-          <w:p>
-            <w:pPr>
-              <w:spacing w:after="0" w:line="252" w:lineRule="auto"/>
-              <w:jc w:val="left"/>
-            </w:pPr>
-            <w:r>
-              <w:rPr>
-                <w:rFonts w:ascii="Work Sans" w:cs="Work Sans" w:eastAsia="Work Sans" w:hAnsi="Work Sans"/>
-                <w:b w:val="false"/>
-                <w:bCs w:val="false"/>
-                <w:i w:val="false"/>
-                <w:iCs w:val="false"/>
-                <w:color w:val="1A2233"/>
-                <w:sz w:val="17"/>
-                <w:szCs w:val="17"/>
-              </w:rPr>
-              <w:t xml:space="preserve">Berapa persen pekerjaan saya yang butuh lebih dari satu konteks?</w:t>
-            </w:r>
-          </w:p>
-        </w:tc>
-        <w:tc>
-          <w:tcPr>
-            <w:tcW w:type="dxa" w:w="4539"/>
-            <w:tcBorders>
-              <w:top w:val="single" w:color="D8DEE8" w:sz="4"/>
-              <w:left w:val="single" w:color="D8DEE8" w:sz="4"/>
-              <w:bottom w:val="single" w:color="D8DEE8" w:sz="4"/>
-              <w:right w:val="single" w:color="D8DEE8" w:sz="4"/>
-            </w:tcBorders>
-            <w:shd w:fill="F7F9FC" w:color="auto" w:val="clear"/>
-            <w:tcMar>
-              <w:top w:type="dxa" w:w="70"/>
-              <w:left w:type="dxa" w:w="110"/>
-              <w:bottom w:type="dxa" w:w="70"/>
-              <w:right w:type="dxa" w:w="110"/>
-            </w:tcMar>
-          </w:tcPr>
-          <w:p>
-            <w:pPr>
-              <w:spacing w:after="0" w:line="252" w:lineRule="auto"/>
-              <w:jc w:val="center"/>
-            </w:pPr>
-            <w:r>
-              <w:rPr>
-                <w:rFonts w:ascii="Work Sans" w:cs="Work Sans" w:eastAsia="Work Sans" w:hAnsi="Work Sans"/>
-                <w:b w:val="false"/>
-                <w:bCs w:val="false"/>
-                <w:i w:val="false"/>
-                <w:iCs w:val="false"/>
-                <w:color w:val="1A2233"/>
-                <w:sz w:val="17"/>
-                <w:szCs w:val="17"/>
-              </w:rPr>
-              <w:t xml:space="preserve">Di bawah 20%</w:t>
-            </w:r>
-          </w:p>
-        </w:tc>
-      </w:tr>
-    </w:tbl>
-    <w:p>
-      <w:pPr>
-        <w:spacing w:after="120" w:line="240" w:lineRule="auto"/>
-      </w:pPr>
-    </w:p>
-    <w:p>
-      <w:r>
-        <w:rPr>
-          <w:rFonts w:ascii="Work Sans" w:cs="Work Sans" w:eastAsia="Work Sans" w:hAnsi="Work Sans"/>
-          <w:b w:val="false"/>
-          <w:bCs w:val="false"/>
-          <w:i w:val="false"/>
-          <w:iCs w:val="false"/>
-          <w:color w:val="1A2233"/>
-          <w:sz w:val="20"/>
-          <w:szCs w:val="20"/>
-        </w:rPr>
-        <w:t xml:space="preserve">Pertanyaan pertama lebih jujur daripada yang kedua. Yang macet bisa diperagakan tanpa kamu; yang butuh konteks sering kita kira penting justru karena terasa sulit.</w:t>
-      </w:r>
-    </w:p>
-    <w:p>
-      <w:pPr>
-        <w:pStyle w:val="Heading2"/>
-      </w:pPr>
-      <w:r>
-        <w:rPr>
-          <w:rFonts w:ascii="Outfit" w:cs="Outfit" w:eastAsia="Outfit" w:hAnsi="Outfit"/>
-          <w:b/>
-          <w:bCs/>
-          <w:color w:val="1A2233"/>
-          <w:sz w:val="21"/>
-          <w:szCs w:val="21"/>
-          <w:shd w:fill="F26B4F" w:color="auto" w:val="clear"/>
-        </w:rPr>
-        <w:t xml:space="preserve"> 4 </w:t>
-      </w:r>
-      <w:r>
-        <w:rPr>
-          <w:rFonts w:ascii="Outfit" w:cs="Outfit" w:eastAsia="Outfit" w:hAnsi="Outfit"/>
-          <w:b/>
-          <w:bCs/>
-          <w:i w:val="false"/>
-          <w:iCs w:val="false"/>
-          <w:color w:val="1B2F4E"/>
-          <w:sz w:val="28"/>
-          <w:szCs w:val="28"/>
-        </w:rPr>
-        <w:t xml:space="preserve">  Peta Perjalanan</w:t>
-      </w:r>
-    </w:p>
-    <w:p>
-      <w:r>
-        <w:rPr>
-          <w:rFonts w:ascii="Work Sans" w:cs="Work Sans" w:eastAsia="Work Sans" w:hAnsi="Work Sans"/>
-          <w:b w:val="false"/>
-          <w:bCs w:val="false"/>
-          <w:i w:val="false"/>
-          <w:iCs w:val="false"/>
-          <w:color w:val="1A2233"/>
-          <w:sz w:val="20"/>
-          <w:szCs w:val="20"/>
-        </w:rPr>
-        <w:t xml:space="preserve">Buku ini disusun dalam tiga bagian yang bisa dibaca berurutan maupun dipakai terpisah.</w:t>
-      </w:r>
-    </w:p>
-    <w:tbl>
-      <w:tblPr>
-        <w:tblW w:type="dxa" w:w="9866"/>
-        <w:tblBorders>
-          <w:top w:val="single" w:color="auto" w:sz="4"/>
-          <w:left w:val="single" w:color="auto" w:sz="4"/>
-          <w:bottom w:val="single" w:color="auto" w:sz="4"/>
-          <w:right w:val="single" w:color="auto" w:sz="4"/>
-          <w:insideH w:val="single" w:color="auto" w:sz="4"/>
-          <w:insideV w:val="single" w:color="auto" w:sz="4"/>
-        </w:tblBorders>
-        <w:tblLayout w:type="fixed"/>
-      </w:tblPr>
-      <w:tblGrid>
-        <w:gridCol w:w="1381"/>
-        <w:gridCol w:w="4341"/>
-        <w:gridCol w:w="4144"/>
-      </w:tblGrid>
-      <w:tr>
-        <w:trPr>
-          <w:cantSplit/>
-          <w:tblHeader/>
-        </w:trPr>
-        <w:tc>
-          <w:tcPr>
-            <w:tcW w:type="dxa" w:w="1381"/>
-            <w:tcBorders>
-              <w:top w:val="single" w:color="D8DEE8" w:sz="4"/>
-              <w:left w:val="single" w:color="D8DEE8" w:sz="4"/>
-              <w:bottom w:val="single" w:color="D8DEE8" w:sz="4"/>
-              <w:right w:val="single" w:color="D8DEE8" w:sz="4"/>
-            </w:tcBorders>
-            <w:shd w:fill="1B2F4E" w:color="auto" w:val="clear"/>
-            <w:tcMar>
-              <w:top w:type="dxa" w:w="70"/>
-              <w:left w:type="dxa" w:w="110"/>
-              <w:bottom w:type="dxa" w:w="70"/>
-              <w:right w:type="dxa" w:w="110"/>
-            </w:tcMar>
-            <w:vAlign w:val="bottom"/>
-          </w:tcPr>
-          <w:p>
-            <w:pPr>
-              <w:spacing w:after="0" w:line="252" w:lineRule="auto"/>
-            </w:pPr>
-            <w:r>
-              <w:rPr>
-                <w:rFonts w:ascii="Outfit" w:cs="Outfit" w:eastAsia="Outfit" w:hAnsi="Outfit"/>
-                <w:b/>
-                <w:bCs/>
-                <w:i w:val="false"/>
-                <w:iCs w:val="false"/>
-                <w:color w:val="FFFFFF"/>
-                <w:sz w:val="17"/>
-                <w:szCs w:val="17"/>
-              </w:rPr>
-              <w:t xml:space="preserve"/>
-            </w:r>
-            <w:r>
-              <w:rPr>
-                <w:rFonts w:ascii="Outfit" w:cs="Outfit" w:eastAsia="Outfit" w:hAnsi="Outfit"/>
-                <w:b/>
-                <w:bCs/>
-                <w:i w:val="false"/>
-                <w:iCs w:val="false"/>
-                <w:color w:val="FFFFFF"/>
-                <w:sz w:val="17"/>
-                <w:szCs w:val="17"/>
-              </w:rPr>
-              <w:t xml:space="preserve">Bagian</w:t>
-            </w:r>
-          </w:p>
-        </w:tc>
-        <w:tc>
-          <w:tcPr>
-            <w:tcW w:type="dxa" w:w="4341"/>
-            <w:tcBorders>
-              <w:top w:val="single" w:color="D8DEE8" w:sz="4"/>
-              <w:left w:val="single" w:color="D8DEE8" w:sz="4"/>
-              <w:bottom w:val="single" w:color="D8DEE8" w:sz="4"/>
-              <w:right w:val="single" w:color="D8DEE8" w:sz="4"/>
-            </w:tcBorders>
-            <w:shd w:fill="1B2F4E" w:color="auto" w:val="clear"/>
-            <w:tcMar>
-              <w:top w:type="dxa" w:w="70"/>
-              <w:left w:type="dxa" w:w="110"/>
-              <w:bottom w:type="dxa" w:w="70"/>
-              <w:right w:type="dxa" w:w="110"/>
-            </w:tcMar>
-            <w:vAlign w:val="bottom"/>
-          </w:tcPr>
-          <w:p>
-            <w:pPr>
-              <w:spacing w:after="0" w:line="252" w:lineRule="auto"/>
-            </w:pPr>
-            <w:r>
-              <w:rPr>
-                <w:rFonts w:ascii="Outfit" w:cs="Outfit" w:eastAsia="Outfit" w:hAnsi="Outfit"/>
-                <w:b/>
-                <w:bCs/>
-                <w:i w:val="false"/>
-                <w:iCs w:val="false"/>
-                <w:color w:val="FFFFFF"/>
-                <w:sz w:val="17"/>
-                <w:szCs w:val="17"/>
-              </w:rPr>
-              <w:t xml:space="preserve"/>
-            </w:r>
-            <w:r>
-              <w:rPr>
-                <w:rFonts w:ascii="Outfit" w:cs="Outfit" w:eastAsia="Outfit" w:hAnsi="Outfit"/>
-                <w:b/>
-                <w:bCs/>
-                <w:i w:val="false"/>
-                <w:iCs w:val="false"/>
-                <w:color w:val="FFFFFF"/>
-                <w:sz w:val="17"/>
-                <w:szCs w:val="17"/>
-              </w:rPr>
-              <w:t xml:space="preserve">Isi</w:t>
-            </w:r>
-          </w:p>
-        </w:tc>
-        <w:tc>
-          <w:tcPr>
-            <w:tcW w:type="dxa" w:w="4144"/>
-            <w:tcBorders>
-              <w:top w:val="single" w:color="D8DEE8" w:sz="4"/>
-              <w:left w:val="single" w:color="D8DEE8" w:sz="4"/>
-              <w:bottom w:val="single" w:color="D8DEE8" w:sz="4"/>
-              <w:right w:val="single" w:color="D8DEE8" w:sz="4"/>
-            </w:tcBorders>
-            <w:shd w:fill="1B2F4E" w:color="auto" w:val="clear"/>
-            <w:tcMar>
-              <w:top w:type="dxa" w:w="70"/>
-              <w:left w:type="dxa" w:w="110"/>
-              <w:bottom w:type="dxa" w:w="70"/>
-              <w:right w:type="dxa" w:w="110"/>
-            </w:tcMar>
-            <w:vAlign w:val="bottom"/>
-          </w:tcPr>
-          <w:p>
-            <w:pPr>
-              <w:spacing w:after="0" w:line="252" w:lineRule="auto"/>
-            </w:pPr>
-            <w:r>
-              <w:rPr>
-                <w:rFonts w:ascii="Outfit" w:cs="Outfit" w:eastAsia="Outfit" w:hAnsi="Outfit"/>
-                <w:b/>
-                <w:bCs/>
-                <w:i w:val="false"/>
-                <w:iCs w:val="false"/>
-                <w:color w:val="FFFFFF"/>
-                <w:sz w:val="17"/>
-                <w:szCs w:val="17"/>
-              </w:rPr>
-              <w:t xml:space="preserve"/>
-            </w:r>
-            <w:r>
-              <w:rPr>
-                <w:rFonts w:ascii="Outfit" w:cs="Outfit" w:eastAsia="Outfit" w:hAnsi="Outfit"/>
-                <w:b/>
-                <w:bCs/>
-                <w:i w:val="false"/>
-                <w:iCs w:val="false"/>
-                <w:color w:val="FFFFFF"/>
-                <w:sz w:val="17"/>
-                <w:szCs w:val="17"/>
-              </w:rPr>
-              <w:t xml:space="preserve">Untuk siapa</w:t>
-            </w:r>
-          </w:p>
-        </w:tc>
-      </w:tr>
-      <w:tr>
-        <w:trPr>
-          <w:cantSplit/>
-        </w:trPr>
-        <w:tc>
-          <w:tcPr>
-            <w:tcW w:type="dxa" w:w="1381"/>
-            <w:tcBorders>
-              <w:top w:val="single" w:color="D8DEE8" w:sz="4"/>
-              <w:left w:val="single" w:color="D8DEE8" w:sz="4"/>
-              <w:bottom w:val="single" w:color="D8DEE8" w:sz="4"/>
-              <w:right w:val="single" w:color="D8DEE8" w:sz="4"/>
-            </w:tcBorders>
-            <w:shd w:fill="FFFFFF" w:color="auto" w:val="clear"/>
-            <w:tcMar>
-              <w:top w:type="dxa" w:w="70"/>
-              <w:left w:type="dxa" w:w="110"/>
-              <w:bottom w:type="dxa" w:w="70"/>
-              <w:right w:type="dxa" w:w="110"/>
-            </w:tcMar>
-          </w:tcPr>
-          <w:p>
-            <w:pPr>
-              <w:spacing w:after="0" w:line="252" w:lineRule="auto"/>
-              <w:jc w:val="left"/>
-            </w:pPr>
-            <w:r>
-              <w:rPr>
-                <w:rFonts w:ascii="Work Sans" w:cs="Work Sans" w:eastAsia="Work Sans" w:hAnsi="Work Sans"/>
-                <w:b w:val="false"/>
-                <w:bCs w:val="false"/>
-                <w:i w:val="false"/>
-                <w:iCs w:val="false"/>
-                <w:color w:val="1A2233"/>
-                <w:sz w:val="17"/>
-                <w:szCs w:val="17"/>
-              </w:rPr>
-              <w:t xml:space="preserve">Bagian I</w:t>
-            </w:r>
-          </w:p>
-        </w:tc>
-        <w:tc>
-          <w:tcPr>
-            <w:tcW w:type="dxa" w:w="4341"/>
-            <w:tcBorders>
-              <w:top w:val="single" w:color="D8DEE8" w:sz="4"/>
-              <w:left w:val="single" w:color="D8DEE8" w:sz="4"/>
-              <w:bottom w:val="single" w:color="D8DEE8" w:sz="4"/>
-              <w:right w:val="single" w:color="D8DEE8" w:sz="4"/>
-            </w:tcBorders>
-            <w:shd w:fill="FFFFFF" w:color="auto" w:val="clear"/>
-            <w:tcMar>
-              <w:top w:type="dxa" w:w="70"/>
-              <w:left w:type="dxa" w:w="110"/>
-              <w:bottom w:type="dxa" w:w="70"/>
-              <w:right w:type="dxa" w:w="110"/>
-            </w:tcMar>
-          </w:tcPr>
-          <w:p>
-            <w:pPr>
-              <w:spacing w:after="0" w:line="252" w:lineRule="auto"/>
-              <w:jc w:val="left"/>
-            </w:pPr>
-            <w:r>
-              <w:rPr>
-                <w:rFonts w:ascii="Work Sans" w:cs="Work Sans" w:eastAsia="Work Sans" w:hAnsi="Work Sans"/>
-                <w:b w:val="false"/>
-                <w:bCs w:val="false"/>
-                <w:i w:val="false"/>
-                <w:iCs w:val="false"/>
-                <w:color w:val="1A2233"/>
-                <w:sz w:val="17"/>
-                <w:szCs w:val="17"/>
-              </w:rPr>
-              <w:t xml:space="preserve">Anatomi dua mode kerja, serta biayanya yang tersembunyi</w:t>
-            </w:r>
-          </w:p>
-        </w:tc>
-        <w:tc>
-          <w:tcPr>
-            <w:tcW w:type="dxa" w:w="4144"/>
-            <w:tcBorders>
-              <w:top w:val="single" w:color="D8DEE8" w:sz="4"/>
-              <w:left w:val="single" w:color="D8DEE8" w:sz="4"/>
-              <w:bottom w:val="single" w:color="D8DEE8" w:sz="4"/>
-              <w:right w:val="single" w:color="D8DEE8" w:sz="4"/>
-            </w:tcBorders>
-            <w:shd w:fill="FFFFFF" w:color="auto" w:val="clear"/>
-            <w:tcMar>
-              <w:top w:type="dxa" w:w="70"/>
-              <w:left w:type="dxa" w:w="110"/>
-              <w:bottom w:type="dxa" w:w="70"/>
-              <w:right w:type="dxa" w:w="110"/>
-            </w:tcMar>
-          </w:tcPr>
-          <w:p>
-            <w:pPr>
-              <w:spacing w:after="0" w:line="252" w:lineRule="auto"/>
-              <w:jc w:val="left"/>
-            </w:pPr>
-            <w:r>
-              <w:rPr>
-                <w:rFonts w:ascii="Work Sans" w:cs="Work Sans" w:eastAsia="Work Sans" w:hAnsi="Work Sans"/>
-                <w:b w:val="false"/>
-                <w:bCs w:val="false"/>
-                <w:i w:val="false"/>
-                <w:iCs w:val="false"/>
-                <w:color w:val="1A2233"/>
-                <w:sz w:val="17"/>
-                <w:szCs w:val="17"/>
-              </w:rPr>
-              <w:t xml:space="preserve">Semua orang</w:t>
-            </w:r>
-          </w:p>
-        </w:tc>
-      </w:tr>
-      <w:tr>
-        <w:trPr>
-          <w:cantSplit/>
-        </w:trPr>
-        <w:tc>
-          <w:tcPr>
-            <w:tcW w:type="dxa" w:w="1381"/>
-            <w:tcBorders>
-              <w:top w:val="single" w:color="D8DEE8" w:sz="4"/>
-              <w:left w:val="single" w:color="D8DEE8" w:sz="4"/>
-              <w:bottom w:val="single" w:color="D8DEE8" w:sz="4"/>
-              <w:right w:val="single" w:color="D8DEE8" w:sz="4"/>
-            </w:tcBorders>
-            <w:shd w:fill="F7F9FC" w:color="auto" w:val="clear"/>
-            <w:tcMar>
-              <w:top w:type="dxa" w:w="70"/>
-              <w:left w:type="dxa" w:w="110"/>
-              <w:bottom w:type="dxa" w:w="70"/>
-              <w:right w:type="dxa" w:w="110"/>
-            </w:tcMar>
-          </w:tcPr>
-          <w:p>
-            <w:pPr>
-              <w:spacing w:after="0" w:line="252" w:lineRule="auto"/>
-              <w:jc w:val="left"/>
-            </w:pPr>
-            <w:r>
-              <w:rPr>
-                <w:rFonts w:ascii="Work Sans" w:cs="Work Sans" w:eastAsia="Work Sans" w:hAnsi="Work Sans"/>
-                <w:b w:val="false"/>
-                <w:bCs w:val="false"/>
-                <w:i w:val="false"/>
-                <w:iCs w:val="false"/>
-                <w:color w:val="1A2233"/>
-                <w:sz w:val="17"/>
-                <w:szCs w:val="17"/>
-              </w:rPr>
-              <w:t xml:space="preserve">Bagian II</w:t>
-            </w:r>
-          </w:p>
-        </w:tc>
-        <w:tc>
-          <w:tcPr>
-            <w:tcW w:type="dxa" w:w="4341"/>
-            <w:tcBorders>
-              <w:top w:val="single" w:color="D8DEE8" w:sz="4"/>
-              <w:left w:val="single" w:color="D8DEE8" w:sz="4"/>
-              <w:bottom w:val="single" w:color="D8DEE8" w:sz="4"/>
-              <w:right w:val="single" w:color="D8DEE8" w:sz="4"/>
-            </w:tcBorders>
-            <w:shd w:fill="F7F9FC" w:color="auto" w:val="clear"/>
-            <w:tcMar>
-              <w:top w:type="dxa" w:w="70"/>
-              <w:left w:type="dxa" w:w="110"/>
-              <w:bottom w:type="dxa" w:w="70"/>
-              <w:right w:type="dxa" w:w="110"/>
-            </w:tcMar>
-          </w:tcPr>
-          <w:p>
-            <w:pPr>
-              <w:spacing w:after="0" w:line="252" w:lineRule="auto"/>
-              <w:jc w:val="left"/>
-            </w:pPr>
-            <w:r>
-              <w:rPr>
-                <w:rFonts w:ascii="Work Sans" w:cs="Work Sans" w:eastAsia="Work Sans" w:hAnsi="Work Sans"/>
-                <w:b w:val="false"/>
-                <w:bCs w:val="false"/>
-                <w:i w:val="false"/>
-                <w:iCs w:val="false"/>
-                <w:color w:val="1A2233"/>
-                <w:sz w:val="17"/>
-                <w:szCs w:val="17"/>
-              </w:rPr>
-              <w:t xml:space="preserve">Mengubah kebiasaan: blok, aturan, dan lingkungan kerja</w:t>
-            </w:r>
-          </w:p>
-        </w:tc>
-        <w:tc>
-          <w:tcPr>
-            <w:tcW w:type="dxa" w:w="4144"/>
-            <w:tcBorders>
-              <w:top w:val="single" w:color="D8DEE8" w:sz="4"/>
-              <w:left w:val="single" w:color="D8DEE8" w:sz="4"/>
-              <w:bottom w:val="single" w:color="D8DEE8" w:sz="4"/>
-              <w:right w:val="single" w:color="D8DEE8" w:sz="4"/>
-            </w:tcBorders>
-            <w:shd w:fill="F7F9FC" w:color="auto" w:val="clear"/>
-            <w:tcMar>
-              <w:top w:type="dxa" w:w="70"/>
-              <w:left w:type="dxa" w:w="110"/>
-              <w:bottom w:type="dxa" w:w="70"/>
-              <w:right w:type="dxa" w:w="110"/>
-            </w:tcMar>
-          </w:tcPr>
-          <w:p>
-            <w:pPr>
-              <w:spacing w:after="0" w:line="252" w:lineRule="auto"/>
-              <w:jc w:val="left"/>
-            </w:pPr>
-            <w:r>
-              <w:rPr>
-                <w:rFonts w:ascii="Work Sans" w:cs="Work Sans" w:eastAsia="Work Sans" w:hAnsi="Work Sans"/>
-                <w:b w:val="false"/>
-                <w:bCs w:val="false"/>
-                <w:i w:val="false"/>
-                <w:iCs w:val="false"/>
-                <w:color w:val="1A2233"/>
-                <w:sz w:val="17"/>
-                <w:szCs w:val="17"/>
-              </w:rPr>
-              <w:t xml:space="preserve">Yang sudah menyadari masalahnya</w:t>
-            </w:r>
-          </w:p>
-        </w:tc>
-      </w:tr>
-      <w:tr>
-        <w:trPr>
-          <w:cantSplit/>
-        </w:trPr>
-        <w:tc>
-          <w:tcPr>
-            <w:tcW w:type="dxa" w:w="1381"/>
-            <w:tcBorders>
-              <w:top w:val="single" w:color="D8DEE8" w:sz="4"/>
-              <w:left w:val="single" w:color="D8DEE8" w:sz="4"/>
-              <w:bottom w:val="single" w:color="D8DEE8" w:sz="4"/>
-              <w:right w:val="single" w:color="D8DEE8" w:sz="4"/>
-            </w:tcBorders>
-            <w:shd w:fill="FFFFFF" w:color="auto" w:val="clear"/>
-            <w:tcMar>
-              <w:top w:type="dxa" w:w="70"/>
-              <w:left w:type="dxa" w:w="110"/>
-              <w:bottom w:type="dxa" w:w="70"/>
-              <w:right w:type="dxa" w:w="110"/>
-            </w:tcMar>
-          </w:tcPr>
-          <w:p>
-            <w:pPr>
-              <w:spacing w:after="0" w:line="252" w:lineRule="auto"/>
-              <w:jc w:val="left"/>
-            </w:pPr>
-            <w:r>
-              <w:rPr>
-                <w:rFonts w:ascii="Work Sans" w:cs="Work Sans" w:eastAsia="Work Sans" w:hAnsi="Work Sans"/>
-                <w:b w:val="false"/>
-                <w:bCs w:val="false"/>
-                <w:i w:val="false"/>
-                <w:iCs w:val="false"/>
-                <w:color w:val="1A2233"/>
-                <w:sz w:val="17"/>
-                <w:szCs w:val="17"/>
-              </w:rPr>
-              <w:t xml:space="preserve">Bagian III</w:t>
-            </w:r>
-          </w:p>
-        </w:tc>
-        <w:tc>
-          <w:tcPr>
-            <w:tcW w:type="dxa" w:w="4341"/>
-            <w:tcBorders>
-              <w:top w:val="single" w:color="D8DEE8" w:sz="4"/>
-              <w:left w:val="single" w:color="D8DEE8" w:sz="4"/>
-              <w:bottom w:val="single" w:color="D8DEE8" w:sz="4"/>
-              <w:right w:val="single" w:color="D8DEE8" w:sz="4"/>
-            </w:tcBorders>
-            <w:shd w:fill="FFFFFF" w:color="auto" w:val="clear"/>
-            <w:tcMar>
-              <w:top w:type="dxa" w:w="70"/>
-              <w:left w:type="dxa" w:w="110"/>
-              <w:bottom w:type="dxa" w:w="70"/>
-              <w:right w:type="dxa" w:w="110"/>
-            </w:tcMar>
-          </w:tcPr>
-          <w:p>
-            <w:pPr>
-              <w:spacing w:after="0" w:line="252" w:lineRule="auto"/>
-              <w:jc w:val="left"/>
-            </w:pPr>
-            <w:r>
-              <w:rPr>
-                <w:rFonts w:ascii="Work Sans" w:cs="Work Sans" w:eastAsia="Work Sans" w:hAnsi="Work Sans"/>
-                <w:b w:val="false"/>
-                <w:bCs w:val="false"/>
-                <w:i w:val="false"/>
-                <w:iCs w:val="false"/>
-                <w:color w:val="1A2233"/>
-                <w:sz w:val="17"/>
-                <w:szCs w:val="17"/>
-              </w:rPr>
-              <w:t xml:space="preserve">Sistem kerja, audit mingguan, dan penanganan hari buruk</w:t>
-            </w:r>
-          </w:p>
-        </w:tc>
-        <w:tc>
-          <w:tcPr>
-            <w:tcW w:type="dxa" w:w="4144"/>
-            <w:tcBorders>
-              <w:top w:val="single" w:color="D8DEE8" w:sz="4"/>
-              <w:left w:val="single" w:color="D8DEE8" w:sz="4"/>
-              <w:bottom w:val="single" w:color="D8DEE8" w:sz="4"/>
-              <w:right w:val="single" w:color="D8DEE8" w:sz="4"/>
-            </w:tcBorders>
-            <w:shd w:fill="FFFFFF" w:color="auto" w:val="clear"/>
-            <w:tcMar>
-              <w:top w:type="dxa" w:w="70"/>
-              <w:left w:type="dxa" w:w="110"/>
-              <w:bottom w:type="dxa" w:w="70"/>
-              <w:right w:type="dxa" w:w="110"/>
-            </w:tcMar>
-          </w:tcPr>
-          <w:p>
-            <w:pPr>
-              <w:spacing w:after="0" w:line="252" w:lineRule="auto"/>
-              <w:jc w:val="left"/>
-            </w:pPr>
-            <w:r>
-              <w:rPr>
-                <w:rFonts w:ascii="Work Sans" w:cs="Work Sans" w:eastAsia="Work Sans" w:hAnsi="Work Sans"/>
-                <w:b w:val="false"/>
-                <w:bCs w:val="false"/>
-                <w:i w:val="false"/>
-                <w:iCs w:val="false"/>
-                <w:color w:val="1A2233"/>
-                <w:sz w:val="17"/>
-                <w:szCs w:val="17"/>
-              </w:rPr>
-              <w:t xml:space="preserve">Yang butuh pengukuran nyata</w:t>
-            </w:r>
-          </w:p>
-        </w:tc>
-      </w:tr>
-    </w:tbl>
-    <w:p>
-      <w:pPr>
-        <w:spacing w:after="120" w:line="240" w:lineRule="auto"/>
-      </w:pPr>
-    </w:p>
-    <w:p>
-      <w:r>
-        <w:rPr>
-          <w:rFonts w:ascii="Work Sans" w:cs="Work Sans" w:eastAsia="Work Sans" w:hAnsi="Work Sans"/>
-          <w:b w:val="false"/>
-          <w:bCs w:val="false"/>
-          <w:i w:val="false"/>
-          <w:iCs w:val="false"/>
-          <w:color w:val="1A2233"/>
-          <w:sz w:val="20"/>
-          <w:szCs w:val="20"/>
-        </w:rPr>
-        <w:t xml:space="preserve">Setiap bagian ditutup dengan template siap pakai dan latihan singkat — karena ide tentang fokus hanya berubah perilaku, bukan karena kita menyetujui argumennya.</w:t>
-      </w:r>
-    </w:p>
-    <w:tbl>
-      <w:tblPr>
-        <w:tblW w:type="dxa" w:w="9866"/>
-        <w:tblBorders>
-          <w:top w:val="single" w:color="auto" w:sz="4"/>
-          <w:left w:val="single" w:color="auto" w:sz="4"/>
-          <w:bottom w:val="single" w:color="auto" w:sz="4"/>
-          <w:right w:val="single" w:color="auto" w:sz="4"/>
-          <w:insideH w:val="single" w:color="auto" w:sz="4"/>
-          <w:insideV w:val="single" w:color="auto" w:sz="4"/>
-        </w:tblBorders>
-        <w:tblLayout w:type="fixed"/>
-      </w:tblPr>
-      <w:tblGrid>
-        <w:gridCol w:w="9866"/>
-      </w:tblGrid>
-      <w:tr>
-        <w:trPr>
-          <w:cantSplit/>
-        </w:trPr>
-        <w:tc>
-          <w:tcPr>
-            <w:tcW w:type="dxa" w:w="9866"/>
-            <w:tcBorders>
-              <w:top w:val="none" w:color="FFFFFF" w:sz="0"/>
-              <w:left w:val="none" w:color="FFFFFF" w:sz="0"/>
-              <w:bottom w:val="none" w:color="FFFFFF" w:sz="0"/>
-              <w:right w:val="none" w:color="FFFFFF" w:sz="0"/>
-            </w:tcBorders>
-            <w:shd w:fill="1B2F4E" w:color="auto" w:val="clear"/>
-            <w:tcMar>
-              <w:top w:type="dxa" w:w="140"/>
-              <w:left w:type="dxa" w:w="220"/>
-              <w:bottom w:type="dxa" w:w="80"/>
-              <w:right w:type="dxa" w:w="220"/>
-            </w:tcMar>
-          </w:tcPr>
-          <w:p>
-            <w:pPr>
-              <w:keepNext/>
-              <w:spacing w:after="20"/>
-            </w:pPr>
-            <w:r>
-              <w:rPr>
-                <w:rFonts w:ascii="Outfit" w:cs="Outfit" w:eastAsia="Outfit" w:hAnsi="Outfit"/>
-                <w:b/>
-                <w:bCs/>
-                <w:i w:val="false"/>
-                <w:iCs w:val="false"/>
                 <w:color w:val="F26B4F"/>
                 <w:spacing w:val="24"/>
                 <w:sz w:val="14"/>
@@ -2296,33 +813,7 @@
                 <w:sz w:val="19"/>
                 <w:szCs w:val="19"/>
               </w:rPr>
-              <w:t xml:space="preserve">Deep work bukan sifat, bukan bakat, dan bukan keistimewaan orang yang punya meja tenang. Ia adalah </w:t>
-            </w:r>
-            <w:r>
-              <w:rPr>
-                <w:rFonts w:ascii="Work Sans" w:cs="Work Sans" w:eastAsia="Work Sans" w:hAnsi="Work Sans"/>
-                <w:b/>
-                <w:bCs/>
-                <w:i w:val="false"/>
-                <w:iCs w:val="false"/>
-                <w:color w:val="FFFFFF"/>
-                <w:sz w:val="19"/>
-                <w:szCs w:val="19"/>
-              </w:rPr>
-              <w:t xml:space="preserve">hasil dari keputusan berulang</w:t>
-            </w:r>
-            <w:r>
-              <w:rPr>
-                <w:rFonts w:ascii="Work Sans" w:cs="Work Sans" w:eastAsia="Work Sans" w:hAnsi="Work Sans"/>
-                <w:b w:val="false"/>
-                <w:bCs w:val="false"/>
-                <w:i w:val="false"/>
-                <w:iCs w:val="false"/>
-                <w:color w:val="FFFFFF"/>
-                <w:sz w:val="19"/>
-                <w:szCs w:val="19"/>
-              </w:rPr>
-              <w:t xml:space="preserve"> tentang apa yang boleh ditunda dan siapa yang boleh mengganggu.</w:t>
+              <w:t xml:space="preserve">Deep work bukan sifat, bukan bakat, dan bukan keistimewaan orang yang punya meja tenang. Ia adalah hasil dari keputusan berulang tentang apa yang boleh ditunda dan siapa yang boleh mengganggu.</w:t>
             </w:r>
           </w:p>
           <w:p>
@@ -2786,7 +1277,7 @@
               <w:pStyle w:val="ListParagraph"/>
               <w:numPr>
                 <w:ilvl w:val="0"/>
-                <w:numId w:val="3"/>
+                <w:numId w:val="2"/>
               </w:numPr>
               <w:spacing w:after="60" w:line="264" w:lineRule="auto"/>
             </w:pPr>
@@ -2809,7 +1300,7 @@
               <w:pStyle w:val="ListParagraph"/>
               <w:numPr>
                 <w:ilvl w:val="0"/>
-                <w:numId w:val="3"/>
+                <w:numId w:val="2"/>
               </w:numPr>
               <w:spacing w:after="60" w:line="264" w:lineRule="auto"/>
             </w:pPr>
@@ -2824,7 +1315,7 @@
                 <w:sz w:val="19"/>
                 <w:szCs w:val="19"/>
               </w:rPr>
-              <w:t xml:space="preserve">Menghitung biaya tersembunyi dari shallow work</w:t>
+              <w:t xml:space="preserve">Memahami biaya tersembunyi dari shallow work</w:t>
             </w:r>
           </w:p>
           <w:p>
@@ -2832,7 +1323,7 @@
               <w:pStyle w:val="ListParagraph"/>
               <w:numPr>
                 <w:ilvl w:val="0"/>
-                <w:numId w:val="3"/>
+                <w:numId w:val="2"/>
               </w:numPr>
               <w:spacing w:after="60" w:line="264" w:lineRule="auto"/>
             </w:pPr>
@@ -3072,7 +1563,7 @@
           <w:sz w:val="20"/>
           <w:szCs w:val="20"/>
         </w:rPr>
-        <w:t xml:space="preserve">Kesalahan paling umum adalah memperlakukan deep dan shallow work sebagai dua sifat pribadi. Seolah ada orang yang "tipe deep" dan orang yang "tipe shallow". Framework ini tidak membantu, karena menyiratkan kondisi yang tidak bisa diubah — padahal ini soal alokasi waktu.</w:t>
+        <w:t xml:space="preserve">Kesalahan paling umum adalah memperlakukan deep work dan shallow work sebagai dua sifat pribadi. Seolah ada orang yang "tipe deep" dan orang yang "tipe shallow", lalu membandingkan keduanya seperti dua jenis manusia berbeda. Framework seperti itu tidak membantu, karena menyiratkan kondisi yang tidak bisa diubah, padahal kenyataannya ini soal alokasi waktu.</w:t>
       </w:r>
     </w:p>
     <w:p>
@@ -3087,33 +1578,7 @@
           <w:sz w:val="20"/>
           <w:szCs w:val="20"/>
         </w:rPr>
-        <w:t xml:space="preserve">Dua kategori ini lebih tepat dipahami sebagai dua </w:t>
-      </w:r>
-      <w:r>
-        <w:rPr>
-          <w:rFonts w:ascii="Work Sans" w:cs="Work Sans" w:eastAsia="Work Sans" w:hAnsi="Work Sans"/>
-          <w:b/>
-          <w:bCs/>
-          <w:i w:val="false"/>
-          <w:iCs w:val="false"/>
-          <w:color w:val="1A2233"/>
-          <w:sz w:val="20"/>
-          <w:szCs w:val="20"/>
-        </w:rPr>
-        <w:t xml:space="preserve">kategori pekerjaan</w:t>
-      </w:r>
-      <w:r>
-        <w:rPr>
-          <w:rFonts w:ascii="Work Sans" w:cs="Work Sans" w:eastAsia="Work Sans" w:hAnsi="Work Sans"/>
-          <w:b w:val="false"/>
-          <w:bCs w:val="false"/>
-          <w:i w:val="false"/>
-          <w:iCs w:val="false"/>
-          <w:color w:val="1A2233"/>
-          <w:sz w:val="20"/>
-          <w:szCs w:val="20"/>
-        </w:rPr>
-        <w:t xml:space="preserve">, yang bisa berganti dari satu orang ke orang lain dalam satu hari yang sama.</w:t>
+        <w:t xml:space="preserve">Dua kategori ini lebih tepat dipahami sebagai dua jenis pekerjaan, bukan dua jenis manusia. Seseorang yang sepanjang pagi menulis laporan bisa menghabiskan sore penuh mengelola surel administratif tanpa ada yang berubah pada wataknya sebagai orang. Keduanya adalah satu orang dengan dua kegiatan, bukan dua kepribadian yang berbeda.</w:t>
       </w:r>
     </w:p>
     <w:tbl>
@@ -3148,7 +1613,7 @@
               <w:bottom w:val="single" w:color="D8DEE8" w:sz="4"/>
               <w:right w:val="single" w:color="D8DEE8" w:sz="4"/>
             </w:tcBorders>
-            <w:shd w:fill="B83A3A" w:color="auto" w:val="clear"/>
+            <w:shd w:fill="1B2F4E" w:color="auto" w:val="clear"/>
             <w:tcMar>
               <w:top w:type="dxa" w:w="70"/>
               <w:left w:type="dxa" w:w="110"/>
@@ -3172,7 +1637,7 @@
                 <w:sz w:val="17"/>
                 <w:szCs w:val="17"/>
               </w:rPr>
-              <w:t xml:space="preserve">✗ </w:t>
+              <w:t xml:space="preserve"/>
             </w:r>
             <w:r>
               <w:rPr>
@@ -3198,7 +1663,7 @@
               <w:bottom w:val="single" w:color="D8DEE8" w:sz="4"/>
               <w:right w:val="single" w:color="D8DEE8" w:sz="4"/>
             </w:tcBorders>
-            <w:shd w:fill="2C7857" w:color="auto" w:val="clear"/>
+            <w:shd w:fill="1B2F4E" w:color="auto" w:val="clear"/>
             <w:tcMar>
               <w:top w:type="dxa" w:w="70"/>
               <w:left w:type="dxa" w:w="110"/>
@@ -3222,7 +1687,7 @@
                 <w:sz w:val="17"/>
                 <w:szCs w:val="17"/>
               </w:rPr>
-              <w:t xml:space="preserve">✓ </w:t>
+              <w:t xml:space="preserve"/>
             </w:r>
             <w:r>
               <w:rPr>
@@ -3303,7 +1768,7 @@
               <w:bottom w:val="single" w:color="D8DEE8" w:sz="4"/>
               <w:right w:val="single" w:color="D8DEE8" w:sz="4"/>
             </w:tcBorders>
-            <w:shd w:fill="FBEAEA" w:color="auto" w:val="clear"/>
+            <w:shd w:fill="FFFFFF" w:color="auto" w:val="clear"/>
             <w:tcMar>
               <w:top w:type="dxa" w:w="70"/>
               <w:left w:type="dxa" w:w="110"/>
@@ -3340,7 +1805,7 @@
               <w:bottom w:val="single" w:color="D8DEE8" w:sz="4"/>
               <w:right w:val="single" w:color="D8DEE8" w:sz="4"/>
             </w:tcBorders>
-            <w:shd w:fill="E5F3EC" w:color="auto" w:val="clear"/>
+            <w:shd w:fill="FFFFFF" w:color="auto" w:val="clear"/>
             <w:tcMar>
               <w:top w:type="dxa" w:w="70"/>
               <w:left w:type="dxa" w:w="110"/>
@@ -3377,7 +1842,7 @@
               <w:bottom w:val="single" w:color="D8DEE8" w:sz="4"/>
               <w:right w:val="single" w:color="D8DEE8" w:sz="4"/>
             </w:tcBorders>
-            <w:shd w:fill="E5F3EC" w:color="auto" w:val="clear"/>
+            <w:shd w:fill="FFFFFF" w:color="auto" w:val="clear"/>
             <w:tcMar>
               <w:top w:type="dxa" w:w="70"/>
               <w:left w:type="dxa" w:w="110"/>
@@ -3419,7 +1884,7 @@
               <w:bottom w:val="single" w:color="D8DEE8" w:sz="4"/>
               <w:right w:val="single" w:color="D8DEE8" w:sz="4"/>
             </w:tcBorders>
-            <w:shd w:fill="FBEAEA" w:color="auto" w:val="clear"/>
+            <w:shd w:fill="F7F9FC" w:color="auto" w:val="clear"/>
             <w:tcMar>
               <w:top w:type="dxa" w:w="70"/>
               <w:left w:type="dxa" w:w="110"/>
@@ -3456,7 +1921,7 @@
               <w:bottom w:val="single" w:color="D8DEE8" w:sz="4"/>
               <w:right w:val="single" w:color="D8DEE8" w:sz="4"/>
             </w:tcBorders>
-            <w:shd w:fill="E5F3EC" w:color="auto" w:val="clear"/>
+            <w:shd w:fill="F7F9FC" w:color="auto" w:val="clear"/>
             <w:tcMar>
               <w:top w:type="dxa" w:w="70"/>
               <w:left w:type="dxa" w:w="110"/>
@@ -3493,7 +1958,7 @@
               <w:bottom w:val="single" w:color="D8DEE8" w:sz="4"/>
               <w:right w:val="single" w:color="D8DEE8" w:sz="4"/>
             </w:tcBorders>
-            <w:shd w:fill="E5F3EC" w:color="auto" w:val="clear"/>
+            <w:shd w:fill="F7F9FC" w:color="auto" w:val="clear"/>
             <w:tcMar>
               <w:top w:type="dxa" w:w="70"/>
               <w:left w:type="dxa" w:w="110"/>
@@ -3535,7 +2000,7 @@
               <w:bottom w:val="single" w:color="D8DEE8" w:sz="4"/>
               <w:right w:val="single" w:color="D8DEE8" w:sz="4"/>
             </w:tcBorders>
-            <w:shd w:fill="FBEAEA" w:color="auto" w:val="clear"/>
+            <w:shd w:fill="FFFFFF" w:color="auto" w:val="clear"/>
             <w:tcMar>
               <w:top w:type="dxa" w:w="70"/>
               <w:left w:type="dxa" w:w="110"/>
@@ -3572,7 +2037,7 @@
               <w:bottom w:val="single" w:color="D8DEE8" w:sz="4"/>
               <w:right w:val="single" w:color="D8DEE8" w:sz="4"/>
             </w:tcBorders>
-            <w:shd w:fill="E5F3EC" w:color="auto" w:val="clear"/>
+            <w:shd w:fill="FFFFFF" w:color="auto" w:val="clear"/>
             <w:tcMar>
               <w:top w:type="dxa" w:w="70"/>
               <w:left w:type="dxa" w:w="110"/>
@@ -3609,7 +2074,7 @@
               <w:bottom w:val="single" w:color="D8DEE8" w:sz="4"/>
               <w:right w:val="single" w:color="D8DEE8" w:sz="4"/>
             </w:tcBorders>
-            <w:shd w:fill="E5F3EC" w:color="auto" w:val="clear"/>
+            <w:shd w:fill="FFFFFF" w:color="auto" w:val="clear"/>
             <w:tcMar>
               <w:top w:type="dxa" w:w="70"/>
               <w:left w:type="dxa" w:w="110"/>
@@ -3651,7 +2116,7 @@
               <w:bottom w:val="single" w:color="D8DEE8" w:sz="4"/>
               <w:right w:val="single" w:color="D8DEE8" w:sz="4"/>
             </w:tcBorders>
-            <w:shd w:fill="FBEAEA" w:color="auto" w:val="clear"/>
+            <w:shd w:fill="F7F9FC" w:color="auto" w:val="clear"/>
             <w:tcMar>
               <w:top w:type="dxa" w:w="70"/>
               <w:left w:type="dxa" w:w="110"/>
@@ -3688,7 +2153,7 @@
               <w:bottom w:val="single" w:color="D8DEE8" w:sz="4"/>
               <w:right w:val="single" w:color="D8DEE8" w:sz="4"/>
             </w:tcBorders>
-            <w:shd w:fill="E5F3EC" w:color="auto" w:val="clear"/>
+            <w:shd w:fill="F7F9FC" w:color="auto" w:val="clear"/>
             <w:tcMar>
               <w:top w:type="dxa" w:w="70"/>
               <w:left w:type="dxa" w:w="110"/>
@@ -3725,7 +2190,7 @@
               <w:bottom w:val="single" w:color="D8DEE8" w:sz="4"/>
               <w:right w:val="single" w:color="D8DEE8" w:sz="4"/>
             </w:tcBorders>
-            <w:shd w:fill="E5F3EC" w:color="auto" w:val="clear"/>
+            <w:shd w:fill="F7F9FC" w:color="auto" w:val="clear"/>
             <w:tcMar>
               <w:top w:type="dxa" w:w="70"/>
               <w:left w:type="dxa" w:w="110"/>
@@ -3767,7 +2232,7 @@
               <w:bottom w:val="single" w:color="D8DEE8" w:sz="4"/>
               <w:right w:val="single" w:color="D8DEE8" w:sz="4"/>
             </w:tcBorders>
-            <w:shd w:fill="FBEAEA" w:color="auto" w:val="clear"/>
+            <w:shd w:fill="FFFFFF" w:color="auto" w:val="clear"/>
             <w:tcMar>
               <w:top w:type="dxa" w:w="70"/>
               <w:left w:type="dxa" w:w="110"/>
@@ -3804,7 +2269,7 @@
               <w:bottom w:val="single" w:color="D8DEE8" w:sz="4"/>
               <w:right w:val="single" w:color="D8DEE8" w:sz="4"/>
             </w:tcBorders>
-            <w:shd w:fill="E5F3EC" w:color="auto" w:val="clear"/>
+            <w:shd w:fill="FFFFFF" w:color="auto" w:val="clear"/>
             <w:tcMar>
               <w:top w:type="dxa" w:w="70"/>
               <w:left w:type="dxa" w:w="110"/>
@@ -3841,31 +2306,31 @@
               <w:bottom w:val="single" w:color="D8DEE8" w:sz="4"/>
               <w:right w:val="single" w:color="D8DEE8" w:sz="4"/>
             </w:tcBorders>
-            <w:shd w:fill="E5F3EC" w:color="auto" w:val="clear"/>
-            <w:tcMar>
-              <w:top w:type="dxa" w:w="70"/>
-              <w:left w:type="dxa" w:w="110"/>
-              <w:bottom w:type="dxa" w:w="70"/>
-              <w:right w:type="dxa" w:w="110"/>
-            </w:tcMar>
-          </w:tcPr>
-          <w:p>
-            <w:pPr>
-              <w:spacing w:after="0" w:line="252" w:lineRule="auto"/>
-              <w:jc w:val="left"/>
-            </w:pPr>
-            <w:r>
-              <w:rPr>
-                <w:rFonts w:ascii="Work Sans" w:cs="Work Sans" w:eastAsia="Work Sans" w:hAnsi="Work Sans"/>
-                <w:b w:val="false"/>
-                <w:bCs w:val="false"/>
-                <w:i w:val="false"/>
-                <w:iCs w:val="false"/>
-                <w:color w:val="1A2233"/>
-                <w:sz w:val="17"/>
-                <w:szCs w:val="17"/>
-              </w:rPr>
-              <w:t xml:space="preserve">Balasan email, verifikasi, terjadwal</w:t>
+            <w:shd w:fill="FFFFFF" w:color="auto" w:val="clear"/>
+            <w:tcMar>
+              <w:top w:type="dxa" w:w="70"/>
+              <w:left w:type="dxa" w:w="110"/>
+              <w:bottom w:type="dxa" w:w="70"/>
+              <w:right w:type="dxa" w:w="110"/>
+            </w:tcMar>
+          </w:tcPr>
+          <w:p>
+            <w:pPr>
+              <w:spacing w:after="0" w:line="252" w:lineRule="auto"/>
+              <w:jc w:val="left"/>
+            </w:pPr>
+            <w:r>
+              <w:rPr>
+                <w:rFonts w:ascii="Work Sans" w:cs="Work Sans" w:eastAsia="Work Sans" w:hAnsi="Work Sans"/>
+                <w:b w:val="false"/>
+                <w:bCs w:val="false"/>
+                <w:i w:val="false"/>
+                <w:iCs w:val="false"/>
+                <w:color w:val="1A2233"/>
+                <w:sz w:val="17"/>
+                <w:szCs w:val="17"/>
+              </w:rPr>
+              <w:t xml:space="preserve">Balasan surel, verifikasi, penjadwalan</w:t>
             </w:r>
           </w:p>
         </w:tc>
@@ -3888,7 +2353,22 @@
           <w:sz w:val="20"/>
           <w:szCs w:val="20"/>
         </w:rPr>
-        <w:t xml:space="preserve">Perbedaan yang paling menentukan ada di baris toleransi kesalahan. Pekerjaan berkedalaman biasanya gagal diam-diam — draf yang buruk tetap terbaca rapi, analisis yang salah tetap terlihat rapi. Pekerjaan dangkal biasanya gagal dengan keras, dan itu sebabnya mudah diperbaiki seketika.</w:t>
+        <w:t xml:space="preserve">Perbedaan yang paling menentukan terletak di baris toleransi kesalahan. Pekerjaan berkedalaman biasanya gagal secara diam-diam: draf yang buruk tetap terbaca rapi, analisis yang salah tetap terlihat meyakinkan. Pekerjaan dangkal biasanya gagal dengan keras, dan itulah sebabnya jauh lebih mudah diperbaiki seketika.</w:t>
+      </w:r>
+    </w:p>
+    <w:p>
+      <w:r>
+        <w:rPr>
+          <w:rFonts w:ascii="Work Sans" w:cs="Work Sans" w:eastAsia="Work Sans" w:hAnsi="Work Sans"/>
+          <w:b w:val="false"/>
+          <w:bCs w:val="false"/>
+          <w:i w:val="false"/>
+          <w:iCs w:val="false"/>
+          <w:color w:val="1A2233"/>
+          <w:sz w:val="20"/>
+          <w:szCs w:val="20"/>
+        </w:rPr>
+        <w:t xml:space="preserve">Konsekuensi praktisnya: setiap kesalahan di pekerjaan dangkal bisa diperbaiki tanpa banyak kerugian, sementara kesalahan di pekerjaan berkedalaman baru terasa bermasalah setelah berhari- hari atau berminggu-minggu. Karena itu, orang yang bekerja di deep work sering memerlukan mekanisme pemeriksaan sendiri, sedangkan orang yang bekerja di shallow work cukup mengandalkan tanda kesalahan yang langsung muncul.</w:t>
       </w:r>
     </w:p>
     <w:p>
@@ -3933,7 +2413,7 @@
           <w:sz w:val="20"/>
           <w:szCs w:val="20"/>
         </w:rPr>
-        <w:t xml:space="preserve">Deep work punya lima ciri yang bisa diperiksa, bukan dirasakan. Kalau sebuah blok kerja tidak memenuhi kelima itu, kemungkinan besar itu bukan deep work.</w:t>
+        <w:t xml:space="preserve">Deep work punya lima ciri yang bisa diperiksa secara objektif, bukan dirasakan. Kalau sebuah blok kerja tidak memenuhi kelima itu, kemungkinan besar itu bukan deep work meski terasa sibuk.</w:t>
       </w:r>
     </w:p>
     <w:tbl>
@@ -4708,33 +3188,7 @@
           <w:sz w:val="20"/>
           <w:szCs w:val="20"/>
         </w:rPr>
-        <w:t xml:space="preserve">Ciri yang paling sering luput adalah </w:t>
-      </w:r>
-      <w:r>
-        <w:rPr>
-          <w:rFonts w:ascii="Work Sans" w:cs="Work Sans" w:eastAsia="Work Sans" w:hAnsi="Work Sans"/>
-          <w:b/>
-          <w:bCs/>
-          <w:i w:val="false"/>
-          <w:iCs w:val="false"/>
-          <w:color w:val="1A2233"/>
-          <w:sz w:val="20"/>
-          <w:szCs w:val="20"/>
-        </w:rPr>
-        <w:t xml:space="preserve">Feedback</w:t>
-      </w:r>
-      <w:r>
-        <w:rPr>
-          <w:rFonts w:ascii="Work Sans" w:cs="Work Sans" w:eastAsia="Work Sans" w:hAnsi="Work Sans"/>
-          <w:b w:val="false"/>
-          <w:bCs w:val="false"/>
-          <w:i w:val="false"/>
-          <w:iCs w:val="false"/>
-          <w:color w:val="1A2233"/>
-          <w:sz w:val="20"/>
-          <w:szCs w:val="20"/>
-        </w:rPr>
-        <w:t xml:space="preserve">. Pekerjaan yang hasilnya baru terlihat setelah berjam-jam bekerja membuat orang menunda-nunda, karena tidak ada tanda bahwa usaha mereka membuahkan hasil.</w:t>
+        <w:t xml:space="preserve">Ciri yang paling sering luput adalah feedback. Pekerjaan yang hasilnya baru terlihat setelah berjam-jam bekerja membuat orang menunda-nunda, karena tidak ada tanda bahwa usaha mereka menghasilkan sesuatu. Tanpa tanda itu, blok yang terbuang akan jauh lebih sulit diulang keesokan hari dibandingkan blok yang selesai dengan bukti. Ini juga alasan mengapa feedback saja tanpa target yang jelas tetap tidak cukup: yang naik bisa jadi jumlah baris, bukan kualitas keputusan.</w:t>
       </w:r>
     </w:p>
     <w:p>
@@ -4746,7 +3200,7 @@
       <w:r>
         <w:drawing>
           <wp:inline distT="0" distB="0" distL="0" distR="0">
-            <wp:extent cx="6096000" cy="1152525"/>
+            <wp:extent cx="6096000" cy="1143000"/>
             <wp:effectExtent t="0" r="0" b="0" l="0"/>
             <wp:docPr id="3" name="" descr="" title=""/>
             <wp:cNvGraphicFramePr>
@@ -4771,7 +3225,7 @@
                   <pic:spPr bwMode="auto">
                     <a:xfrm>
                       <a:off x="0" y="0"/>
-                      <a:ext cx="6096000" cy="1152525"/>
+                      <a:ext cx="6096000" cy="1143000"/>
                     </a:xfrm>
                     <a:prstGeom prst="rect">
                       <a:avLst/>
@@ -4801,6 +3255,21 @@
           <w:szCs w:val="15"/>
         </w:rPr>
         <w:t xml:space="preserve">Gambar 1.1 Lima ciri deep work yang bisa diuji</w:t>
+      </w:r>
+    </w:p>
+    <w:p>
+      <w:r>
+        <w:rPr>
+          <w:rFonts w:ascii="Work Sans" w:cs="Work Sans" w:eastAsia="Work Sans" w:hAnsi="Work Sans"/>
+          <w:b w:val="false"/>
+          <w:bCs w:val="false"/>
+          <w:i w:val="false"/>
+          <w:iCs w:val="false"/>
+          <w:color w:val="1A2233"/>
+          <w:sz w:val="20"/>
+          <w:szCs w:val="20"/>
+        </w:rPr>
+        <w:t xml:space="preserve">Kelima ciri ini juga menjelaskan mengapa ada orang yang bisa bekerja empat jam dalam satu pagi dan ada yang hanya bisa dua puluh menit. Bukan soal ketahanan fisik, tapi soal apakah kelima syarat itu terpenuhi. Orang yang mengikuti rapat sepanjang pagi mungkin punya stamina lebih tinggi, tetapi memang tidak pernah satu kali pun memenuhi syarat-syarat tersebut.</w:t>
       </w:r>
     </w:p>
     <w:p>
@@ -4845,7 +3314,7 @@
           <w:sz w:val="20"/>
           <w:szCs w:val="20"/>
         </w:rPr>
-        <w:t xml:space="preserve">Shallow work sering dianggap remeh. Padahal ada pekerjaan yang secara teknis dangkal tapi nilainya besar: membalas cepat klien yang sedang menunggu, memverifikasi angka sebelum dikirim, mengelola kalender supaya tim tidak bentrok.</w:t>
+        <w:t xml:space="preserve">Shallow work sering dianggap remeh, padahal ada pekerjaan yang secara teknis dangkal tetapi nilainya besar. Membalas cepat klien yang sedang menunggu, memverifikasi angka sebelum dikirim, mengelola kalender supaya tim tidak bentrok, menjalankan prosedur yang sudah disepakati, dan menjaga agar keputusan yang sudah diambil benar-benar dieksekusi, semuanya adalah pekerjaan yang nyata dan sering menentukan apakah pekerjaan berkedalaman berarti atau sia-sia.</w:t>
       </w:r>
     </w:p>
     <w:p>
@@ -4860,7 +3329,7 @@
           <w:sz w:val="20"/>
           <w:szCs w:val="20"/>
         </w:rPr>
-        <w:t xml:space="preserve">Masalahnya bukan shallow work-nya. Masalahnya ketika tidak ada batas antara keduanya.</w:t>
+        <w:t xml:space="preserve">Masalahnya bukan shallow work-nya, melainkan tidak adanya batas antara keduanya. Ketika keduanya bercampur dalam satu hari tanpa aturan, shallow work biasanya menang bukan karena lebih penting, melainkan karena lebih mudah dimulai dan lebih cepat selesai. Perbedaan frekuensi inilah yang membuat deep work selalu tersisip, sementara pekerjaan administrasi memenuhi seluruh hari.</w:t>
       </w:r>
     </w:p>
     <w:tbl>
@@ -5519,136 +3988,8 @@
           <w:sz w:val="20"/>
           <w:szCs w:val="20"/>
         </w:rPr>
-        <w:t xml:space="preserve">Kolom paling kanan adalah tanda bahaya yang sesungguhnya: shallow work yang </w:t>
+        <w:t xml:space="preserve">Kolom paling kanan adalah tanda bahaya yang sesungguhnya, yaitu shallow work yang menggandakan dirinya. Balasan cepat yang memunculkan lima pertanyaan lanjutan menghasilkan lebih banyak percakapan, bukan lebih sedikit. Surel yang sebenarnya bisa selesai dengan satu paragraf justru berakhir menjadi lima pertanyaan, dan pekerjaan yang tadinya dua puluh menit berubah menjadi dua jam. Hitungan jam untuk pekerjaan dangkal naik, sementara pekerjaan berkedalaman yang seharusnya mengisi pagi itu belum sempat dimulai sama sekali.</w:t>
       </w:r>
-      <w:r>
-        <w:rPr>
-          <w:rFonts w:ascii="Work Sans" w:cs="Work Sans" w:eastAsia="Work Sans" w:hAnsi="Work Sans"/>
-          <w:b/>
-          <w:bCs/>
-          <w:i w:val="false"/>
-          <w:iCs w:val="false"/>
-          <w:color w:val="1A2233"/>
-          <w:sz w:val="20"/>
-          <w:szCs w:val="20"/>
-        </w:rPr>
-        <w:t xml:space="preserve">menggandakan dirinya</w:t>
-      </w:r>
-      <w:r>
-        <w:rPr>
-          <w:rFonts w:ascii="Work Sans" w:cs="Work Sans" w:eastAsia="Work Sans" w:hAnsi="Work Sans"/>
-          <w:b w:val="false"/>
-          <w:bCs w:val="false"/>
-          <w:i w:val="false"/>
-          <w:iCs w:val="false"/>
-          <w:color w:val="1A2233"/>
-          <w:sz w:val="20"/>
-          <w:szCs w:val="20"/>
-        </w:rPr>
-        <w:t xml:space="preserve">. Balasan cepat yang memunculkan lima pertanyaan lanjutan menghasilkan lebih banyak percakapan, bukan lebih sedikit.</w:t>
-      </w:r>
-    </w:p>
-    <w:tbl>
-      <w:tblPr>
-        <w:tblW w:type="dxa" w:w="9866"/>
-        <w:tblBorders>
-          <w:top w:val="single" w:color="auto" w:sz="4"/>
-          <w:left w:val="single" w:color="auto" w:sz="4"/>
-          <w:bottom w:val="single" w:color="auto" w:sz="4"/>
-          <w:right w:val="single" w:color="auto" w:sz="4"/>
-          <w:insideH w:val="single" w:color="auto" w:sz="4"/>
-          <w:insideV w:val="single" w:color="auto" w:sz="4"/>
-        </w:tblBorders>
-        <w:tblLayout w:type="fixed"/>
-      </w:tblPr>
-      <w:tblGrid>
-        <w:gridCol w:w="9866"/>
-      </w:tblGrid>
-      <w:tr>
-        <w:trPr>
-          <w:cantSplit/>
-        </w:trPr>
-        <w:tc>
-          <w:tcPr>
-            <w:tcW w:type="dxa" w:w="9866"/>
-            <w:tcBorders>
-              <w:top w:val="none" w:color="FFFFFF" w:sz="0"/>
-              <w:left w:val="single" w:color="B83A3A" w:sz="36"/>
-              <w:bottom w:val="none" w:color="FFFFFF" w:sz="0"/>
-              <w:right w:val="none" w:color="FFFFFF" w:sz="0"/>
-            </w:tcBorders>
-            <w:shd w:fill="FBEAEA" w:color="auto" w:val="clear"/>
-            <w:tcMar>
-              <w:top w:type="dxa" w:w="140"/>
-              <w:left w:type="dxa" w:w="220"/>
-              <w:bottom w:type="dxa" w:w="80"/>
-              <w:right w:type="dxa" w:w="220"/>
-            </w:tcMar>
-          </w:tcPr>
-          <w:p>
-            <w:pPr>
-              <w:keepNext/>
-              <w:spacing w:after="20"/>
-            </w:pPr>
-            <w:r>
-              <w:rPr>
-                <w:rFonts w:ascii="Outfit" w:cs="Outfit" w:eastAsia="Outfit" w:hAnsi="Outfit"/>
-                <w:b/>
-                <w:bCs/>
-                <w:i w:val="false"/>
-                <w:iCs w:val="false"/>
-                <w:color w:val="B83A3A"/>
-                <w:spacing w:val="24"/>
-                <w:sz w:val="14"/>
-                <w:szCs w:val="14"/>
-              </w:rPr>
-              <w:t xml:space="preserve">PERHATIAN</w:t>
-            </w:r>
-          </w:p>
-          <w:p>
-            <w:pPr>
-              <w:keepNext/>
-              <w:spacing w:after="80"/>
-            </w:pPr>
-            <w:r>
-              <w:rPr>
-                <w:rFonts w:ascii="Outfit" w:cs="Outfit" w:eastAsia="Outfit" w:hAnsi="Outfit"/>
-                <w:b/>
-                <w:bCs/>
-                <w:i w:val="false"/>
-                <w:iCs w:val="false"/>
-                <w:color w:val="1A2233"/>
-                <w:sz w:val="21"/>
-                <w:szCs w:val="21"/>
-              </w:rPr>
-              <w:t xml:space="preserve">Batas yang sering dilewati</w:t>
-            </w:r>
-          </w:p>
-          <w:p>
-            <w:pPr>
-              <w:spacing w:after="90" w:line="264" w:lineRule="auto"/>
-            </w:pPr>
-            <w:r>
-              <w:rPr>
-                <w:rFonts w:ascii="Work Sans" w:cs="Work Sans" w:eastAsia="Work Sans" w:hAnsi="Work Sans"/>
-                <w:b w:val="false"/>
-                <w:bCs w:val="false"/>
-                <w:i w:val="false"/>
-                <w:iCs w:val="false"/>
-                <w:color w:val="1A2233"/>
-                <w:sz w:val="19"/>
-                <w:szCs w:val="19"/>
-              </w:rPr>
-              <w:t xml:space="preserve">Shallow work yang tidak pernah dihentikan akan memakan deep work secara bertahap, bukan sekali. Kebutuhan baru selalu terasa mendesak karena rutinitas lamanya tidak pernah diselesaikan. Akibatnya kamu merasa sibuk tanpa pernah satu pun barang selesai.</w:t>
-            </w:r>
-          </w:p>
-        </w:tc>
-      </w:tr>
-    </w:tbl>
-    <w:p>
-      <w:pPr>
-        <w:spacing w:after="140" w:line="240" w:lineRule="auto"/>
-      </w:pPr>
     </w:p>
     <w:p>
       <w:pPr>
@@ -5692,7 +4033,7 @@
           <w:sz w:val="20"/>
           <w:szCs w:val="20"/>
         </w:rPr>
-        <w:t xml:space="preserve">Pertanyaan yang sering dilewati: kalau shallow work mengisi 60% hari, apa yang sebenarnya hilang? Jawabannya bukan waktu belajar, tapi tiga hal yang lebih halus.</w:t>
+        <w:t xml:space="preserve">Pertanyaan yang sering dilewati adalah: kalau shallow work mengisi enam puluh persen hari, apa sebenarnya yang hilang? Jawabannya bukan waktu belajar dan bukan juga waktu untuk istirahat, tapi tiga hal yang lebih halus.</w:t>
       </w:r>
     </w:p>
     <w:tbl>
@@ -6073,110 +4414,8 @@
           <w:sz w:val="20"/>
           <w:szCs w:val="20"/>
         </w:rPr>
-        <w:t xml:space="preserve">Yang paling mahal adalah yang terakhir. Begitu pengukuran berubah dari "berapa lama saya bekerja" menjadi "berapa yang selesai", seluruh cara kerja ikut berubah — dan biasanya menjadi lebih mudah, bukan lebih berat.</w:t>
+        <w:t xml:space="preserve">Yang paling mahal adalah yang terakhir. Begitu pengukuran berubah dari berapa lama saya bekerja menjadi berapa yang selesai, seluruh cara kerja ikut berubah, dan biasanya menjadi lebih mudah, bukan lebih berat. Ketika ukuran suksesnya adalah akibat, orang berhenti melakukan pekerjaan yang tidak menghasilkan apa-apa, dan tidak lagi mengejar jumlah aktivitas. Perubahan ini jarang terasa mendadak, dan justru itu sebabnya ia jarang terjadi secara alami.</w:t>
       </w:r>
-    </w:p>
-    <w:tbl>
-      <w:tblPr>
-        <w:tblW w:type="dxa" w:w="9866"/>
-        <w:tblBorders>
-          <w:top w:val="single" w:color="auto" w:sz="4"/>
-          <w:left w:val="single" w:color="auto" w:sz="4"/>
-          <w:bottom w:val="single" w:color="auto" w:sz="4"/>
-          <w:right w:val="single" w:color="auto" w:sz="4"/>
-          <w:insideH w:val="single" w:color="auto" w:sz="4"/>
-          <w:insideV w:val="single" w:color="auto" w:sz="4"/>
-        </w:tblBorders>
-        <w:tblLayout w:type="fixed"/>
-      </w:tblPr>
-      <w:tblGrid>
-        <w:gridCol w:w="9866"/>
-      </w:tblGrid>
-      <w:tr>
-        <w:trPr>
-          <w:cantSplit w:val="off"/>
-        </w:trPr>
-        <w:tc>
-          <w:tcPr>
-            <w:tcW w:type="dxa" w:w="9866"/>
-            <w:tcBorders>
-              <w:top w:val="none" w:color="FFFFFF" w:sz="0"/>
-              <w:left w:val="single" w:color="B83A3A" w:sz="36"/>
-              <w:bottom w:val="none" w:color="FFFFFF" w:sz="0"/>
-              <w:right w:val="none" w:color="FFFFFF" w:sz="0"/>
-            </w:tcBorders>
-            <w:shd w:fill="FBEAEA" w:color="auto" w:val="clear"/>
-            <w:tcMar>
-              <w:top w:type="dxa" w:w="140"/>
-              <w:left w:type="dxa" w:w="220"/>
-              <w:bottom w:type="dxa" w:w="80"/>
-              <w:right w:type="dxa" w:w="220"/>
-            </w:tcMar>
-          </w:tcPr>
-          <w:p>
-            <w:pPr>
-              <w:keepNext/>
-              <w:spacing w:after="20"/>
-            </w:pPr>
-            <w:r>
-              <w:rPr>
-                <w:rFonts w:ascii="Outfit" w:cs="Outfit" w:eastAsia="Outfit" w:hAnsi="Outfit"/>
-                <w:b/>
-                <w:bCs/>
-                <w:i w:val="false"/>
-                <w:iCs w:val="false"/>
-                <w:color w:val="B83A3A"/>
-                <w:spacing w:val="24"/>
-                <w:sz w:val="14"/>
-                <w:szCs w:val="14"/>
-              </w:rPr>
-              <w:t xml:space="preserve">UJI BATAS</w:t>
-            </w:r>
-          </w:p>
-          <w:p>
-            <w:pPr>
-              <w:keepNext/>
-              <w:spacing w:after="80"/>
-            </w:pPr>
-            <w:r>
-              <w:rPr>
-                <w:rFonts w:ascii="Outfit" w:cs="Outfit" w:eastAsia="Outfit" w:hAnsi="Outfit"/>
-                <w:b/>
-                <w:bCs/>
-                <w:i w:val="false"/>
-                <w:iCs w:val="false"/>
-                <w:color w:val="1A2233"/>
-                <w:sz w:val="21"/>
-                <w:szCs w:val="21"/>
-              </w:rPr>
-              <w:t xml:space="preserve">Batasan yang perlu diakui</w:t>
-            </w:r>
-          </w:p>
-          <w:p>
-            <w:pPr>
-              <w:spacing w:after="90" w:line="264" w:lineRule="auto"/>
-            </w:pPr>
-            <w:r>
-              <w:rPr>
-                <w:rFonts w:ascii="Work Sans" w:cs="Work Sans" w:eastAsia="Work Sans" w:hAnsi="Work Sans"/>
-                <w:b w:val="false"/>
-                <w:bCs w:val="false"/>
-                <w:i w:val="false"/>
-                <w:iCs w:val="false"/>
-                <w:color w:val="1A2233"/>
-                <w:sz w:val="19"/>
-                <w:szCs w:val="19"/>
-              </w:rPr>
-              <w:t xml:space="preserve">Angka dalam bagian ini berasal dari pola yang berulang, bukan dari penelitian terkontrol. Jangan memperlakukannya sebagai hukum. Yang bisa diandalkan hanya arahnya: pekerjaan yang terfragmentasi menurunkan kualitas, dan porsi yang tepat berbeda per orang.</w:t>
-            </w:r>
-          </w:p>
-        </w:tc>
-      </w:tr>
-    </w:tbl>
-    <w:p>
-      <w:pPr>
-        <w:spacing w:after="140" w:line="240" w:lineRule="auto"/>
-      </w:pPr>
     </w:p>
     <w:tbl>
       <w:tblPr>
@@ -6269,28 +4508,7 @@
                 <w:sz w:val="19"/>
                 <w:szCs w:val="19"/>
               </w:rPr>
-              <w:t xml:space="preserve">Deep work dan shallow work bukan dua jenis orang, melainkan dua jenis pekerjaan yang berebut mendapatkan waktu yang sama.</w:t>
-            </w:r>
-          </w:p>
-          <w:p>
-            <w:pPr>
-              <w:pBdr>
-                <w:top w:val="single" w:color="2F5D8A" w:sz="4" w:space="6"/>
-              </w:pBdr>
-              <w:spacing w:after="40" w:before="100"/>
-            </w:pPr>
-            <w:r>
-              <w:rPr>
-                <w:rFonts w:ascii="Outfit" w:cs="Outfit" w:eastAsia="Outfit" w:hAnsi="Outfit"/>
-                <w:b w:val="false"/>
-                <w:bCs w:val="false"/>
-                <w:i w:val="false"/>
-                <w:iCs w:val="false"/>
-                <w:color w:val="F26B4F"/>
-                <w:sz w:val="19"/>
-                <w:szCs w:val="19"/>
-              </w:rPr>
-              <w:t xml:space="preserve">Kerugian terbesarnya bukan jam yang hilang, tapi kemampuan yang perlahan berhenti dipakai — dan kebiasaan mengukur aktivitas alih-alih akibat.</w:t>
+              <w:t xml:space="preserve">Deep work dan shallow work bukan dua jenis orang, melainkan dua jenis pekerjaan yang berebut mendapatkan waktu yang sama. Kerugian terbesarnya bukan jam yang hilang, tapi kemampuan yang perlahan berhenti dipakai dan kebiasaan mengukur aktivitas alih-alih akibat.</w:t>
             </w:r>
           </w:p>
         </w:tc>
@@ -6496,7 +4714,7 @@
               <w:pStyle w:val="ListParagraph"/>
               <w:numPr>
                 <w:ilvl w:val="0"/>
-                <w:numId w:val="4"/>
+                <w:numId w:val="3"/>
               </w:numPr>
               <w:spacing w:after="60" w:line="264" w:lineRule="auto"/>
             </w:pPr>
@@ -6519,7 +4737,7 @@
               <w:pStyle w:val="ListParagraph"/>
               <w:numPr>
                 <w:ilvl w:val="0"/>
-                <w:numId w:val="4"/>
+                <w:numId w:val="3"/>
               </w:numPr>
               <w:spacing w:after="60" w:line="264" w:lineRule="auto"/>
             </w:pPr>
@@ -6542,7 +4760,7 @@
               <w:pStyle w:val="ListParagraph"/>
               <w:numPr>
                 <w:ilvl w:val="0"/>
-                <w:numId w:val="4"/>
+                <w:numId w:val="3"/>
               </w:numPr>
               <w:spacing w:after="60" w:line="264" w:lineRule="auto"/>
             </w:pPr>
@@ -6593,7 +4811,7 @@
                 <w:sz w:val="20"/>
                 <w:szCs w:val="20"/>
               </w:rPr>
-              <w:t xml:space="preserve">Template di bagian ini</w:t>
+              <w:t xml:space="preserve">Isi bagian ini</w:t>
             </w:r>
           </w:p>
           <w:p>
@@ -6614,7 +4832,7 @@
                 <w:sz w:val="16"/>
                 <w:szCs w:val="16"/>
               </w:rPr>
-              <w:t xml:space="preserve">2.1  </w:t>
+              <w:t xml:space="preserve">1  </w:t>
             </w:r>
             <w:r>
               <w:rPr>
@@ -6627,7 +4845,245 @@
                 <w:sz w:val="16"/>
                 <w:szCs w:val="16"/>
               </w:rPr>
-              <w:t xml:space="preserve">Perencana Blok Mingguan</w:t>
+              <w:t xml:space="preserve">Masalah Nyata</w:t>
+            </w:r>
+          </w:p>
+          <w:p>
+            <w:pPr>
+              <w:pBdr>
+                <w:bottom w:val="dashed" w:color="D8DEE8" w:sz="4" w:space="3"/>
+              </w:pBdr>
+              <w:spacing w:after="70"/>
+            </w:pPr>
+            <w:r>
+              <w:rPr>
+                <w:rFonts w:ascii="Outfit" w:cs="Outfit" w:eastAsia="Outfit" w:hAnsi="Outfit"/>
+                <w:b/>
+                <w:bCs/>
+                <w:i w:val="false"/>
+                <w:iCs w:val="false"/>
+                <w:color w:val="A63A24"/>
+                <w:sz w:val="16"/>
+                <w:szCs w:val="16"/>
+              </w:rPr>
+              <w:t xml:space="preserve">2  </w:t>
+            </w:r>
+            <w:r>
+              <w:rPr>
+                <w:rFonts w:ascii="Outfit" w:cs="Outfit" w:eastAsia="Outfit" w:hAnsi="Outfit"/>
+                <w:b w:val="false"/>
+                <w:bCs w:val="false"/>
+                <w:i w:val="false"/>
+                <w:iCs w:val="false"/>
+                <w:color w:val="1A2233"/>
+                <w:sz w:val="16"/>
+                <w:szCs w:val="16"/>
+              </w:rPr>
+              <w:t xml:space="preserve">Prinsip Kerja</w:t>
+            </w:r>
+          </w:p>
+          <w:p>
+            <w:pPr>
+              <w:pBdr>
+                <w:bottom w:val="dashed" w:color="D8DEE8" w:sz="4" w:space="3"/>
+              </w:pBdr>
+              <w:spacing w:after="70"/>
+            </w:pPr>
+            <w:r>
+              <w:rPr>
+                <w:rFonts w:ascii="Outfit" w:cs="Outfit" w:eastAsia="Outfit" w:hAnsi="Outfit"/>
+                <w:b/>
+                <w:bCs/>
+                <w:i w:val="false"/>
+                <w:iCs w:val="false"/>
+                <w:color w:val="A63A24"/>
+                <w:sz w:val="16"/>
+                <w:szCs w:val="16"/>
+              </w:rPr>
+              <w:t xml:space="preserve">3  </w:t>
+            </w:r>
+            <w:r>
+              <w:rPr>
+                <w:rFonts w:ascii="Outfit" w:cs="Outfit" w:eastAsia="Outfit" w:hAnsi="Outfit"/>
+                <w:b w:val="false"/>
+                <w:bCs w:val="false"/>
+                <w:i w:val="false"/>
+                <w:iCs w:val="false"/>
+                <w:color w:val="1A2233"/>
+                <w:sz w:val="16"/>
+                <w:szCs w:val="16"/>
+              </w:rPr>
+              <w:t xml:space="preserve">Sebelum vs Sesudah</w:t>
+            </w:r>
+          </w:p>
+          <w:p>
+            <w:pPr>
+              <w:pBdr>
+                <w:bottom w:val="dashed" w:color="D8DEE8" w:sz="4" w:space="3"/>
+              </w:pBdr>
+              <w:spacing w:after="70"/>
+            </w:pPr>
+            <w:r>
+              <w:rPr>
+                <w:rFonts w:ascii="Outfit" w:cs="Outfit" w:eastAsia="Outfit" w:hAnsi="Outfit"/>
+                <w:b/>
+                <w:bCs/>
+                <w:i w:val="false"/>
+                <w:iCs w:val="false"/>
+                <w:color w:val="A63A24"/>
+                <w:sz w:val="16"/>
+                <w:szCs w:val="16"/>
+              </w:rPr>
+              <w:t xml:space="preserve">4  </w:t>
+            </w:r>
+            <w:r>
+              <w:rPr>
+                <w:rFonts w:ascii="Outfit" w:cs="Outfit" w:eastAsia="Outfit" w:hAnsi="Outfit"/>
+                <w:b w:val="false"/>
+                <w:bCs w:val="false"/>
+                <w:i w:val="false"/>
+                <w:iCs w:val="false"/>
+                <w:color w:val="1A2233"/>
+                <w:sz w:val="16"/>
+                <w:szCs w:val="16"/>
+              </w:rPr>
+              <w:t xml:space="preserve">Lingkungan yang Menolong</w:t>
+            </w:r>
+          </w:p>
+          <w:p>
+            <w:pPr>
+              <w:pBdr>
+                <w:bottom w:val="dashed" w:color="D8DEE8" w:sz="4" w:space="3"/>
+              </w:pBdr>
+              <w:spacing w:after="70"/>
+            </w:pPr>
+            <w:r>
+              <w:rPr>
+                <w:rFonts w:ascii="Outfit" w:cs="Outfit" w:eastAsia="Outfit" w:hAnsi="Outfit"/>
+                <w:b/>
+                <w:bCs/>
+                <w:i w:val="false"/>
+                <w:iCs w:val="false"/>
+                <w:color w:val="A63A24"/>
+                <w:sz w:val="16"/>
+                <w:szCs w:val="16"/>
+              </w:rPr>
+              <w:t xml:space="preserve">5  </w:t>
+            </w:r>
+            <w:r>
+              <w:rPr>
+                <w:rFonts w:ascii="Outfit" w:cs="Outfit" w:eastAsia="Outfit" w:hAnsi="Outfit"/>
+                <w:b w:val="false"/>
+                <w:bCs w:val="false"/>
+                <w:i w:val="false"/>
+                <w:iCs w:val="false"/>
+                <w:color w:val="1A2233"/>
+                <w:sz w:val="16"/>
+                <w:szCs w:val="16"/>
+              </w:rPr>
+              <w:t xml:space="preserve">Contoh Sebelum vs Sesudah dalam Praktik</w:t>
+            </w:r>
+          </w:p>
+          <w:p>
+            <w:pPr>
+              <w:pBdr>
+                <w:bottom w:val="dashed" w:color="D8DEE8" w:sz="4" w:space="3"/>
+              </w:pBdr>
+              <w:spacing w:after="70"/>
+            </w:pPr>
+            <w:r>
+              <w:rPr>
+                <w:rFonts w:ascii="Outfit" w:cs="Outfit" w:eastAsia="Outfit" w:hAnsi="Outfit"/>
+                <w:b/>
+                <w:bCs/>
+                <w:i w:val="false"/>
+                <w:iCs w:val="false"/>
+                <w:color w:val="A63A24"/>
+                <w:sz w:val="16"/>
+                <w:szCs w:val="16"/>
+              </w:rPr>
+              <w:t xml:space="preserve">6  </w:t>
+            </w:r>
+            <w:r>
+              <w:rPr>
+                <w:rFonts w:ascii="Outfit" w:cs="Outfit" w:eastAsia="Outfit" w:hAnsi="Outfit"/>
+                <w:b w:val="false"/>
+                <w:bCs w:val="false"/>
+                <w:i w:val="false"/>
+                <w:iCs w:val="false"/>
+                <w:color w:val="1A2233"/>
+                <w:sz w:val="16"/>
+                <w:szCs w:val="16"/>
+              </w:rPr>
+              <w:t xml:space="preserve">Uji Batas</w:t>
+            </w:r>
+          </w:p>
+          <w:p>
+            <w:pPr>
+              <w:pBdr>
+                <w:bottom w:val="dashed" w:color="D8DEE8" w:sz="4" w:space="3"/>
+              </w:pBdr>
+              <w:spacing w:after="70"/>
+            </w:pPr>
+            <w:r>
+              <w:rPr>
+                <w:rFonts w:ascii="Outfit" w:cs="Outfit" w:eastAsia="Outfit" w:hAnsi="Outfit"/>
+                <w:b/>
+                <w:bCs/>
+                <w:i w:val="false"/>
+                <w:iCs w:val="false"/>
+                <w:color w:val="A63A24"/>
+                <w:sz w:val="16"/>
+                <w:szCs w:val="16"/>
+              </w:rPr>
+              <w:t xml:space="preserve">7  </w:t>
+            </w:r>
+            <w:r>
+              <w:rPr>
+                <w:rFonts w:ascii="Outfit" w:cs="Outfit" w:eastAsia="Outfit" w:hAnsi="Outfit"/>
+                <w:b w:val="false"/>
+                <w:bCs w:val="false"/>
+                <w:i w:val="false"/>
+                <w:iCs w:val="false"/>
+                <w:color w:val="1A2233"/>
+                <w:sz w:val="16"/>
+                <w:szCs w:val="16"/>
+              </w:rPr>
+              <w:t xml:space="preserve">Latihan</w:t>
+            </w:r>
+          </w:p>
+          <w:p>
+            <w:pPr>
+              <w:pBdr>
+                <w:bottom w:val="dashed" w:color="D8DEE8" w:sz="4" w:space="3"/>
+              </w:pBdr>
+              <w:spacing w:after="70"/>
+            </w:pPr>
+            <w:r>
+              <w:rPr>
+                <w:rFonts w:ascii="Outfit" w:cs="Outfit" w:eastAsia="Outfit" w:hAnsi="Outfit"/>
+                <w:b/>
+                <w:bCs/>
+                <w:i w:val="false"/>
+                <w:iCs w:val="false"/>
+                <w:color w:val="A63A24"/>
+                <w:sz w:val="16"/>
+                <w:szCs w:val="16"/>
+              </w:rPr>
+              <w:t xml:space="preserve">8  </w:t>
+            </w:r>
+            <w:r>
+              <w:rPr>
+                <w:rFonts w:ascii="Outfit" w:cs="Outfit" w:eastAsia="Outfit" w:hAnsi="Outfit"/>
+                <w:b w:val="false"/>
+                <w:bCs w:val="false"/>
+                <w:i w:val="false"/>
+                <w:iCs w:val="false"/>
+                <w:color w:val="1A2233"/>
+                <w:sz w:val="16"/>
+                <w:szCs w:val="16"/>
+              </w:rPr>
+              <w:t xml:space="preserve">Intisari</w:t>
             </w:r>
           </w:p>
         </w:tc>
@@ -6680,7 +5136,7 @@
           <w:sz w:val="20"/>
           <w:szCs w:val="20"/>
         </w:rPr>
-        <w:t xml:space="preserve">Semua orang sudah tahu mereka perlu fokus. Persoalan bukan pengetahuan, melainkan pengaturan: jadwal yang penuh, notifikasi yang tidak pernah mati, dan tim yang tidak tahu kapan kamu sedang tidak bisa diganggu.</w:t>
+        <w:t xml:space="preserve">Semua orang sudah tahu mereka perlu fokus. Persoalan bukan pada pengetahuan, melainkan pada pengaturan: jadwal yang penuh, notifikasi yang tidak pernah mati, dan tim yang tidak tahu kapan kamu sedang tidak bisa diganggu.</w:t>
       </w:r>
     </w:p>
     <w:tbl>
@@ -7455,7 +5911,22 @@
           <w:sz w:val="20"/>
           <w:szCs w:val="20"/>
         </w:rPr>
-        <w:t xml:space="preserve">Yang paling sering merusak adalah baris terakhir. Blok yang tidak dipesan di kalender akan kalah oleh rapat yang kebetulan ada. Blok kerja diperlakukan seperti janji ke orang lain: baru dianggap ada setelah terlihat di kalender.</w:t>
+        <w:t xml:space="preserve">Yang paling sering merusak adalah baris terakhir. Blok yang tidak dipesan di kalender akan kalah oleh rapat yang kebetulan ada. Blok kerja harus diperlakukan seperti janji ke orang lain: baru dianggap ada setelah terlihat di kalender, dan baru dianggap serius setelah orang lain tahu kalau kamu ada di sana.</w:t>
+      </w:r>
+    </w:p>
+    <w:p>
+      <w:r>
+        <w:rPr>
+          <w:rFonts w:ascii="Work Sans" w:cs="Work Sans" w:eastAsia="Work Sans" w:hAnsi="Work Sans"/>
+          <w:b w:val="false"/>
+          <w:bCs w:val="false"/>
+          <w:i w:val="false"/>
+          <w:iCs w:val="false"/>
+          <w:color w:val="1A2233"/>
+          <w:sz w:val="20"/>
+          <w:szCs w:val="20"/>
+        </w:rPr>
+        <w:t xml:space="preserve">Memblokir waktu di kalender sudah lama dilakukan di berbagai tim kerja sudah lama ada, tetapi hampir selalu diperlakukan sebagai hal sementara. Ketika ada yang membatalkan, blok itu dihapus begitu saja dan tidak pernah diisi ulang. Akibatnya, kalender terlihat penuh dengan blok yang tidak pernah benar terpakai, dan kalender itu memberi rasa produktif tanpa hasil yang nyata.</w:t>
       </w:r>
     </w:p>
     <w:p>
@@ -7500,33 +5971,7 @@
           <w:sz w:val="20"/>
           <w:szCs w:val="20"/>
         </w:rPr>
-        <w:t xml:space="preserve">Prinsipnya sederhana: </w:t>
-      </w:r>
-      <w:r>
-        <w:rPr>
-          <w:rFonts w:ascii="Work Sans" w:cs="Work Sans" w:eastAsia="Work Sans" w:hAnsi="Work Sans"/>
-          <w:b/>
-          <w:bCs/>
-          <w:i w:val="false"/>
-          <w:iCs w:val="false"/>
-          <w:color w:val="1A2233"/>
-          <w:sz w:val="20"/>
-          <w:szCs w:val="20"/>
-        </w:rPr>
-        <w:t xml:space="preserve">biarkan lowongannya kelihatan</w:t>
-      </w:r>
-      <w:r>
-        <w:rPr>
-          <w:rFonts w:ascii="Work Sans" w:cs="Work Sans" w:eastAsia="Work Sans" w:hAnsi="Work Sans"/>
-          <w:b w:val="false"/>
-          <w:bCs w:val="false"/>
-          <w:i w:val="false"/>
-          <w:iCs w:val="false"/>
-          <w:color w:val="1A2233"/>
-          <w:sz w:val="20"/>
-          <w:szCs w:val="20"/>
-        </w:rPr>
-        <w:t xml:space="preserve">. Kalau blokmu tidak terlihat oleh siapa pun, kamu sendiri pun tidak akan mengambilnya.</w:t>
+        <w:t xml:space="preserve">Prinsipnya sederhana: biarkan lowongannya kelihatan. Kalau blokmu tidak terlihat oleh siapa pun, kamu sendiri pun tidak akan mengambilnya. Sebaliknya, ketika ruang kosong itu terlihat oleh rekan satu tim, mereka akan cenderung diisi dengan pertanyaan atau permintaan yang bisa ditunda — dan jadwalmu tetap utuh.</w:t>
       </w:r>
     </w:p>
     <w:p>
@@ -7538,7 +5983,7 @@
       <w:r>
         <w:drawing>
           <wp:inline distT="0" distB="0" distL="0" distR="0">
-            <wp:extent cx="6096000" cy="1171575"/>
+            <wp:extent cx="6096000" cy="1162050"/>
             <wp:effectExtent t="0" r="0" b="0" l="0"/>
             <wp:docPr id="4" name="" descr="" title=""/>
             <wp:cNvGraphicFramePr>
@@ -7563,7 +6008,7 @@
                   <pic:spPr bwMode="auto">
                     <a:xfrm>
                       <a:off x="0" y="0"/>
-                      <a:ext cx="6096000" cy="1171575"/>
+                      <a:ext cx="6096000" cy="1162050"/>
                     </a:xfrm>
                     <a:prstGeom prst="rect">
                       <a:avLst/>
@@ -7607,374 +6052,8 @@
           <w:sz w:val="20"/>
           <w:szCs w:val="20"/>
         </w:rPr>
-        <w:t xml:space="preserve">Tiga aturan yang bekerja di hampir semua konteks:</w:t>
+        <w:t xml:space="preserve">Tiga aturan dasar yang bekerja di hampir semua konteks. Pertama, satu blok hanya untuk satu tugas; pindah konteks di tengah blok menghapus sebagian besar perhatian yang sudah terkumpul. Kedua, target akhir ditulis sebelum mulai, bukan sesudah selesai, karena yang ditulis belakangan cenderung menjadi patokan yang longgar. Ketiga, ada batas jumlah blok per hari, biasanya dua, sehingga ambisi tidak membuat tiga blok sekaligus gagal dimulai.</w:t>
       </w:r>
-    </w:p>
-    <w:tbl>
-      <w:tblPr>
-        <w:tblW w:type="dxa" w:w="9866"/>
-        <w:tblBorders>
-          <w:top w:val="single" w:color="auto" w:sz="4"/>
-          <w:left w:val="single" w:color="auto" w:sz="4"/>
-          <w:bottom w:val="single" w:color="auto" w:sz="4"/>
-          <w:right w:val="single" w:color="auto" w:sz="4"/>
-          <w:insideH w:val="single" w:color="auto" w:sz="4"/>
-          <w:insideV w:val="single" w:color="auto" w:sz="4"/>
-        </w:tblBorders>
-        <w:tblLayout w:type="fixed"/>
-      </w:tblPr>
-      <w:tblGrid>
-        <w:gridCol w:w="2565"/>
-        <w:gridCol w:w="7301"/>
-      </w:tblGrid>
-      <w:tr>
-        <w:trPr>
-          <w:cantSplit/>
-          <w:tblHeader/>
-        </w:trPr>
-        <w:tc>
-          <w:tcPr>
-            <w:tcW w:type="dxa" w:w="2565"/>
-            <w:tcBorders>
-              <w:top w:val="single" w:color="D8DEE8" w:sz="4"/>
-              <w:left w:val="single" w:color="D8DEE8" w:sz="4"/>
-              <w:bottom w:val="single" w:color="D8DEE8" w:sz="4"/>
-              <w:right w:val="single" w:color="D8DEE8" w:sz="4"/>
-            </w:tcBorders>
-            <w:shd w:fill="1B2F4E" w:color="auto" w:val="clear"/>
-            <w:tcMar>
-              <w:top w:type="dxa" w:w="70"/>
-              <w:left w:type="dxa" w:w="110"/>
-              <w:bottom w:type="dxa" w:w="70"/>
-              <w:right w:type="dxa" w:w="110"/>
-            </w:tcMar>
-            <w:vAlign w:val="bottom"/>
-          </w:tcPr>
-          <w:p>
-            <w:pPr>
-              <w:spacing w:after="0" w:line="252" w:lineRule="auto"/>
-            </w:pPr>
-            <w:r>
-              <w:rPr>
-                <w:rFonts w:ascii="Outfit" w:cs="Outfit" w:eastAsia="Outfit" w:hAnsi="Outfit"/>
-                <w:b/>
-                <w:bCs/>
-                <w:i w:val="false"/>
-                <w:iCs w:val="false"/>
-                <w:color w:val="FFFFFF"/>
-                <w:sz w:val="17"/>
-                <w:szCs w:val="17"/>
-              </w:rPr>
-              <w:t xml:space="preserve"/>
-            </w:r>
-            <w:r>
-              <w:rPr>
-                <w:rFonts w:ascii="Outfit" w:cs="Outfit" w:eastAsia="Outfit" w:hAnsi="Outfit"/>
-                <w:b/>
-                <w:bCs/>
-                <w:i w:val="false"/>
-                <w:iCs w:val="false"/>
-                <w:color w:val="FFFFFF"/>
-                <w:sz w:val="17"/>
-                <w:szCs w:val="17"/>
-              </w:rPr>
-              <w:t xml:space="preserve">Aturan</w:t>
-            </w:r>
-          </w:p>
-        </w:tc>
-        <w:tc>
-          <w:tcPr>
-            <w:tcW w:type="dxa" w:w="7301"/>
-            <w:tcBorders>
-              <w:top w:val="single" w:color="D8DEE8" w:sz="4"/>
-              <w:left w:val="single" w:color="D8DEE8" w:sz="4"/>
-              <w:bottom w:val="single" w:color="D8DEE8" w:sz="4"/>
-              <w:right w:val="single" w:color="D8DEE8" w:sz="4"/>
-            </w:tcBorders>
-            <w:shd w:fill="1B2F4E" w:color="auto" w:val="clear"/>
-            <w:tcMar>
-              <w:top w:type="dxa" w:w="70"/>
-              <w:left w:type="dxa" w:w="110"/>
-              <w:bottom w:type="dxa" w:w="70"/>
-              <w:right w:type="dxa" w:w="110"/>
-            </w:tcMar>
-            <w:vAlign w:val="bottom"/>
-          </w:tcPr>
-          <w:p>
-            <w:pPr>
-              <w:spacing w:after="0" w:line="252" w:lineRule="auto"/>
-            </w:pPr>
-            <w:r>
-              <w:rPr>
-                <w:rFonts w:ascii="Outfit" w:cs="Outfit" w:eastAsia="Outfit" w:hAnsi="Outfit"/>
-                <w:b/>
-                <w:bCs/>
-                <w:i w:val="false"/>
-                <w:iCs w:val="false"/>
-                <w:color w:val="FFFFFF"/>
-                <w:sz w:val="17"/>
-                <w:szCs w:val="17"/>
-              </w:rPr>
-              <w:t xml:space="preserve"/>
-            </w:r>
-            <w:r>
-              <w:rPr>
-                <w:rFonts w:ascii="Outfit" w:cs="Outfit" w:eastAsia="Outfit" w:hAnsi="Outfit"/>
-                <w:b/>
-                <w:bCs/>
-                <w:i w:val="false"/>
-                <w:iCs w:val="false"/>
-                <w:color w:val="FFFFFF"/>
-                <w:sz w:val="17"/>
-                <w:szCs w:val="17"/>
-              </w:rPr>
-              <w:t xml:space="preserve">Isi</w:t>
-            </w:r>
-          </w:p>
-        </w:tc>
-      </w:tr>
-      <w:tr>
-        <w:trPr>
-          <w:cantSplit/>
-        </w:trPr>
-        <w:tc>
-          <w:tcPr>
-            <w:tcW w:type="dxa" w:w="2565"/>
-            <w:tcBorders>
-              <w:top w:val="single" w:color="D8DEE8" w:sz="4"/>
-              <w:left w:val="single" w:color="D8DEE8" w:sz="4"/>
-              <w:bottom w:val="single" w:color="D8DEE8" w:sz="4"/>
-              <w:right w:val="single" w:color="D8DEE8" w:sz="4"/>
-            </w:tcBorders>
-            <w:shd w:fill="FFFFFF" w:color="auto" w:val="clear"/>
-            <w:tcMar>
-              <w:top w:type="dxa" w:w="70"/>
-              <w:left w:type="dxa" w:w="110"/>
-              <w:bottom w:type="dxa" w:w="70"/>
-              <w:right w:type="dxa" w:w="110"/>
-            </w:tcMar>
-          </w:tcPr>
-          <w:p>
-            <w:pPr>
-              <w:spacing w:after="0" w:line="252" w:lineRule="auto"/>
-              <w:jc w:val="left"/>
-            </w:pPr>
-            <w:r>
-              <w:rPr>
-                <w:rFonts w:ascii="Work Sans" w:cs="Work Sans" w:eastAsia="Work Sans" w:hAnsi="Work Sans"/>
-                <w:b w:val="false"/>
-                <w:bCs w:val="false"/>
-                <w:i w:val="false"/>
-                <w:iCs w:val="false"/>
-                <w:color w:val="1A2233"/>
-                <w:sz w:val="17"/>
-                <w:szCs w:val="17"/>
-              </w:rPr>
-              <w:t xml:space="preserve">Satu blok, satu tugas</w:t>
-            </w:r>
-          </w:p>
-        </w:tc>
-        <w:tc>
-          <w:tcPr>
-            <w:tcW w:type="dxa" w:w="7301"/>
-            <w:tcBorders>
-              <w:top w:val="single" w:color="D8DEE8" w:sz="4"/>
-              <w:left w:val="single" w:color="D8DEE8" w:sz="4"/>
-              <w:bottom w:val="single" w:color="D8DEE8" w:sz="4"/>
-              <w:right w:val="single" w:color="D8DEE8" w:sz="4"/>
-            </w:tcBorders>
-            <w:shd w:fill="FFFFFF" w:color="auto" w:val="clear"/>
-            <w:tcMar>
-              <w:top w:type="dxa" w:w="70"/>
-              <w:left w:type="dxa" w:w="110"/>
-              <w:bottom w:type="dxa" w:w="70"/>
-              <w:right w:type="dxa" w:w="110"/>
-            </w:tcMar>
-          </w:tcPr>
-          <w:p>
-            <w:pPr>
-              <w:spacing w:after="0" w:line="252" w:lineRule="auto"/>
-              <w:jc w:val="left"/>
-            </w:pPr>
-            <w:r>
-              <w:rPr>
-                <w:rFonts w:ascii="Work Sans" w:cs="Work Sans" w:eastAsia="Work Sans" w:hAnsi="Work Sans"/>
-                <w:b w:val="false"/>
-                <w:bCs w:val="false"/>
-                <w:i w:val="false"/>
-                <w:iCs w:val="false"/>
-                <w:color w:val="1A2233"/>
-                <w:sz w:val="17"/>
-                <w:szCs w:val="17"/>
-              </w:rPr>
-              <w:t xml:space="preserve">Tidak pindah konteks di dalam blok</w:t>
-            </w:r>
-          </w:p>
-        </w:tc>
-      </w:tr>
-      <w:tr>
-        <w:trPr>
-          <w:cantSplit/>
-        </w:trPr>
-        <w:tc>
-          <w:tcPr>
-            <w:tcW w:type="dxa" w:w="2565"/>
-            <w:tcBorders>
-              <w:top w:val="single" w:color="D8DEE8" w:sz="4"/>
-              <w:left w:val="single" w:color="D8DEE8" w:sz="4"/>
-              <w:bottom w:val="single" w:color="D8DEE8" w:sz="4"/>
-              <w:right w:val="single" w:color="D8DEE8" w:sz="4"/>
-            </w:tcBorders>
-            <w:shd w:fill="F7F9FC" w:color="auto" w:val="clear"/>
-            <w:tcMar>
-              <w:top w:type="dxa" w:w="70"/>
-              <w:left w:type="dxa" w:w="110"/>
-              <w:bottom w:type="dxa" w:w="70"/>
-              <w:right w:type="dxa" w:w="110"/>
-            </w:tcMar>
-          </w:tcPr>
-          <w:p>
-            <w:pPr>
-              <w:spacing w:after="0" w:line="252" w:lineRule="auto"/>
-              <w:jc w:val="left"/>
-            </w:pPr>
-            <w:r>
-              <w:rPr>
-                <w:rFonts w:ascii="Work Sans" w:cs="Work Sans" w:eastAsia="Work Sans" w:hAnsi="Work Sans"/>
-                <w:b w:val="false"/>
-                <w:bCs w:val="false"/>
-                <w:i w:val="false"/>
-                <w:iCs w:val="false"/>
-                <w:color w:val="1A2233"/>
-                <w:sz w:val="17"/>
-                <w:szCs w:val="17"/>
-              </w:rPr>
-              <w:t xml:space="preserve">Target terukur</w:t>
-            </w:r>
-          </w:p>
-        </w:tc>
-        <w:tc>
-          <w:tcPr>
-            <w:tcW w:type="dxa" w:w="7301"/>
-            <w:tcBorders>
-              <w:top w:val="single" w:color="D8DEE8" w:sz="4"/>
-              <w:left w:val="single" w:color="D8DEE8" w:sz="4"/>
-              <w:bottom w:val="single" w:color="D8DEE8" w:sz="4"/>
-              <w:right w:val="single" w:color="D8DEE8" w:sz="4"/>
-            </w:tcBorders>
-            <w:shd w:fill="F7F9FC" w:color="auto" w:val="clear"/>
-            <w:tcMar>
-              <w:top w:type="dxa" w:w="70"/>
-              <w:left w:type="dxa" w:w="110"/>
-              <w:bottom w:type="dxa" w:w="70"/>
-              <w:right w:type="dxa" w:w="110"/>
-            </w:tcMar>
-          </w:tcPr>
-          <w:p>
-            <w:pPr>
-              <w:spacing w:after="0" w:line="252" w:lineRule="auto"/>
-              <w:jc w:val="left"/>
-            </w:pPr>
-            <w:r>
-              <w:rPr>
-                <w:rFonts w:ascii="Work Sans" w:cs="Work Sans" w:eastAsia="Work Sans" w:hAnsi="Work Sans"/>
-                <w:b w:val="false"/>
-                <w:bCs w:val="false"/>
-                <w:i w:val="false"/>
-                <w:iCs w:val="false"/>
-                <w:color w:val="1A2233"/>
-                <w:sz w:val="17"/>
-                <w:szCs w:val="17"/>
-              </w:rPr>
-              <w:t xml:space="preserve">Tulis hasil akhir sebelum mulai, bukan sesudah</w:t>
-            </w:r>
-          </w:p>
-        </w:tc>
-      </w:tr>
-      <w:tr>
-        <w:trPr>
-          <w:cantSplit/>
-        </w:trPr>
-        <w:tc>
-          <w:tcPr>
-            <w:tcW w:type="dxa" w:w="2565"/>
-            <w:tcBorders>
-              <w:top w:val="single" w:color="D8DEE8" w:sz="4"/>
-              <w:left w:val="single" w:color="D8DEE8" w:sz="4"/>
-              <w:bottom w:val="single" w:color="D8DEE8" w:sz="4"/>
-              <w:right w:val="single" w:color="D8DEE8" w:sz="4"/>
-            </w:tcBorders>
-            <w:shd w:fill="FFFFFF" w:color="auto" w:val="clear"/>
-            <w:tcMar>
-              <w:top w:type="dxa" w:w="70"/>
-              <w:left w:type="dxa" w:w="110"/>
-              <w:bottom w:type="dxa" w:w="70"/>
-              <w:right w:type="dxa" w:w="110"/>
-            </w:tcMar>
-          </w:tcPr>
-          <w:p>
-            <w:pPr>
-              <w:spacing w:after="0" w:line="252" w:lineRule="auto"/>
-              <w:jc w:val="left"/>
-            </w:pPr>
-            <w:r>
-              <w:rPr>
-                <w:rFonts w:ascii="Work Sans" w:cs="Work Sans" w:eastAsia="Work Sans" w:hAnsi="Work Sans"/>
-                <w:b w:val="false"/>
-                <w:bCs w:val="false"/>
-                <w:i w:val="false"/>
-                <w:iCs w:val="false"/>
-                <w:color w:val="1A2233"/>
-                <w:sz w:val="17"/>
-                <w:szCs w:val="17"/>
-              </w:rPr>
-              <w:t xml:space="preserve">Batas harian</w:t>
-            </w:r>
-          </w:p>
-        </w:tc>
-        <w:tc>
-          <w:tcPr>
-            <w:tcW w:type="dxa" w:w="7301"/>
-            <w:tcBorders>
-              <w:top w:val="single" w:color="D8DEE8" w:sz="4"/>
-              <w:left w:val="single" w:color="D8DEE8" w:sz="4"/>
-              <w:bottom w:val="single" w:color="D8DEE8" w:sz="4"/>
-              <w:right w:val="single" w:color="D8DEE8" w:sz="4"/>
-            </w:tcBorders>
-            <w:shd w:fill="FFFFFF" w:color="auto" w:val="clear"/>
-            <w:tcMar>
-              <w:top w:type="dxa" w:w="70"/>
-              <w:left w:type="dxa" w:w="110"/>
-              <w:bottom w:type="dxa" w:w="70"/>
-              <w:right w:type="dxa" w:w="110"/>
-            </w:tcMar>
-          </w:tcPr>
-          <w:p>
-            <w:pPr>
-              <w:spacing w:after="0" w:line="252" w:lineRule="auto"/>
-              <w:jc w:val="left"/>
-            </w:pPr>
-            <w:r>
-              <w:rPr>
-                <w:rFonts w:ascii="Work Sans" w:cs="Work Sans" w:eastAsia="Work Sans" w:hAnsi="Work Sans"/>
-                <w:b w:val="false"/>
-                <w:bCs w:val="false"/>
-                <w:i w:val="false"/>
-                <w:iCs w:val="false"/>
-                <w:color w:val="1A2233"/>
-                <w:sz w:val="17"/>
-                <w:szCs w:val="17"/>
-              </w:rPr>
-              <w:t xml:space="preserve">Maksimal dua blok berkedalaman per hari</w:t>
-            </w:r>
-          </w:p>
-        </w:tc>
-      </w:tr>
-    </w:tbl>
-    <w:p>
-      <w:pPr>
-        <w:spacing w:after="120" w:line="240" w:lineRule="auto"/>
-      </w:pPr>
     </w:p>
     <w:p>
       <w:r>
@@ -7988,110 +6067,23 @@
           <w:sz w:val="20"/>
           <w:szCs w:val="20"/>
         </w:rPr>
-        <w:t xml:space="preserve">Batas harian terlihat seperti paradoks: melarang lebih banyak justru membuat blok yang ada benar-benar terjadi. Tanpa batas, ambisi sering berakhir dengan tiga blok yang gagal dimulai.</w:t>
+        <w:t xml:space="preserve">Batas harian terlihat seperti paradoks, tetapi inilah yang membuatnya bekerja: melarang lebih banyak justru membuat blok yang ada benar-benar terjadi. Tanpa batas, ambisi sering berakhir dengan tiga blok yang gagal dimulai dan tiga rencana yang tidak pernah dievaluasi.</w:t>
       </w:r>
     </w:p>
-    <w:tbl>
-      <w:tblPr>
-        <w:tblW w:type="dxa" w:w="9866"/>
-        <w:tblBorders>
-          <w:top w:val="single" w:color="auto" w:sz="4"/>
-          <w:left w:val="single" w:color="auto" w:sz="4"/>
-          <w:bottom w:val="single" w:color="auto" w:sz="4"/>
-          <w:right w:val="single" w:color="auto" w:sz="4"/>
-          <w:insideH w:val="single" w:color="auto" w:sz="4"/>
-          <w:insideV w:val="single" w:color="auto" w:sz="4"/>
-        </w:tblBorders>
-        <w:tblLayout w:type="fixed"/>
-      </w:tblPr>
-      <w:tblGrid>
-        <w:gridCol w:w="9866"/>
-      </w:tblGrid>
-      <w:tr>
-        <w:trPr>
-          <w:cantSplit/>
-        </w:trPr>
-        <w:tc>
-          <w:tcPr>
-            <w:tcW w:type="dxa" w:w="9866"/>
-            <w:tcBorders>
-              <w:top w:val="none" w:color="FFFFFF" w:sz="0"/>
-              <w:left w:val="single" w:color="A63A24" w:sz="36"/>
-              <w:bottom w:val="none" w:color="FFFFFF" w:sz="0"/>
-              <w:right w:val="none" w:color="FFFFFF" w:sz="0"/>
-            </w:tcBorders>
-            <w:shd w:fill="FDEDE8" w:color="auto" w:val="clear"/>
-            <w:tcMar>
-              <w:top w:type="dxa" w:w="140"/>
-              <w:left w:type="dxa" w:w="220"/>
-              <w:bottom w:type="dxa" w:w="80"/>
-              <w:right w:type="dxa" w:w="220"/>
-            </w:tcMar>
-          </w:tcPr>
-          <w:p>
-            <w:pPr>
-              <w:keepNext/>
-              <w:spacing w:after="20"/>
-            </w:pPr>
-            <w:r>
-              <w:rPr>
-                <w:rFonts w:ascii="Outfit" w:cs="Outfit" w:eastAsia="Outfit" w:hAnsi="Outfit"/>
-                <w:b/>
-                <w:bCs/>
-                <w:i w:val="false"/>
-                <w:iCs w:val="false"/>
-                <w:color w:val="A63A24"/>
-                <w:spacing w:val="24"/>
-                <w:sz w:val="14"/>
-                <w:szCs w:val="14"/>
-              </w:rPr>
-              <w:t xml:space="preserve">ANALOGI</w:t>
-            </w:r>
-          </w:p>
-          <w:p>
-            <w:pPr>
-              <w:keepNext/>
-              <w:spacing w:after="80"/>
-            </w:pPr>
-            <w:r>
-              <w:rPr>
-                <w:rFonts w:ascii="Outfit" w:cs="Outfit" w:eastAsia="Outfit" w:hAnsi="Outfit"/>
-                <w:b/>
-                <w:bCs/>
-                <w:i w:val="false"/>
-                <w:iCs w:val="false"/>
-                <w:color w:val="1A2233"/>
-                <w:sz w:val="21"/>
-                <w:szCs w:val="21"/>
-              </w:rPr>
-              <w:t xml:space="preserve">Blok kerja seperti janji ke diri sendiri</w:t>
-            </w:r>
-          </w:p>
-          <w:p>
-            <w:pPr>
-              <w:spacing w:after="90" w:line="264" w:lineRule="auto"/>
-            </w:pPr>
-            <w:r>
-              <w:rPr>
-                <w:rFonts w:ascii="Work Sans" w:cs="Work Sans" w:eastAsia="Work Sans" w:hAnsi="Work Sans"/>
-                <w:b w:val="false"/>
-                <w:bCs w:val="false"/>
-                <w:i w:val="false"/>
-                <w:iCs w:val="false"/>
-                <w:color w:val="1A2233"/>
-                <w:sz w:val="19"/>
-                <w:szCs w:val="19"/>
-              </w:rPr>
-              <w:t xml:space="preserve">Janji yang tidak ada saksinya akan dibatalkan tanpa merasa bersalah. Blok berkedalaman adalah janji yang saksinya sudah tertulis di kalender.</w:t>
-            </w:r>
-          </w:p>
-        </w:tc>
-      </w:tr>
-    </w:tbl>
     <w:p>
-      <w:pPr>
-        <w:spacing w:after="140" w:line="240" w:lineRule="auto"/>
-      </w:pPr>
+      <w:r>
+        <w:rPr>
+          <w:rFonts w:ascii="Work Sans" w:cs="Work Sans" w:eastAsia="Work Sans" w:hAnsi="Work Sans"/>
+          <w:b w:val="false"/>
+          <w:bCs w:val="false"/>
+          <w:i w:val="false"/>
+          <w:iCs w:val="false"/>
+          <w:color w:val="1A2233"/>
+          <w:sz w:val="20"/>
+          <w:szCs w:val="20"/>
+        </w:rPr>
+        <w:t xml:space="preserve">Blok kerja seperti janji ke diri sendiri. Janji yang tidak ada saksinya akan dibatalkan tanpa merasa bersalah, dan pembatalan itu berulang setiap minggu. Blok berkedalaman adalah janji yang saksinya sudah tertulis di kalender, sehingga pembatalannya harus dijelaskan ke orang lain.</w:t>
+      </w:r>
     </w:p>
     <w:p>
       <w:pPr>
@@ -8135,7 +6127,7 @@
           <w:sz w:val="20"/>
           <w:szCs w:val="20"/>
         </w:rPr>
-        <w:t xml:space="preserve">Perbedaannya bukan di niat, tapi di urutan.</w:t>
+        <w:t xml:space="preserve">Perbedaannya bukan pada niat, melainkan pada urutan.</w:t>
       </w:r>
     </w:p>
     <w:tbl>
@@ -8170,7 +6162,7 @@
               <w:bottom w:val="single" w:color="D8DEE8" w:sz="4"/>
               <w:right w:val="single" w:color="D8DEE8" w:sz="4"/>
             </w:tcBorders>
-            <w:shd w:fill="B83A3A" w:color="auto" w:val="clear"/>
+            <w:shd w:fill="1B2F4E" w:color="auto" w:val="clear"/>
             <w:tcMar>
               <w:top w:type="dxa" w:w="70"/>
               <w:left w:type="dxa" w:w="110"/>
@@ -8194,7 +6186,7 @@
                 <w:sz w:val="17"/>
                 <w:szCs w:val="17"/>
               </w:rPr>
-              <w:t xml:space="preserve">✗ </w:t>
+              <w:t xml:space="preserve"/>
             </w:r>
             <w:r>
               <w:rPr>
@@ -8220,7 +6212,7 @@
               <w:bottom w:val="single" w:color="D8DEE8" w:sz="4"/>
               <w:right w:val="single" w:color="D8DEE8" w:sz="4"/>
             </w:tcBorders>
-            <w:shd w:fill="2C7857" w:color="auto" w:val="clear"/>
+            <w:shd w:fill="1B2F4E" w:color="auto" w:val="clear"/>
             <w:tcMar>
               <w:top w:type="dxa" w:w="70"/>
               <w:left w:type="dxa" w:w="110"/>
@@ -8244,7 +6236,7 @@
                 <w:sz w:val="17"/>
                 <w:szCs w:val="17"/>
               </w:rPr>
-              <w:t xml:space="preserve">✓ </w:t>
+              <w:t xml:space="preserve"/>
             </w:r>
             <w:r>
               <w:rPr>
@@ -8325,7 +6317,7 @@
               <w:bottom w:val="single" w:color="D8DEE8" w:sz="4"/>
               <w:right w:val="single" w:color="D8DEE8" w:sz="4"/>
             </w:tcBorders>
-            <w:shd w:fill="FBEAEA" w:color="auto" w:val="clear"/>
+            <w:shd w:fill="FFFFFF" w:color="auto" w:val="clear"/>
             <w:tcMar>
               <w:top w:type="dxa" w:w="70"/>
               <w:left w:type="dxa" w:w="110"/>
@@ -8362,7 +6354,7 @@
               <w:bottom w:val="single" w:color="D8DEE8" w:sz="4"/>
               <w:right w:val="single" w:color="D8DEE8" w:sz="4"/>
             </w:tcBorders>
-            <w:shd w:fill="E5F3EC" w:color="auto" w:val="clear"/>
+            <w:shd w:fill="FFFFFF" w:color="auto" w:val="clear"/>
             <w:tcMar>
               <w:top w:type="dxa" w:w="70"/>
               <w:left w:type="dxa" w:w="110"/>
@@ -8399,7 +6391,7 @@
               <w:bottom w:val="single" w:color="D8DEE8" w:sz="4"/>
               <w:right w:val="single" w:color="D8DEE8" w:sz="4"/>
             </w:tcBorders>
-            <w:shd w:fill="E5F3EC" w:color="auto" w:val="clear"/>
+            <w:shd w:fill="FFFFFF" w:color="auto" w:val="clear"/>
             <w:tcMar>
               <w:top w:type="dxa" w:w="70"/>
               <w:left w:type="dxa" w:w="110"/>
@@ -8441,7 +6433,7 @@
               <w:bottom w:val="single" w:color="D8DEE8" w:sz="4"/>
               <w:right w:val="single" w:color="D8DEE8" w:sz="4"/>
             </w:tcBorders>
-            <w:shd w:fill="FBEAEA" w:color="auto" w:val="clear"/>
+            <w:shd w:fill="F7F9FC" w:color="auto" w:val="clear"/>
             <w:tcMar>
               <w:top w:type="dxa" w:w="70"/>
               <w:left w:type="dxa" w:w="110"/>
@@ -8478,7 +6470,7 @@
               <w:bottom w:val="single" w:color="D8DEE8" w:sz="4"/>
               <w:right w:val="single" w:color="D8DEE8" w:sz="4"/>
             </w:tcBorders>
-            <w:shd w:fill="E5F3EC" w:color="auto" w:val="clear"/>
+            <w:shd w:fill="F7F9FC" w:color="auto" w:val="clear"/>
             <w:tcMar>
               <w:top w:type="dxa" w:w="70"/>
               <w:left w:type="dxa" w:w="110"/>
@@ -8515,7 +6507,7 @@
               <w:bottom w:val="single" w:color="D8DEE8" w:sz="4"/>
               <w:right w:val="single" w:color="D8DEE8" w:sz="4"/>
             </w:tcBorders>
-            <w:shd w:fill="E5F3EC" w:color="auto" w:val="clear"/>
+            <w:shd w:fill="F7F9FC" w:color="auto" w:val="clear"/>
             <w:tcMar>
               <w:top w:type="dxa" w:w="70"/>
               <w:left w:type="dxa" w:w="110"/>
@@ -8557,7 +6549,7 @@
               <w:bottom w:val="single" w:color="D8DEE8" w:sz="4"/>
               <w:right w:val="single" w:color="D8DEE8" w:sz="4"/>
             </w:tcBorders>
-            <w:shd w:fill="FBEAEA" w:color="auto" w:val="clear"/>
+            <w:shd w:fill="FFFFFF" w:color="auto" w:val="clear"/>
             <w:tcMar>
               <w:top w:type="dxa" w:w="70"/>
               <w:left w:type="dxa" w:w="110"/>
@@ -8594,7 +6586,7 @@
               <w:bottom w:val="single" w:color="D8DEE8" w:sz="4"/>
               <w:right w:val="single" w:color="D8DEE8" w:sz="4"/>
             </w:tcBorders>
-            <w:shd w:fill="E5F3EC" w:color="auto" w:val="clear"/>
+            <w:shd w:fill="FFFFFF" w:color="auto" w:val="clear"/>
             <w:tcMar>
               <w:top w:type="dxa" w:w="70"/>
               <w:left w:type="dxa" w:w="110"/>
@@ -8631,7 +6623,7 @@
               <w:bottom w:val="single" w:color="D8DEE8" w:sz="4"/>
               <w:right w:val="single" w:color="D8DEE8" w:sz="4"/>
             </w:tcBorders>
-            <w:shd w:fill="E5F3EC" w:color="auto" w:val="clear"/>
+            <w:shd w:fill="FFFFFF" w:color="auto" w:val="clear"/>
             <w:tcMar>
               <w:top w:type="dxa" w:w="70"/>
               <w:left w:type="dxa" w:w="110"/>
@@ -8673,7 +6665,7 @@
               <w:bottom w:val="single" w:color="D8DEE8" w:sz="4"/>
               <w:right w:val="single" w:color="D8DEE8" w:sz="4"/>
             </w:tcBorders>
-            <w:shd w:fill="FBEAEA" w:color="auto" w:val="clear"/>
+            <w:shd w:fill="F7F9FC" w:color="auto" w:val="clear"/>
             <w:tcMar>
               <w:top w:type="dxa" w:w="70"/>
               <w:left w:type="dxa" w:w="110"/>
@@ -8710,7 +6702,7 @@
               <w:bottom w:val="single" w:color="D8DEE8" w:sz="4"/>
               <w:right w:val="single" w:color="D8DEE8" w:sz="4"/>
             </w:tcBorders>
-            <w:shd w:fill="E5F3EC" w:color="auto" w:val="clear"/>
+            <w:shd w:fill="F7F9FC" w:color="auto" w:val="clear"/>
             <w:tcMar>
               <w:top w:type="dxa" w:w="70"/>
               <w:left w:type="dxa" w:w="110"/>
@@ -8747,7 +6739,7 @@
               <w:bottom w:val="single" w:color="D8DEE8" w:sz="4"/>
               <w:right w:val="single" w:color="D8DEE8" w:sz="4"/>
             </w:tcBorders>
-            <w:shd w:fill="E5F3EC" w:color="auto" w:val="clear"/>
+            <w:shd w:fill="F7F9FC" w:color="auto" w:val="clear"/>
             <w:tcMar>
               <w:top w:type="dxa" w:w="70"/>
               <w:left w:type="dxa" w:w="110"/>
@@ -8789,7 +6781,7 @@
               <w:bottom w:val="single" w:color="D8DEE8" w:sz="4"/>
               <w:right w:val="single" w:color="D8DEE8" w:sz="4"/>
             </w:tcBorders>
-            <w:shd w:fill="FBEAEA" w:color="auto" w:val="clear"/>
+            <w:shd w:fill="FFFFFF" w:color="auto" w:val="clear"/>
             <w:tcMar>
               <w:top w:type="dxa" w:w="70"/>
               <w:left w:type="dxa" w:w="110"/>
@@ -8826,7 +6818,7 @@
               <w:bottom w:val="single" w:color="D8DEE8" w:sz="4"/>
               <w:right w:val="single" w:color="D8DEE8" w:sz="4"/>
             </w:tcBorders>
-            <w:shd w:fill="E5F3EC" w:color="auto" w:val="clear"/>
+            <w:shd w:fill="FFFFFF" w:color="auto" w:val="clear"/>
             <w:tcMar>
               <w:top w:type="dxa" w:w="70"/>
               <w:left w:type="dxa" w:w="110"/>
@@ -8863,7 +6855,7 @@
               <w:bottom w:val="single" w:color="D8DEE8" w:sz="4"/>
               <w:right w:val="single" w:color="D8DEE8" w:sz="4"/>
             </w:tcBorders>
-            <w:shd w:fill="E5F3EC" w:color="auto" w:val="clear"/>
+            <w:shd w:fill="FFFFFF" w:color="auto" w:val="clear"/>
             <w:tcMar>
               <w:top w:type="dxa" w:w="70"/>
               <w:left w:type="dxa" w:w="110"/>
@@ -8910,7 +6902,7 @@
           <w:sz w:val="20"/>
           <w:szCs w:val="20"/>
         </w:rPr>
-        <w:t xml:space="preserve">Perubahan terbesar ada di baris terakhir. "Paket berhasil" tidak bisa diuji; "arsip terunggah dengan nama jelas" bisa. Kalau targetnya bisa diuji, kamu tahu sendiri apakah blok itu berhasil tanpa harus menebak.</w:t>
+        <w:t xml:space="preserve">Perubahan terbesar ada di baris terakhir. "Paket berhasil" tidak bisa diuji, sedangkan "arsip terunggah dengan nama jelas" bisa diuji. Kalau targetnya bisa diuji, kamu tahu sendiri apakah blok itu berhasil tanpa harus menebak. Target yang tidak bisa diuji cenderung dianggap berhasil apa pun yang terjadi, dan itulah celah tempat validator yang selalu lolos tanpa pernah menolak apa pun.</w:t>
       </w:r>
     </w:p>
     <w:p>
@@ -8955,7 +6947,7 @@
           <w:sz w:val="20"/>
           <w:szCs w:val="20"/>
         </w:rPr>
-        <w:t xml:space="preserve">Perhatian bukan hanya soal kemauan. Biaya gangguan bisa dinaikkan atau diturunkan oleh lingkungan kerja.</w:t>
+        <w:t xml:space="preserve">Perhatian bukan hanya soal kemauan. Biaya gangguan bisa dinaikkan atau diturunkan oleh lingkungan kerja, dan biasanya lebih mudah diturunkan daripada menaikkan kemauan.</w:t>
       </w:r>
     </w:p>
     <w:tbl>
@@ -9143,18 +7135,18 @@
           <w:p>
             <w:pPr>
               <w:spacing w:after="0" w:line="252" w:lineRule="auto"/>
-              <w:jc w:val="center"/>
-            </w:pPr>
-            <w:r>
-              <w:rPr>
-                <w:rFonts w:ascii="Outfit" w:cs="Outfit" w:eastAsia="Outfit" w:hAnsi="Outfit"/>
-                <w:b/>
-                <w:bCs/>
-                <w:i w:val="false"/>
-                <w:iCs w:val="false"/>
-                <w:color w:val="A63A24"/>
-                <w:sz w:val="18"/>
-                <w:szCs w:val="18"/>
+              <w:jc w:val="left"/>
+            </w:pPr>
+            <w:r>
+              <w:rPr>
+                <w:rFonts w:ascii="Work Sans" w:cs="Work Sans" w:eastAsia="Work Sans" w:hAnsi="Work Sans"/>
+                <w:b w:val="false"/>
+                <w:bCs w:val="false"/>
+                <w:i w:val="false"/>
+                <w:iCs w:val="false"/>
+                <w:color w:val="1A2233"/>
+                <w:sz w:val="17"/>
+                <w:szCs w:val="17"/>
               </w:rPr>
               <w:t xml:space="preserve">1</w:t>
             </w:r>
@@ -9217,7 +7209,7 @@
           <w:p>
             <w:pPr>
               <w:spacing w:after="0" w:line="252" w:lineRule="auto"/>
-              <w:jc w:val="center"/>
+              <w:jc w:val="left"/>
             </w:pPr>
             <w:r>
               <w:rPr>
@@ -9259,18 +7251,18 @@
           <w:p>
             <w:pPr>
               <w:spacing w:after="0" w:line="252" w:lineRule="auto"/>
-              <w:jc w:val="center"/>
-            </w:pPr>
-            <w:r>
-              <w:rPr>
-                <w:rFonts w:ascii="Outfit" w:cs="Outfit" w:eastAsia="Outfit" w:hAnsi="Outfit"/>
-                <w:b/>
-                <w:bCs/>
-                <w:i w:val="false"/>
-                <w:iCs w:val="false"/>
-                <w:color w:val="A63A24"/>
-                <w:sz w:val="18"/>
-                <w:szCs w:val="18"/>
+              <w:jc w:val="left"/>
+            </w:pPr>
+            <w:r>
+              <w:rPr>
+                <w:rFonts w:ascii="Work Sans" w:cs="Work Sans" w:eastAsia="Work Sans" w:hAnsi="Work Sans"/>
+                <w:b w:val="false"/>
+                <w:bCs w:val="false"/>
+                <w:i w:val="false"/>
+                <w:iCs w:val="false"/>
+                <w:color w:val="1A2233"/>
+                <w:sz w:val="17"/>
+                <w:szCs w:val="17"/>
               </w:rPr>
               <w:t xml:space="preserve">2</w:t>
             </w:r>
@@ -9333,7 +7325,7 @@
           <w:p>
             <w:pPr>
               <w:spacing w:after="0" w:line="252" w:lineRule="auto"/>
-              <w:jc w:val="center"/>
+              <w:jc w:val="left"/>
             </w:pPr>
             <w:r>
               <w:rPr>
@@ -9375,18 +7367,18 @@
           <w:p>
             <w:pPr>
               <w:spacing w:after="0" w:line="252" w:lineRule="auto"/>
-              <w:jc w:val="center"/>
-            </w:pPr>
-            <w:r>
-              <w:rPr>
-                <w:rFonts w:ascii="Outfit" w:cs="Outfit" w:eastAsia="Outfit" w:hAnsi="Outfit"/>
-                <w:b/>
-                <w:bCs/>
-                <w:i w:val="false"/>
-                <w:iCs w:val="false"/>
-                <w:color w:val="A63A24"/>
-                <w:sz w:val="18"/>
-                <w:szCs w:val="18"/>
+              <w:jc w:val="left"/>
+            </w:pPr>
+            <w:r>
+              <w:rPr>
+                <w:rFonts w:ascii="Work Sans" w:cs="Work Sans" w:eastAsia="Work Sans" w:hAnsi="Work Sans"/>
+                <w:b w:val="false"/>
+                <w:bCs w:val="false"/>
+                <w:i w:val="false"/>
+                <w:iCs w:val="false"/>
+                <w:color w:val="1A2233"/>
+                <w:sz w:val="17"/>
+                <w:szCs w:val="17"/>
               </w:rPr>
               <w:t xml:space="preserve">3</w:t>
             </w:r>
@@ -9449,7 +7441,7 @@
           <w:p>
             <w:pPr>
               <w:spacing w:after="0" w:line="252" w:lineRule="auto"/>
-              <w:jc w:val="center"/>
+              <w:jc w:val="left"/>
             </w:pPr>
             <w:r>
               <w:rPr>
@@ -9491,18 +7483,18 @@
           <w:p>
             <w:pPr>
               <w:spacing w:after="0" w:line="252" w:lineRule="auto"/>
-              <w:jc w:val="center"/>
-            </w:pPr>
-            <w:r>
-              <w:rPr>
-                <w:rFonts w:ascii="Outfit" w:cs="Outfit" w:eastAsia="Outfit" w:hAnsi="Outfit"/>
-                <w:b/>
-                <w:bCs/>
-                <w:i w:val="false"/>
-                <w:iCs w:val="false"/>
-                <w:color w:val="A63A24"/>
-                <w:sz w:val="18"/>
-                <w:szCs w:val="18"/>
+              <w:jc w:val="left"/>
+            </w:pPr>
+            <w:r>
+              <w:rPr>
+                <w:rFonts w:ascii="Work Sans" w:cs="Work Sans" w:eastAsia="Work Sans" w:hAnsi="Work Sans"/>
+                <w:b w:val="false"/>
+                <w:bCs w:val="false"/>
+                <w:i w:val="false"/>
+                <w:iCs w:val="false"/>
+                <w:color w:val="1A2233"/>
+                <w:sz w:val="17"/>
+                <w:szCs w:val="17"/>
               </w:rPr>
               <w:t xml:space="preserve">4</w:t>
             </w:r>
@@ -9565,7 +7557,7 @@
           <w:p>
             <w:pPr>
               <w:spacing w:after="0" w:line="252" w:lineRule="auto"/>
-              <w:jc w:val="center"/>
+              <w:jc w:val="left"/>
             </w:pPr>
             <w:r>
               <w:rPr>
@@ -9607,18 +7599,18 @@
           <w:p>
             <w:pPr>
               <w:spacing w:after="0" w:line="252" w:lineRule="auto"/>
-              <w:jc w:val="center"/>
-            </w:pPr>
-            <w:r>
-              <w:rPr>
-                <w:rFonts w:ascii="Outfit" w:cs="Outfit" w:eastAsia="Outfit" w:hAnsi="Outfit"/>
-                <w:b/>
-                <w:bCs/>
-                <w:i w:val="false"/>
-                <w:iCs w:val="false"/>
-                <w:color w:val="A63A24"/>
-                <w:sz w:val="18"/>
-                <w:szCs w:val="18"/>
+              <w:jc w:val="left"/>
+            </w:pPr>
+            <w:r>
+              <w:rPr>
+                <w:rFonts w:ascii="Work Sans" w:cs="Work Sans" w:eastAsia="Work Sans" w:hAnsi="Work Sans"/>
+                <w:b w:val="false"/>
+                <w:bCs w:val="false"/>
+                <w:i w:val="false"/>
+                <w:iCs w:val="false"/>
+                <w:color w:val="1A2233"/>
+                <w:sz w:val="17"/>
+                <w:szCs w:val="17"/>
               </w:rPr>
               <w:t xml:space="preserve">5</w:t>
             </w:r>
@@ -9681,7 +7673,7 @@
           <w:p>
             <w:pPr>
               <w:spacing w:after="0" w:line="252" w:lineRule="auto"/>
-              <w:jc w:val="center"/>
+              <w:jc w:val="left"/>
             </w:pPr>
             <w:r>
               <w:rPr>
@@ -9717,7 +7709,22 @@
           <w:sz w:val="20"/>
           <w:szCs w:val="20"/>
         </w:rPr>
-        <w:t xml:space="preserve">Baris kedua paling penting dan paling sering tidak dilakukan. Menjadwalkan notifikasi diam bukan sama dengan mematikan: notifikasi yang dijadwalkan tetap membangunkan sistem dan menarik perhatian. Mematikannya total lebih efektif daripada menyiapkannya.</w:t>
+        <w:t xml:space="preserve">Baris kedua paling penting dan paling sering tidak dilakukan. Menjadwalkan notifikasi diam bukan sama dengan mematikannya: notifikasi yang dijadwalkan tetap membangunkan sistem dan menarik perhatian pada jam yang sudah ditentukan. Mematikannya total lebih efektif daripada menyiapkannya, meskipun biayanya terlihat besar di awal karena harus memberi tahu orang lain bahwa kamu memang sedang tidak bisa dijangkau.</w:t>
+      </w:r>
+    </w:p>
+    <w:p>
+      <w:r>
+        <w:rPr>
+          <w:rFonts w:ascii="Work Sans" w:cs="Work Sans" w:eastAsia="Work Sans" w:hAnsi="Work Sans"/>
+          <w:b w:val="false"/>
+          <w:bCs w:val="false"/>
+          <w:i w:val="false"/>
+          <w:iCs w:val="false"/>
+          <w:color w:val="1A2233"/>
+          <w:sz w:val="20"/>
+          <w:szCs w:val="20"/>
+        </w:rPr>
+        <w:t xml:space="preserve">Baris kelima terlihat sepele tapi sering menentukan. Blok yang terputus oleh kebutuhan fisik selalu berakhir lebih pendek dari yang direncanakan, dan pemutusan berulang membuat orang berhenti memesan blok sama sekali.</w:t>
       </w:r>
     </w:p>
     <w:p>
@@ -9747,7 +7754,7 @@
           <w:sz w:val="28"/>
           <w:szCs w:val="28"/>
         </w:rPr>
-        <w:t xml:space="preserve">  Template Siap Pakai</w:t>
+        <w:t xml:space="preserve">  Contoh Sebelum vs Sesudah dalam Praktik</w:t>
       </w:r>
     </w:p>
     <w:p>
@@ -9762,543 +7769,8 @@
           <w:sz w:val="20"/>
           <w:szCs w:val="20"/>
         </w:rPr>
-        <w:t xml:space="preserve">Gunakan template ini sebagai awal, lalu sesuaikan angkanya dengan kondisi nyata.</w:t>
+        <w:t xml:space="preserve">Perhatikan contoh nyata dari satu blok pagi. Dalam versi pertama, blok itu diisi dengan "menulis laporan bulanan" sebagai target, notifikasi tetap menyala, dan surel dibalas setiap datang. Di akhir blok, orang biasanya merasa sudah bekerja keras tetapi tidak ada yang bisa ditunjukkan.</w:t>
       </w:r>
-    </w:p>
-    <w:tbl>
-      <w:tblPr>
-        <w:tblW w:type="dxa" w:w="9866"/>
-        <w:tblBorders>
-          <w:top w:val="single" w:color="auto" w:sz="4"/>
-          <w:left w:val="single" w:color="auto" w:sz="4"/>
-          <w:bottom w:val="single" w:color="auto" w:sz="4"/>
-          <w:right w:val="single" w:color="auto" w:sz="4"/>
-          <w:insideH w:val="single" w:color="auto" w:sz="4"/>
-          <w:insideV w:val="single" w:color="auto" w:sz="4"/>
-        </w:tblBorders>
-        <w:tblLayout w:type="fixed"/>
-      </w:tblPr>
-      <w:tblGrid>
-        <w:gridCol w:w="9866"/>
-      </w:tblGrid>
-      <w:tr>
-        <w:trPr>
-          <w:cantSplit/>
-        </w:trPr>
-        <w:tc>
-          <w:tcPr>
-            <w:tcW w:type="dxa" w:w="9866"/>
-            <w:tcBorders>
-              <w:top w:val="single" w:color="D8DEE8" w:sz="4"/>
-              <w:left w:val="single" w:color="D8DEE8" w:sz="4"/>
-              <w:bottom w:val="single" w:color="D8DEE8" w:sz="4"/>
-              <w:right w:val="single" w:color="D8DEE8" w:sz="4"/>
-            </w:tcBorders>
-            <w:shd w:fill="1B2F4E" w:color="auto" w:val="clear"/>
-            <w:tcMar>
-              <w:top w:type="dxa" w:w="90"/>
-              <w:left w:type="dxa" w:w="160"/>
-              <w:bottom w:type="dxa" w:w="90"/>
-              <w:right w:type="dxa" w:w="160"/>
-            </w:tcMar>
-          </w:tcPr>
-          <w:p>
-            <w:pPr>
-              <w:keepNext/>
-              <w:spacing w:after="0"/>
-            </w:pPr>
-            <w:r>
-              <w:rPr>
-                <w:rFonts w:ascii="Outfit" w:cs="Outfit" w:eastAsia="Outfit" w:hAnsi="Outfit"/>
-                <w:b/>
-                <w:bCs/>
-                <w:color w:val="1A2233"/>
-                <w:sz w:val="14"/>
-                <w:szCs w:val="14"/>
-                <w:shd w:fill="F26B4F" w:color="auto" w:val="clear"/>
-              </w:rPr>
-              <w:t xml:space="preserve"> TEMPLATE 2.1 </w:t>
-            </w:r>
-            <w:r>
-              <w:rPr>
-                <w:rFonts w:ascii="Outfit" w:cs="Outfit" w:eastAsia="Outfit" w:hAnsi="Outfit"/>
-                <w:b/>
-                <w:bCs/>
-                <w:i w:val="false"/>
-                <w:iCs w:val="false"/>
-                <w:color w:val="FFFFFF"/>
-                <w:sz w:val="18"/>
-                <w:szCs w:val="18"/>
-              </w:rPr>
-              <w:t xml:space="preserve">   Perencana Blok Mingguan</w:t>
-            </w:r>
-            <w:r>
-              <w:rPr>
-                <w:rFonts w:ascii="Outfit" w:cs="Outfit" w:eastAsia="Outfit" w:hAnsi="Outfit"/>
-                <w:b w:val="false"/>
-                <w:bCs w:val="false"/>
-                <w:i w:val="false"/>
-                <w:iCs w:val="false"/>
-                <w:color w:val="B8C4CA"/>
-                <w:sz w:val="13"/>
-                <w:szCs w:val="13"/>
-              </w:rPr>
-              <w:t xml:space="preserve">   salin → ganti [ … ]</w:t>
-            </w:r>
-          </w:p>
-        </w:tc>
-      </w:tr>
-      <w:tr>
-        <w:tc>
-          <w:tcPr>
-            <w:tcW w:type="dxa" w:w="9866"/>
-            <w:tcBorders>
-              <w:top w:val="single" w:color="D8DEE8" w:sz="4"/>
-              <w:left w:val="single" w:color="D8DEE8" w:sz="4"/>
-              <w:bottom w:val="single" w:color="D8DEE8" w:sz="4"/>
-              <w:right w:val="single" w:color="D8DEE8" w:sz="4"/>
-            </w:tcBorders>
-            <w:shd w:fill="F5F7FA" w:color="auto" w:val="clear"/>
-            <w:tcMar>
-              <w:top w:type="dxa" w:w="110"/>
-              <w:left w:type="dxa" w:w="180"/>
-              <w:bottom w:type="dxa" w:w="130"/>
-              <w:right w:type="dxa" w:w="180"/>
-            </w:tcMar>
-          </w:tcPr>
-          <w:p>
-            <w:pPr>
-              <w:keepNext/>
-              <w:spacing w:after="20" w:before="100"/>
-            </w:pPr>
-            <w:r>
-              <w:rPr>
-                <w:rFonts w:ascii="Outfit" w:cs="Outfit" w:eastAsia="Outfit" w:hAnsi="Outfit"/>
-                <w:b/>
-                <w:bCs/>
-                <w:i w:val="false"/>
-                <w:iCs w:val="false"/>
-                <w:color w:val="2F5D8A"/>
-                <w:spacing w:val="10"/>
-                <w:sz w:val="15"/>
-                <w:szCs w:val="15"/>
-              </w:rPr>
-              <w:t xml:space="preserve">KONTEKS</w:t>
-            </w:r>
-          </w:p>
-          <w:p>
-            <w:pPr>
-              <w:spacing w:after="0" w:line="250" w:lineRule="auto"/>
-            </w:pPr>
-            <w:r>
-              <w:rPr>
-                <w:rFonts w:ascii="JetBrains Mono" w:cs="JetBrains Mono" w:eastAsia="JetBrains Mono" w:hAnsi="JetBrains Mono"/>
-                <w:color w:val="1A2233"/>
-                <w:sz w:val="15"/>
-                <w:szCs w:val="15"/>
-              </w:rPr>
-              <w:t xml:space="preserve">- Peran saya: </w:t>
-            </w:r>
-            <w:r>
-              <w:rPr>
-                <w:rFonts w:ascii="JetBrains Mono" w:cs="JetBrains Mono" w:eastAsia="JetBrains Mono" w:hAnsi="JetBrains Mono"/>
-                <w:color w:val="6E430A"/>
-                <w:sz w:val="15"/>
-                <w:szCs w:val="15"/>
-                <w:shd w:fill="FFE3B0" w:color="auto" w:val="clear"/>
-              </w:rPr>
-              <w:t xml:space="preserve">[Sebut peran dan tanggung jawab utama]</w:t>
-            </w:r>
-          </w:p>
-          <w:p>
-            <w:pPr>
-              <w:spacing w:after="0" w:line="250" w:lineRule="auto"/>
-            </w:pPr>
-            <w:r>
-              <w:rPr>
-                <w:rFonts w:ascii="JetBrains Mono" w:cs="JetBrains Mono" w:eastAsia="JetBrains Mono" w:hAnsi="JetBrains Mono"/>
-                <w:color w:val="1A2233"/>
-                <w:sz w:val="15"/>
-                <w:szCs w:val="15"/>
-              </w:rPr>
-              <w:t xml:space="preserve">- Jam kerja normal: </w:t>
-            </w:r>
-            <w:r>
-              <w:rPr>
-                <w:rFonts w:ascii="JetBrains Mono" w:cs="JetBrains Mono" w:eastAsia="JetBrains Mono" w:hAnsi="JetBrains Mono"/>
-                <w:color w:val="6E430A"/>
-                <w:sz w:val="15"/>
-                <w:szCs w:val="15"/>
-                <w:shd w:fill="FFE3B0" w:color="auto" w:val="clear"/>
-              </w:rPr>
-              <w:t xml:space="preserve">[09.00 - 17.00]</w:t>
-            </w:r>
-          </w:p>
-          <w:p>
-            <w:pPr>
-              <w:spacing w:after="0" w:line="250" w:lineRule="auto"/>
-            </w:pPr>
-            <w:r>
-              <w:rPr>
-                <w:rFonts w:ascii="JetBrains Mono" w:cs="JetBrains Mono" w:eastAsia="JetBrains Mono" w:hAnsi="JetBrains Mono"/>
-                <w:color w:val="1A2233"/>
-                <w:sz w:val="15"/>
-                <w:szCs w:val="15"/>
-              </w:rPr>
-              <w:t xml:space="preserve">- Hari yang paling sering penuh: </w:t>
-            </w:r>
-            <w:r>
-              <w:rPr>
-                <w:rFonts w:ascii="JetBrains Mono" w:cs="JetBrains Mono" w:eastAsia="JetBrains Mono" w:hAnsi="JetBrains Mono"/>
-                <w:color w:val="6E430A"/>
-                <w:sz w:val="15"/>
-                <w:szCs w:val="15"/>
-                <w:shd w:fill="FFE3B0" w:color="auto" w:val="clear"/>
-              </w:rPr>
-              <w:t xml:space="preserve">[Sebut hari]</w:t>
-            </w:r>
-          </w:p>
-          <w:p>
-            <w:pPr>
-              <w:spacing w:after="0" w:line="160" w:lineRule="auto"/>
-            </w:pPr>
-          </w:p>
-          <w:p>
-            <w:pPr>
-              <w:keepNext/>
-              <w:spacing w:after="20" w:before="100"/>
-            </w:pPr>
-            <w:r>
-              <w:rPr>
-                <w:rFonts w:ascii="Outfit" w:cs="Outfit" w:eastAsia="Outfit" w:hAnsi="Outfit"/>
-                <w:b/>
-                <w:bCs/>
-                <w:i w:val="false"/>
-                <w:iCs w:val="false"/>
-                <w:color w:val="2F5D8A"/>
-                <w:spacing w:val="10"/>
-                <w:sz w:val="15"/>
-                <w:szCs w:val="15"/>
-              </w:rPr>
-              <w:t xml:space="preserve">TARGET MINGGU INI</w:t>
-            </w:r>
-          </w:p>
-          <w:p>
-            <w:pPr>
-              <w:spacing w:after="0" w:line="250" w:lineRule="auto"/>
-            </w:pPr>
-            <w:r>
-              <w:rPr>
-                <w:rFonts w:ascii="JetBrains Mono" w:cs="JetBrains Mono" w:eastAsia="JetBrains Mono" w:hAnsi="JetBrains Mono"/>
-                <w:color w:val="1A2233"/>
-                <w:sz w:val="15"/>
-                <w:szCs w:val="15"/>
-              </w:rPr>
-              <w:t xml:space="preserve">Tiga hal yang harus selesai:</w:t>
-            </w:r>
-          </w:p>
-          <w:p>
-            <w:pPr>
-              <w:spacing w:after="0" w:line="250" w:lineRule="auto"/>
-            </w:pPr>
-            <w:r>
-              <w:rPr>
-                <w:rFonts w:ascii="JetBrains Mono" w:cs="JetBrains Mono" w:eastAsia="JetBrains Mono" w:hAnsi="JetBrains Mono"/>
-                <w:color w:val="1A2233"/>
-                <w:sz w:val="15"/>
-                <w:szCs w:val="15"/>
-              </w:rPr>
-              <w:t xml:space="preserve">1. </w:t>
-            </w:r>
-            <w:r>
-              <w:rPr>
-                <w:rFonts w:ascii="JetBrains Mono" w:cs="JetBrains Mono" w:eastAsia="JetBrains Mono" w:hAnsi="JetBrains Mono"/>
-                <w:color w:val="6E430A"/>
-                <w:sz w:val="15"/>
-                <w:szCs w:val="15"/>
-                <w:shd w:fill="FFE3B0" w:color="auto" w:val="clear"/>
-              </w:rPr>
-              <w:t xml:space="preserve">[Artefak 1 - boleh satu kalimat]</w:t>
-            </w:r>
-          </w:p>
-          <w:p>
-            <w:pPr>
-              <w:spacing w:after="0" w:line="250" w:lineRule="auto"/>
-            </w:pPr>
-            <w:r>
-              <w:rPr>
-                <w:rFonts w:ascii="JetBrains Mono" w:cs="JetBrains Mono" w:eastAsia="JetBrains Mono" w:hAnsi="JetBrains Mono"/>
-                <w:color w:val="1A2233"/>
-                <w:sz w:val="15"/>
-                <w:szCs w:val="15"/>
-              </w:rPr>
-              <w:t xml:space="preserve">2. </w:t>
-            </w:r>
-            <w:r>
-              <w:rPr>
-                <w:rFonts w:ascii="JetBrains Mono" w:cs="JetBrains Mono" w:eastAsia="JetBrains Mono" w:hAnsi="JetBrains Mono"/>
-                <w:color w:val="6E430A"/>
-                <w:sz w:val="15"/>
-                <w:szCs w:val="15"/>
-                <w:shd w:fill="FFE3B0" w:color="auto" w:val="clear"/>
-              </w:rPr>
-              <w:t xml:space="preserve">[Artefak 2 - boleh satu kalimat]</w:t>
-            </w:r>
-          </w:p>
-          <w:p>
-            <w:pPr>
-              <w:spacing w:after="0" w:line="250" w:lineRule="auto"/>
-            </w:pPr>
-            <w:r>
-              <w:rPr>
-                <w:rFonts w:ascii="JetBrains Mono" w:cs="JetBrains Mono" w:eastAsia="JetBrains Mono" w:hAnsi="JetBrains Mono"/>
-                <w:color w:val="1A2233"/>
-                <w:sz w:val="15"/>
-                <w:szCs w:val="15"/>
-              </w:rPr>
-              <w:t xml:space="preserve">3. </w:t>
-            </w:r>
-            <w:r>
-              <w:rPr>
-                <w:rFonts w:ascii="JetBrains Mono" w:cs="JetBrains Mono" w:eastAsia="JetBrains Mono" w:hAnsi="JetBrains Mono"/>
-                <w:color w:val="6E430A"/>
-                <w:sz w:val="15"/>
-                <w:szCs w:val="15"/>
-                <w:shd w:fill="FFE3B0" w:color="auto" w:val="clear"/>
-              </w:rPr>
-              <w:t xml:space="preserve">[Artefak 3 - boleh satu kalimat]</w:t>
-            </w:r>
-          </w:p>
-          <w:p>
-            <w:pPr>
-              <w:spacing w:after="0" w:line="160" w:lineRule="auto"/>
-            </w:pPr>
-          </w:p>
-          <w:p>
-            <w:pPr>
-              <w:keepNext/>
-              <w:spacing w:after="20" w:before="100"/>
-            </w:pPr>
-            <w:r>
-              <w:rPr>
-                <w:rFonts w:ascii="Outfit" w:cs="Outfit" w:eastAsia="Outfit" w:hAnsi="Outfit"/>
-                <w:b/>
-                <w:bCs/>
-                <w:i w:val="false"/>
-                <w:iCs w:val="false"/>
-                <w:color w:val="2F5D8A"/>
-                <w:spacing w:val="10"/>
-                <w:sz w:val="15"/>
-                <w:szCs w:val="15"/>
-              </w:rPr>
-              <w:t xml:space="preserve">JADWAL BLOK</w:t>
-            </w:r>
-          </w:p>
-          <w:p>
-            <w:pPr>
-              <w:spacing w:after="0" w:line="250" w:lineRule="auto"/>
-            </w:pPr>
-            <w:r>
-              <w:rPr>
-                <w:rFonts w:ascii="JetBrains Mono" w:cs="JetBrains Mono" w:eastAsia="JetBrains Mono" w:hAnsi="JetBrains Mono"/>
-                <w:color w:val="1A2233"/>
-                <w:sz w:val="15"/>
-                <w:szCs w:val="15"/>
-              </w:rPr>
-              <w:t xml:space="preserve">- Senin 09.00-10.30 - </w:t>
-            </w:r>
-            <w:r>
-              <w:rPr>
-                <w:rFonts w:ascii="JetBrains Mono" w:cs="JetBrains Mono" w:eastAsia="JetBrains Mono" w:hAnsi="JetBrains Mono"/>
-                <w:color w:val="6E430A"/>
-                <w:sz w:val="15"/>
-                <w:szCs w:val="15"/>
-                <w:shd w:fill="FFE3B0" w:color="auto" w:val="clear"/>
-              </w:rPr>
-              <w:t xml:space="preserve">[Artefak 1]</w:t>
-            </w:r>
-          </w:p>
-          <w:p>
-            <w:pPr>
-              <w:spacing w:after="0" w:line="250" w:lineRule="auto"/>
-            </w:pPr>
-            <w:r>
-              <w:rPr>
-                <w:rFonts w:ascii="JetBrains Mono" w:cs="JetBrains Mono" w:eastAsia="JetBrains Mono" w:hAnsi="JetBrains Mono"/>
-                <w:color w:val="1A2233"/>
-                <w:sz w:val="15"/>
-                <w:szCs w:val="15"/>
-              </w:rPr>
-              <w:t xml:space="preserve">- Rabu 09.00-10.30 - </w:t>
-            </w:r>
-            <w:r>
-              <w:rPr>
-                <w:rFonts w:ascii="JetBrains Mono" w:cs="JetBrains Mono" w:eastAsia="JetBrains Mono" w:hAnsi="JetBrains Mono"/>
-                <w:color w:val="6E430A"/>
-                <w:sz w:val="15"/>
-                <w:szCs w:val="15"/>
-                <w:shd w:fill="FFE3B0" w:color="auto" w:val="clear"/>
-              </w:rPr>
-              <w:t xml:space="preserve">[Artefak 2]</w:t>
-            </w:r>
-          </w:p>
-          <w:p>
-            <w:pPr>
-              <w:spacing w:after="0" w:line="250" w:lineRule="auto"/>
-            </w:pPr>
-            <w:r>
-              <w:rPr>
-                <w:rFonts w:ascii="JetBrains Mono" w:cs="JetBrains Mono" w:eastAsia="JetBrains Mono" w:hAnsi="JetBrains Mono"/>
-                <w:color w:val="1A2233"/>
-                <w:sz w:val="15"/>
-                <w:szCs w:val="15"/>
-              </w:rPr>
-              <w:t xml:space="preserve">- Jumat 09.00-10.30 - </w:t>
-            </w:r>
-            <w:r>
-              <w:rPr>
-                <w:rFonts w:ascii="JetBrains Mono" w:cs="JetBrains Mono" w:eastAsia="JetBrains Mono" w:hAnsi="JetBrains Mono"/>
-                <w:color w:val="6E430A"/>
-                <w:sz w:val="15"/>
-                <w:szCs w:val="15"/>
-                <w:shd w:fill="FFE3B0" w:color="auto" w:val="clear"/>
-              </w:rPr>
-              <w:t xml:space="preserve">[Artefak 3]</w:t>
-            </w:r>
-          </w:p>
-          <w:p>
-            <w:pPr>
-              <w:spacing w:after="0" w:line="160" w:lineRule="auto"/>
-            </w:pPr>
-          </w:p>
-          <w:p>
-            <w:pPr>
-              <w:keepNext/>
-              <w:spacing w:after="20" w:before="100"/>
-            </w:pPr>
-            <w:r>
-              <w:rPr>
-                <w:rFonts w:ascii="Outfit" w:cs="Outfit" w:eastAsia="Outfit" w:hAnsi="Outfit"/>
-                <w:b/>
-                <w:bCs/>
-                <w:i w:val="false"/>
-                <w:iCs w:val="false"/>
-                <w:color w:val="2F5D8A"/>
-                <w:spacing w:val="10"/>
-                <w:sz w:val="15"/>
-                <w:szCs w:val="15"/>
-              </w:rPr>
-              <w:t xml:space="preserve">ATURAN YANG SAYA SEPAKATI</w:t>
-            </w:r>
-          </w:p>
-          <w:p>
-            <w:pPr>
-              <w:spacing w:after="0" w:line="250" w:lineRule="auto"/>
-            </w:pPr>
-            <w:r>
-              <w:rPr>
-                <w:rFonts w:ascii="JetBrains Mono" w:cs="JetBrains Mono" w:eastAsia="JetBrains Mono" w:hAnsi="JetBrains Mono"/>
-                <w:color w:val="1A2233"/>
-                <w:sz w:val="15"/>
-                <w:szCs w:val="15"/>
-              </w:rPr>
-              <w:t xml:space="preserve">- Pesan dibalas dua kali sehari: 12.00 dan 16.30</w:t>
-            </w:r>
-          </w:p>
-          <w:p>
-            <w:pPr>
-              <w:spacing w:after="0" w:line="250" w:lineRule="auto"/>
-            </w:pPr>
-            <w:r>
-              <w:rPr>
-                <w:rFonts w:ascii="JetBrains Mono" w:cs="JetBrains Mono" w:eastAsia="JetBrains Mono" w:hAnsi="JetBrains Mono"/>
-                <w:color w:val="1A2233"/>
-                <w:sz w:val="15"/>
-                <w:szCs w:val="15"/>
-              </w:rPr>
-              <w:t xml:space="preserve">- Notifikasi mati di luar jam kerja</w:t>
-            </w:r>
-          </w:p>
-          <w:p>
-            <w:pPr>
-              <w:spacing w:after="0" w:line="250" w:lineRule="auto"/>
-            </w:pPr>
-            <w:r>
-              <w:rPr>
-                <w:rFonts w:ascii="JetBrains Mono" w:cs="JetBrains Mono" w:eastAsia="JetBrains Mono" w:hAnsi="JetBrains Mono"/>
-                <w:color w:val="1A2233"/>
-                <w:sz w:val="15"/>
-                <w:szCs w:val="15"/>
-              </w:rPr>
-              <w:t xml:space="preserve">- </w:t>
-            </w:r>
-            <w:r>
-              <w:rPr>
-                <w:rFonts w:ascii="JetBrains Mono" w:cs="JetBrains Mono" w:eastAsia="JetBrains Mono" w:hAnsi="JetBrains Mono"/>
-                <w:color w:val="6E430A"/>
-                <w:sz w:val="15"/>
-                <w:szCs w:val="15"/>
-                <w:shd w:fill="FFE3B0" w:color="auto" w:val="clear"/>
-              </w:rPr>
-              <w:t xml:space="preserve">[Aturan tambahan yang relevan dengan tim Anda]</w:t>
-            </w:r>
-          </w:p>
-          <w:p>
-            <w:pPr>
-              <w:spacing w:after="0" w:line="160" w:lineRule="auto"/>
-            </w:pPr>
-          </w:p>
-          <w:p>
-            <w:pPr>
-              <w:keepNext/>
-              <w:spacing w:after="20" w:before="100"/>
-            </w:pPr>
-            <w:r>
-              <w:rPr>
-                <w:rFonts w:ascii="Outfit" w:cs="Outfit" w:eastAsia="Outfit" w:hAnsi="Outfit"/>
-                <w:b/>
-                <w:bCs/>
-                <w:i w:val="false"/>
-                <w:iCs w:val="false"/>
-                <w:color w:val="2F5D8A"/>
-                <w:spacing w:val="10"/>
-                <w:sz w:val="15"/>
-                <w:szCs w:val="15"/>
-              </w:rPr>
-              <w:t xml:space="preserve">YANG AKAN SAYA TOLAK</w:t>
-            </w:r>
-          </w:p>
-          <w:p>
-            <w:pPr>
-              <w:spacing w:after="0" w:line="250" w:lineRule="auto"/>
-            </w:pPr>
-            <w:r>
-              <w:rPr>
-                <w:rFonts w:ascii="JetBrains Mono" w:cs="JetBrains Mono" w:eastAsia="JetBrains Mono" w:hAnsi="JetBrains Mono"/>
-                <w:color w:val="1A2233"/>
-                <w:sz w:val="15"/>
-                <w:szCs w:val="15"/>
-              </w:rPr>
-              <w:t xml:space="preserve">- </w:t>
-            </w:r>
-            <w:r>
-              <w:rPr>
-                <w:rFonts w:ascii="JetBrains Mono" w:cs="JetBrains Mono" w:eastAsia="JetBrains Mono" w:hAnsi="JetBrains Mono"/>
-                <w:color w:val="6E430A"/>
-                <w:sz w:val="15"/>
-                <w:szCs w:val="15"/>
-                <w:shd w:fill="FFE3B0" w:color="auto" w:val="clear"/>
-              </w:rPr>
-              <w:t xml:space="preserve">[Tulis bentuk permintaan yang boleh kamu tolak dengan sopan]</w:t>
-            </w:r>
-          </w:p>
-        </w:tc>
-      </w:tr>
-    </w:tbl>
-    <w:p>
-      <w:pPr>
-        <w:spacing w:after="140" w:line="240" w:lineRule="auto"/>
-      </w:pPr>
     </w:p>
     <w:p>
       <w:r>
@@ -10312,7 +7784,7 @@
           <w:sz w:val="20"/>
           <w:szCs w:val="20"/>
         </w:rPr>
-        <w:t xml:space="preserve">Bagian terakhir adalah yang paling sering dihapus, padahal paling berguna. Tanpa daftar tolak, blok akan terus terisi oleh permintaan yang seharusnya ditolak.</w:t>
+        <w:t xml:space="preserve">Dalam versi kedua, blok itu diisi dengan "menulis bagian 2 dan 3,total enam ratus kata", notifikasi dimatikan sejak blok dimulai, dan surel ditumpuk untuk dijawab setelah blok selesai. Perbedaannya bukan pada usaha yang dikeluarkan, melainkan pada apakah ada sesuatu yang bisa diperiksa di akhir. Blok kedua sering terasa lebih panjang justru karena tidak terputus.</w:t>
       </w:r>
     </w:p>
     <w:p>
@@ -10357,212 +7829,38 @@
           <w:sz w:val="20"/>
           <w:szCs w:val="20"/>
         </w:rPr>
-        <w:t xml:space="preserve">Semua sistem ini akan gagal dalam kondisi tertentu. Menyadari lebih awal jauh lebih murah daripada belajar dari kegagalan.</w:t>
+        <w:t xml:space="preserve">Semua sistem akan gagal dalam kondisi tertentu, dan sebaiknya gagal secara sadar daripada gagal karena tidak pernah dicoba. Sistem blok tidak bekerja baik untuk pekerjaan yang sudah terpecah menjadi bagian-bagian kecil, misalnya tugas dengan tenggat yang mengikuti proyek lain. Jangan memaksakan blok sembilan puluh menit untuk pekerjaan yang bentuknya memang hanya delapan menit.</w:t>
       </w:r>
     </w:p>
-    <w:tbl>
-      <w:tblPr>
-        <w:tblW w:type="dxa" w:w="9866"/>
-        <w:tblBorders>
-          <w:top w:val="single" w:color="auto" w:sz="4"/>
-          <w:left w:val="single" w:color="auto" w:sz="4"/>
-          <w:bottom w:val="single" w:color="auto" w:sz="4"/>
-          <w:right w:val="single" w:color="auto" w:sz="4"/>
-          <w:insideH w:val="single" w:color="auto" w:sz="4"/>
-          <w:insideV w:val="single" w:color="auto" w:sz="4"/>
-        </w:tblBorders>
-        <w:tblLayout w:type="fixed"/>
-      </w:tblPr>
-      <w:tblGrid>
-        <w:gridCol w:w="9866"/>
-      </w:tblGrid>
-      <w:tr>
-        <w:trPr>
-          <w:cantSplit w:val="off"/>
-        </w:trPr>
-        <w:tc>
-          <w:tcPr>
-            <w:tcW w:type="dxa" w:w="9866"/>
-            <w:tcBorders>
-              <w:top w:val="none" w:color="FFFFFF" w:sz="0"/>
-              <w:left w:val="single" w:color="B83A3A" w:sz="36"/>
-              <w:bottom w:val="none" w:color="FFFFFF" w:sz="0"/>
-              <w:right w:val="none" w:color="FFFFFF" w:sz="0"/>
-            </w:tcBorders>
-            <w:shd w:fill="FBEAEA" w:color="auto" w:val="clear"/>
-            <w:tcMar>
-              <w:top w:type="dxa" w:w="140"/>
-              <w:left w:type="dxa" w:w="220"/>
-              <w:bottom w:type="dxa" w:w="80"/>
-              <w:right w:type="dxa" w:w="220"/>
-            </w:tcMar>
-          </w:tcPr>
-          <w:p>
-            <w:pPr>
-              <w:keepNext/>
-              <w:spacing w:after="20"/>
-            </w:pPr>
-            <w:r>
-              <w:rPr>
-                <w:rFonts w:ascii="Outfit" w:cs="Outfit" w:eastAsia="Outfit" w:hAnsi="Outfit"/>
-                <w:b/>
-                <w:bCs/>
-                <w:i w:val="false"/>
-                <w:iCs w:val="false"/>
-                <w:color w:val="B83A3A"/>
-                <w:spacing w:val="24"/>
-                <w:sz w:val="14"/>
-                <w:szCs w:val="14"/>
-              </w:rPr>
-              <w:t xml:space="preserve">UJI BATAS</w:t>
-            </w:r>
-          </w:p>
-          <w:p>
-            <w:pPr>
-              <w:keepNext/>
-              <w:spacing w:after="80"/>
-            </w:pPr>
-            <w:r>
-              <w:rPr>
-                <w:rFonts w:ascii="Outfit" w:cs="Outfit" w:eastAsia="Outfit" w:hAnsi="Outfit"/>
-                <w:b/>
-                <w:bCs/>
-                <w:i w:val="false"/>
-                <w:iCs w:val="false"/>
-                <w:color w:val="1A2233"/>
-                <w:sz w:val="21"/>
-                <w:szCs w:val="21"/>
-              </w:rPr>
-              <w:t xml:space="preserve">Di mana pendekatan ini gagal</w:t>
-            </w:r>
-          </w:p>
-          <w:p>
-            <w:pPr>
-              <w:spacing w:after="90" w:line="264" w:lineRule="auto"/>
-            </w:pPr>
-            <w:r>
-              <w:rPr>
-                <w:rFonts w:ascii="Work Sans" w:cs="Work Sans" w:eastAsia="Work Sans" w:hAnsi="Work Sans"/>
-                <w:b w:val="false"/>
-                <w:bCs w:val="false"/>
-                <w:i w:val="false"/>
-                <w:iCs w:val="false"/>
-                <w:color w:val="1A2233"/>
-                <w:sz w:val="19"/>
-                <w:szCs w:val="19"/>
-              </w:rPr>
-              <w:t xml:space="preserve">Sistem blok tidak bekerja baik untuk pekerjaan yang sudah terpecah menjadi bagian-bagian kecil, misalnya tugas dengan tenggat yang mengikuti proyek lain. Jangan memaksakan blok 90 menit untuk pekerjaan yang bentuknya memang hanya 8 menit.</w:t>
-            </w:r>
-          </w:p>
-        </w:tc>
-      </w:tr>
-    </w:tbl>
     <w:p>
-      <w:pPr>
-        <w:spacing w:after="140" w:line="240" w:lineRule="auto"/>
-      </w:pPr>
+      <w:r>
+        <w:rPr>
+          <w:rFonts w:ascii="Work Sans" w:cs="Work Sans" w:eastAsia="Work Sans" w:hAnsi="Work Sans"/>
+          <w:b w:val="false"/>
+          <w:bCs w:val="false"/>
+          <w:i w:val="false"/>
+          <w:iCs w:val="false"/>
+          <w:color w:val="1A2233"/>
+          <w:sz w:val="20"/>
+          <w:szCs w:val="20"/>
+        </w:rPr>
+        <w:t xml:space="preserve">Ada minggu-minggu di mana sistem ini memang tidak akan berhasil: minggu dengan pemensososis berat, sakit, atau proyek yang sedang berjalan cepat. Memaksa blok pada minggu seperti itu hanya menghasilkan rasa bersalah yang tidak perlu. Aturan yang bisa dilewati adalah aturan yang bisa dipertahankan.</w:t>
+      </w:r>
     </w:p>
-    <w:tbl>
-      <w:tblPr>
-        <w:tblW w:type="dxa" w:w="9866"/>
-        <w:tblBorders>
-          <w:top w:val="single" w:color="auto" w:sz="4"/>
-          <w:left w:val="single" w:color="auto" w:sz="4"/>
-          <w:bottom w:val="single" w:color="auto" w:sz="4"/>
-          <w:right w:val="single" w:color="auto" w:sz="4"/>
-          <w:insideH w:val="single" w:color="auto" w:sz="4"/>
-          <w:insideV w:val="single" w:color="auto" w:sz="4"/>
-        </w:tblBorders>
-        <w:tblLayout w:type="fixed"/>
-      </w:tblPr>
-      <w:tblGrid>
-        <w:gridCol w:w="9866"/>
-      </w:tblGrid>
-      <w:tr>
-        <w:trPr>
-          <w:cantSplit/>
-        </w:trPr>
-        <w:tc>
-          <w:tcPr>
-            <w:tcW w:type="dxa" w:w="9866"/>
-            <w:tcBorders>
-              <w:top w:val="none" w:color="FFFFFF" w:sz="0"/>
-              <w:left w:val="single" w:color="2C7857" w:sz="36"/>
-              <w:bottom w:val="none" w:color="FFFFFF" w:sz="0"/>
-              <w:right w:val="none" w:color="FFFFFF" w:sz="0"/>
-            </w:tcBorders>
-            <w:shd w:fill="E5F3EC" w:color="auto" w:val="clear"/>
-            <w:tcMar>
-              <w:top w:type="dxa" w:w="140"/>
-              <w:left w:type="dxa" w:w="220"/>
-              <w:bottom w:type="dxa" w:w="80"/>
-              <w:right w:type="dxa" w:w="220"/>
-            </w:tcMar>
-          </w:tcPr>
-          <w:p>
-            <w:pPr>
-              <w:keepNext/>
-              <w:spacing w:after="20"/>
-            </w:pPr>
-            <w:r>
-              <w:rPr>
-                <w:rFonts w:ascii="Outfit" w:cs="Outfit" w:eastAsia="Outfit" w:hAnsi="Outfit"/>
-                <w:b/>
-                <w:bCs/>
-                <w:i w:val="false"/>
-                <w:iCs w:val="false"/>
-                <w:color w:val="2C7857"/>
-                <w:spacing w:val="24"/>
-                <w:sz w:val="14"/>
-                <w:szCs w:val="14"/>
-              </w:rPr>
-              <w:t xml:space="preserve">PRAKTIK BAIK</w:t>
-            </w:r>
-          </w:p>
-          <w:p>
-            <w:pPr>
-              <w:keepNext/>
-              <w:spacing w:after="80"/>
-            </w:pPr>
-            <w:r>
-              <w:rPr>
-                <w:rFonts w:ascii="Outfit" w:cs="Outfit" w:eastAsia="Outfit" w:hAnsi="Outfit"/>
-                <w:b/>
-                <w:bCs/>
-                <w:i w:val="false"/>
-                <w:iCs w:val="false"/>
-                <w:color w:val="1A2233"/>
-                <w:sz w:val="21"/>
-                <w:szCs w:val="21"/>
-              </w:rPr>
-              <w:t xml:space="preserve">Praktik yang biasanya berhasil</w:t>
-            </w:r>
-          </w:p>
-          <w:p>
-            <w:pPr>
-              <w:spacing w:after="90" w:line="264" w:lineRule="auto"/>
-            </w:pPr>
-            <w:r>
-              <w:rPr>
-                <w:rFonts w:ascii="Work Sans" w:cs="Work Sans" w:eastAsia="Work Sans" w:hAnsi="Work Sans"/>
-                <w:b w:val="false"/>
-                <w:bCs w:val="false"/>
-                <w:i w:val="false"/>
-                <w:iCs w:val="false"/>
-                <w:color w:val="1A2233"/>
-                <w:sz w:val="19"/>
-                <w:szCs w:val="19"/>
-              </w:rPr>
-              <w:t xml:space="preserve">Mulai dari satu blok per minggu selama dua minggu. Setelah itu terasa, tambah satu lagi. Menambah satu per minggu jauh lebih tahan lama daripada memulai lima sekaligus.</w:t>
-            </w:r>
-          </w:p>
-        </w:tc>
-      </w:tr>
-    </w:tbl>
     <w:p>
-      <w:pPr>
-        <w:spacing w:after="140" w:line="240" w:lineRule="auto"/>
-      </w:pPr>
+      <w:r>
+        <w:rPr>
+          <w:rFonts w:ascii="Work Sans" w:cs="Work Sans" w:eastAsia="Work Sans" w:hAnsi="Work Sans"/>
+          <w:b w:val="false"/>
+          <w:bCs w:val="false"/>
+          <w:i w:val="false"/>
+          <w:iCs w:val="false"/>
+          <w:color w:val="1A2233"/>
+          <w:sz w:val="20"/>
+          <w:szCs w:val="20"/>
+        </w:rPr>
+        <w:t xml:space="preserve">Mulai dari satu blok per minggu selama dua minggu. Setelah-feel-nya terasa, tambah satu lagi. Menambah satu per minggu jauh lebih tahan lama daripada memulai lima sekaligus. Memelihara lima blok yang sebagian besar gagal adalah beban yang lebih besar daripada empat blok yang berjalan.</w:t>
+      </w:r>
     </w:p>
     <w:p>
       <w:pPr>
@@ -10591,299 +7889,38 @@
           <w:sz w:val="28"/>
           <w:szCs w:val="28"/>
         </w:rPr>
-        <w:t xml:space="preserve">  Latihan &amp; Refleksi</w:t>
+        <w:t xml:space="preserve">  Latihan</w:t>
       </w:r>
     </w:p>
-    <w:tbl>
-      <w:tblPr>
-        <w:tblW w:type="dxa" w:w="9866"/>
-        <w:tblBorders>
-          <w:top w:val="single" w:color="auto" w:sz="4"/>
-          <w:left w:val="single" w:color="auto" w:sz="4"/>
-          <w:bottom w:val="single" w:color="auto" w:sz="4"/>
-          <w:right w:val="single" w:color="auto" w:sz="4"/>
-          <w:insideH w:val="single" w:color="auto" w:sz="4"/>
-          <w:insideV w:val="single" w:color="auto" w:sz="4"/>
-        </w:tblBorders>
-        <w:tblLayout w:type="fixed"/>
-      </w:tblPr>
-      <w:tblGrid>
-        <w:gridCol w:w="9866"/>
-      </w:tblGrid>
-      <w:tr>
-        <w:trPr>
-          <w:cantSplit w:val="off"/>
-        </w:trPr>
-        <w:tc>
-          <w:tcPr>
-            <w:tcW w:type="dxa" w:w="9866"/>
-            <w:tcBorders>
-              <w:top w:val="none" w:color="FFFFFF" w:sz="0"/>
-              <w:left w:val="single" w:color="A63A24" w:sz="36"/>
-              <w:bottom w:val="none" w:color="FFFFFF" w:sz="0"/>
-              <w:right w:val="none" w:color="FFFFFF" w:sz="0"/>
-            </w:tcBorders>
-            <w:shd w:fill="FDEDE8" w:color="auto" w:val="clear"/>
-            <w:tcMar>
-              <w:top w:type="dxa" w:w="140"/>
-              <w:left w:type="dxa" w:w="220"/>
-              <w:bottom w:type="dxa" w:w="80"/>
-              <w:right w:type="dxa" w:w="220"/>
-            </w:tcMar>
-          </w:tcPr>
-          <w:p>
-            <w:pPr>
-              <w:keepNext/>
-              <w:spacing w:after="20"/>
-            </w:pPr>
-            <w:r>
-              <w:rPr>
-                <w:rFonts w:ascii="Outfit" w:cs="Outfit" w:eastAsia="Outfit" w:hAnsi="Outfit"/>
-                <w:b/>
-                <w:bCs/>
-                <w:i w:val="false"/>
-                <w:iCs w:val="false"/>
-                <w:color w:val="A63A24"/>
-                <w:spacing w:val="24"/>
-                <w:sz w:val="14"/>
-                <w:szCs w:val="14"/>
-              </w:rPr>
-              <w:t xml:space="preserve">LATIHAN</w:t>
-            </w:r>
-          </w:p>
-          <w:p>
-            <w:pPr>
-              <w:keepNext/>
-              <w:spacing w:after="80"/>
-            </w:pPr>
-            <w:r>
-              <w:rPr>
-                <w:rFonts w:ascii="Outfit" w:cs="Outfit" w:eastAsia="Outfit" w:hAnsi="Outfit"/>
-                <w:b/>
-                <w:bCs/>
-                <w:i w:val="false"/>
-                <w:iCs w:val="false"/>
-                <w:color w:val="1A2233"/>
-                <w:sz w:val="21"/>
-                <w:szCs w:val="21"/>
-              </w:rPr>
-              <w:t xml:space="preserve">Latihan tujuh hari</w:t>
-            </w:r>
-          </w:p>
-          <w:p>
-            <w:pPr>
-              <w:spacing w:after="90" w:line="264" w:lineRule="auto"/>
-            </w:pPr>
-            <w:r>
-              <w:rPr>
-                <w:rFonts w:ascii="Work Sans" w:cs="Work Sans" w:eastAsia="Work Sans" w:hAnsi="Work Sans"/>
-                <w:b w:val="false"/>
-                <w:bCs w:val="false"/>
-                <w:i w:val="false"/>
-                <w:iCs w:val="false"/>
-                <w:color w:val="1A2233"/>
-                <w:sz w:val="19"/>
-                <w:szCs w:val="19"/>
-              </w:rPr>
-              <w:t xml:space="preserve">Selama tujuh hari ke depan:</w:t>
-            </w:r>
-          </w:p>
-          <w:p>
-            <w:pPr>
-              <w:pStyle w:val="ListParagraph"/>
-              <w:numPr>
-                <w:ilvl w:val="0"/>
-                <w:numId w:val="5"/>
-              </w:numPr>
-              <w:spacing w:after="60" w:line="264" w:lineRule="auto"/>
-            </w:pPr>
-            <w:r>
-              <w:rPr>
-                <w:rFonts w:ascii="Work Sans" w:cs="Work Sans" w:eastAsia="Work Sans" w:hAnsi="Work Sans"/>
-                <w:b w:val="false"/>
-                <w:bCs w:val="false"/>
-                <w:i w:val="false"/>
-                <w:iCs w:val="false"/>
-                <w:color w:val="1A2233"/>
-                <w:sz w:val="19"/>
-                <w:szCs w:val="19"/>
-              </w:rPr>
-              <w:t xml:space="preserve">Pesan satu blok 90 menit di kalender setiap hari kerja, tiga kali seminggu</w:t>
-            </w:r>
-          </w:p>
-          <w:p>
-            <w:pPr>
-              <w:pStyle w:val="ListParagraph"/>
-              <w:numPr>
-                <w:ilvl w:val="0"/>
-                <w:numId w:val="5"/>
-              </w:numPr>
-              <w:spacing w:after="60" w:line="264" w:lineRule="auto"/>
-            </w:pPr>
-            <w:r>
-              <w:rPr>
-                <w:rFonts w:ascii="Work Sans" w:cs="Work Sans" w:eastAsia="Work Sans" w:hAnsi="Work Sans"/>
-                <w:b w:val="false"/>
-                <w:bCs w:val="false"/>
-                <w:i w:val="false"/>
-                <w:iCs w:val="false"/>
-                <w:color w:val="1A2233"/>
-                <w:sz w:val="19"/>
-                <w:szCs w:val="19"/>
-              </w:rPr>
-              <w:t xml:space="preserve">Tetapkan target yang bisa diuji untuk setiap blok</w:t>
-            </w:r>
-          </w:p>
-          <w:p>
-            <w:pPr>
-              <w:pStyle w:val="ListParagraph"/>
-              <w:numPr>
-                <w:ilvl w:val="0"/>
-                <w:numId w:val="5"/>
-              </w:numPr>
-              <w:spacing w:after="60" w:line="264" w:lineRule="auto"/>
-            </w:pPr>
-            <w:r>
-              <w:rPr>
-                <w:rFonts w:ascii="Work Sans" w:cs="Work Sans" w:eastAsia="Work Sans" w:hAnsi="Work Sans"/>
-                <w:b w:val="false"/>
-                <w:bCs w:val="false"/>
-                <w:i w:val="false"/>
-                <w:iCs w:val="false"/>
-                <w:color w:val="1A2233"/>
-                <w:sz w:val="19"/>
-                <w:szCs w:val="19"/>
-              </w:rPr>
-              <w:t xml:space="preserve">Catat berapa blok yang benar-benar berjalan, tanpa menilai diri sendiri</w:t>
-            </w:r>
-          </w:p>
-          <w:p>
-            <w:pPr>
-              <w:spacing w:after="90" w:line="264" w:lineRule="auto"/>
-            </w:pPr>
-            <w:r>
-              <w:rPr>
-                <w:rFonts w:ascii="Work Sans" w:cs="Work Sans" w:eastAsia="Work Sans" w:hAnsi="Work Sans"/>
-                <w:b w:val="false"/>
-                <w:bCs w:val="false"/>
-                <w:i w:val="false"/>
-                <w:iCs w:val="false"/>
-                <w:color w:val="1A2233"/>
-                <w:sz w:val="19"/>
-                <w:szCs w:val="19"/>
-              </w:rPr>
-              <w:t xml:space="preserve">Jangan ubah apa pun di minggu pertama. Data minggu pertama lebih berguna daripada penilaian yang terlalu optimis.</w:t>
-            </w:r>
-          </w:p>
-        </w:tc>
-      </w:tr>
-    </w:tbl>
     <w:p>
-      <w:pPr>
-        <w:spacing w:after="140" w:line="240" w:lineRule="auto"/>
-      </w:pPr>
+      <w:r>
+        <w:rPr>
+          <w:rFonts w:ascii="Work Sans" w:cs="Work Sans" w:eastAsia="Work Sans" w:hAnsi="Work Sans"/>
+          <w:b w:val="false"/>
+          <w:bCs w:val="false"/>
+          <w:i w:val="false"/>
+          <w:iCs w:val="false"/>
+          <w:color w:val="1A2233"/>
+          <w:sz w:val="20"/>
+          <w:szCs w:val="20"/>
+        </w:rPr>
+        <w:t xml:space="preserve">Selama tujuh hari ke depan, pesan satu blok sembilan puluh menit di kalender setiap hari kerja dan jalankan tiga kali seminggu. Tetapkan target yang bisa diuji untuk setiap blok, lalu catat berapa blok yang benar-benar berjalan tanpa menilai diri sendiri di saat itu. Jangan ubah apa pun di minggu pertama, karena data minggu pertama lebih berguna daripada penilaian yang terlalu optimis.</w:t>
+      </w:r>
     </w:p>
-    <w:tbl>
-      <w:tblPr>
-        <w:tblW w:type="dxa" w:w="9866"/>
-        <w:tblBorders>
-          <w:top w:val="single" w:color="auto" w:sz="4"/>
-          <w:left w:val="single" w:color="auto" w:sz="4"/>
-          <w:bottom w:val="single" w:color="auto" w:sz="4"/>
-          <w:right w:val="single" w:color="auto" w:sz="4"/>
-          <w:insideH w:val="single" w:color="auto" w:sz="4"/>
-          <w:insideV w:val="single" w:color="auto" w:sz="4"/>
-        </w:tblBorders>
-        <w:tblLayout w:type="fixed"/>
-      </w:tblPr>
-      <w:tblGrid>
-        <w:gridCol w:w="9866"/>
-      </w:tblGrid>
-      <w:tr>
-        <w:trPr>
-          <w:cantSplit/>
-        </w:trPr>
-        <w:tc>
-          <w:tcPr>
-            <w:tcW w:type="dxa" w:w="9866"/>
-            <w:tcBorders>
-              <w:top w:val="none" w:color="FFFFFF" w:sz="0"/>
-              <w:left w:val="single" w:color="5A4E8C" w:sz="36"/>
-              <w:bottom w:val="none" w:color="FFFFFF" w:sz="0"/>
-              <w:right w:val="none" w:color="FFFFFF" w:sz="0"/>
-            </w:tcBorders>
-            <w:shd w:fill="EEECF6" w:color="auto" w:val="clear"/>
-            <w:tcMar>
-              <w:top w:type="dxa" w:w="140"/>
-              <w:left w:type="dxa" w:w="220"/>
-              <w:bottom w:type="dxa" w:w="80"/>
-              <w:right w:type="dxa" w:w="220"/>
-            </w:tcMar>
-          </w:tcPr>
-          <w:p>
-            <w:pPr>
-              <w:keepNext/>
-              <w:spacing w:after="20"/>
-            </w:pPr>
-            <w:r>
-              <w:rPr>
-                <w:rFonts w:ascii="Outfit" w:cs="Outfit" w:eastAsia="Outfit" w:hAnsi="Outfit"/>
-                <w:b/>
-                <w:bCs/>
-                <w:i w:val="false"/>
-                <w:iCs w:val="false"/>
-                <w:color w:val="5A4E8C"/>
-                <w:spacing w:val="24"/>
-                <w:sz w:val="14"/>
-                <w:szCs w:val="14"/>
-              </w:rPr>
-              <w:t xml:space="preserve">REFLEKSI</w:t>
-            </w:r>
-          </w:p>
-          <w:p>
-            <w:pPr>
-              <w:keepNext/>
-              <w:spacing w:after="80"/>
-            </w:pPr>
-            <w:r>
-              <w:rPr>
-                <w:rFonts w:ascii="Outfit" w:cs="Outfit" w:eastAsia="Outfit" w:hAnsi="Outfit"/>
-                <w:b/>
-                <w:bCs/>
-                <w:i w:val="false"/>
-                <w:iCs w:val="false"/>
-                <w:color w:val="1A2233"/>
-                <w:sz w:val="21"/>
-                <w:szCs w:val="21"/>
-              </w:rPr>
-              <w:t xml:space="preserve">Untuk refleksi</w:t>
-            </w:r>
-          </w:p>
-          <w:p>
-            <w:pPr>
-              <w:spacing w:after="90" w:line="264" w:lineRule="auto"/>
-            </w:pPr>
-            <w:r>
-              <w:rPr>
-                <w:rFonts w:ascii="Work Sans" w:cs="Work Sans" w:eastAsia="Work Sans" w:hAnsi="Work Sans"/>
-                <w:b w:val="false"/>
-                <w:bCs w:val="false"/>
-                <w:i w:val="false"/>
-                <w:iCs w:val="false"/>
-                <w:color w:val="1A2233"/>
-                <w:sz w:val="19"/>
-                <w:szCs w:val="19"/>
-              </w:rPr>
-              <w:t xml:space="preserve">Kalau kamu mengalokasikan blok minggu depan, apa yang paling mungkin menggagalkan rencana itu? Jawab dalam satu kalimat, karena jawaban panjang biasanya berarti kamu sedang beralasan.</w:t>
-            </w:r>
-          </w:p>
-        </w:tc>
-      </w:tr>
-    </w:tbl>
     <w:p>
-      <w:pPr>
-        <w:spacing w:after="140" w:line="240" w:lineRule="auto"/>
-      </w:pPr>
+      <w:r>
+        <w:rPr>
+          <w:rFonts w:ascii="Work Sans" w:cs="Work Sans" w:eastAsia="Work Sans" w:hAnsi="Work Sans"/>
+          <w:b w:val="false"/>
+          <w:bCs w:val="false"/>
+          <w:i w:val="false"/>
+          <w:iCs w:val="false"/>
+          <w:color w:val="1A2233"/>
+          <w:sz w:val="20"/>
+          <w:szCs w:val="20"/>
+        </w:rPr>
+        <w:t xml:space="preserve">Depois dari data itu tersedia, tanyakan satu hal: angka mana yang paling tidak nyaman kamu lihat, dan apa perubahan kecil yang akan kamu coba minggu depan? Jawab dalam satu kalimat, karena jawaban panjang biasanya berarti sedang beralasan.</w:t>
+      </w:r>
     </w:p>
     <w:p>
       <w:pPr>
@@ -11027,7 +8064,7 @@
                 <w:sz w:val="19"/>
                 <w:szCs w:val="19"/>
               </w:rPr>
-              <w:t xml:space="preserve">Mulai dari satu blok yang dijadwalkan, satu target yang bisa diuji, dan satu aturan tolak yang ditulis eksplisit.</w:t>
+              <w:t xml:space="preserve">Mulai dari satu blok yang dijadwalkan, satu target yang bisa diuji, dan satu aturan tolak yang ditulis eksplisit. Perubahan keadaan dan perubahan lingkungan keduanya diperlukan, karena sistem yang baik hanya bekerja kalau didukung keduanya.</w:t>
             </w:r>
           </w:p>
         </w:tc>
@@ -11233,7 +8270,7 @@
               <w:pStyle w:val="ListParagraph"/>
               <w:numPr>
                 <w:ilvl w:val="0"/>
-                <w:numId w:val="6"/>
+                <w:numId w:val="4"/>
               </w:numPr>
               <w:spacing w:after="60" w:line="264" w:lineRule="auto"/>
             </w:pPr>
@@ -11256,7 +8293,7 @@
               <w:pStyle w:val="ListParagraph"/>
               <w:numPr>
                 <w:ilvl w:val="0"/>
-                <w:numId w:val="6"/>
+                <w:numId w:val="4"/>
               </w:numPr>
               <w:spacing w:after="60" w:line="264" w:lineRule="auto"/>
             </w:pPr>
@@ -11279,7 +8316,7 @@
               <w:pStyle w:val="ListParagraph"/>
               <w:numPr>
                 <w:ilvl w:val="0"/>
-                <w:numId w:val="6"/>
+                <w:numId w:val="4"/>
               </w:numPr>
               <w:spacing w:after="60" w:line="264" w:lineRule="auto"/>
             </w:pPr>
@@ -11417,7 +8454,7 @@
           <w:sz w:val="20"/>
           <w:szCs w:val="20"/>
         </w:rPr>
-        <w:t xml:space="preserve">Niat yang baik tidak bertahan lebih dari beberapa minggu tanpa pengukuran. Tanpa angka, yang tersisa adalah kesan: "minggu ini terasa lebih baik" — dan kesan tidak bisa diperiksa minggu depan.</w:t>
+        <w:t xml:space="preserve">Niat yang baik tidak bertahan lebih dari beberapa minggu tanpa pengukuran. Tanpa angka, yang tersisa hanyalah kesan: minggu ini terasa lebih baik, minggu lalu juga terasa lebih baik. Kesan seperti itu tidak bisa diperiksa, dan tidak bisa dipakai untuk memutuskan apa yang perlu diubah.</w:t>
       </w:r>
     </w:p>
     <w:p>
@@ -11432,7 +8469,7 @@
           <w:sz w:val="20"/>
           <w:szCs w:val="20"/>
         </w:rPr>
-        <w:t xml:space="preserve">Yang dibutuhkan bukan pelaporan lengkap, melainkan satu catatan kecil yang bisa diisi dalam dua menit dan dibaca dalam dua menit.</w:t>
+        <w:t xml:space="preserve">Yang dibutuhkan bukan pelaporan lengkap, melainkan satu catatan kecil yang bisa diisi dalam dua menit dan dibaca dalam dua menit. Pelaporan yang terdengar lengkap sering muncul justru karena sheets-nya terlalu besar untuk diisi konsisten, sehingga yang terjadi adalah minggu pertama diisi penuh, minggu kedua masih, dan minggu ketiga berhenti sama sekali.</w:t>
       </w:r>
     </w:p>
     <w:tbl>
@@ -11449,35 +8486,36 @@
         <w:tblLayout w:type="fixed"/>
       </w:tblPr>
       <w:tblGrid>
-        <w:gridCol w:w="2466"/>
-        <w:gridCol w:w="2466"/>
-        <w:gridCol w:w="2466"/>
-        <w:gridCol w:w="2468"/>
+        <w:gridCol w:w="789"/>
+        <w:gridCol w:w="5920"/>
+        <w:gridCol w:w="3157"/>
       </w:tblGrid>
       <w:tr>
         <w:trPr>
           <w:cantSplit/>
+          <w:tblHeader/>
         </w:trPr>
         <w:tc>
           <w:tcPr>
-            <w:tcW w:type="dxa" w:w="2466"/>
-            <w:tcBorders>
-              <w:top w:val="single" w:color="1B2F4E" w:sz="24"/>
-              <w:left w:val="single" w:color="FFFFFF" w:sz="12"/>
-              <w:bottom w:val="none" w:color="FFFFFF" w:sz="0"/>
-              <w:right w:val="single" w:color="FFFFFF" w:sz="12"/>
-            </w:tcBorders>
-            <w:shd w:fill="E8EEF6" w:color="auto" w:val="clear"/>
-            <w:tcMar>
-              <w:top w:type="dxa" w:w="140"/>
-              <w:left w:type="dxa" w:w="160"/>
-              <w:bottom w:type="dxa" w:w="120"/>
-              <w:right w:type="dxa" w:w="160"/>
-            </w:tcMar>
-          </w:tcPr>
-          <w:p>
-            <w:pPr>
-              <w:spacing w:after="20"/>
+            <w:tcW w:type="dxa" w:w="789"/>
+            <w:tcBorders>
+              <w:top w:val="single" w:color="D8DEE8" w:sz="4"/>
+              <w:left w:val="single" w:color="D8DEE8" w:sz="4"/>
+              <w:bottom w:val="single" w:color="D8DEE8" w:sz="4"/>
+              <w:right w:val="single" w:color="D8DEE8" w:sz="4"/>
+            </w:tcBorders>
+            <w:shd w:fill="1B2F4E" w:color="auto" w:val="clear"/>
+            <w:tcMar>
+              <w:top w:type="dxa" w:w="70"/>
+              <w:left w:type="dxa" w:w="110"/>
+              <w:bottom w:type="dxa" w:w="70"/>
+              <w:right w:type="dxa" w:w="110"/>
+            </w:tcMar>
+            <w:vAlign w:val="bottom"/>
+          </w:tcPr>
+          <w:p>
+            <w:pPr>
+              <w:spacing w:after="0" w:line="252" w:lineRule="auto"/>
             </w:pPr>
             <w:r>
               <w:rPr>
@@ -11486,52 +8524,35 @@
                 <w:bCs/>
                 <w:i w:val="false"/>
                 <w:iCs w:val="false"/>
-                <w:color w:val="1B2F4E"/>
-                <w:sz w:val="42"/>
-                <w:szCs w:val="42"/>
-              </w:rPr>
-              <w:t xml:space="preserve">2</w:t>
-            </w:r>
-          </w:p>
-          <w:p>
-            <w:pPr>
-              <w:spacing w:after="0"/>
-            </w:pPr>
-            <w:r>
-              <w:rPr>
-                <w:rFonts w:ascii="Outfit" w:cs="Outfit" w:eastAsia="Outfit" w:hAnsi="Outfit"/>
-                <w:b w:val="false"/>
-                <w:bCs w:val="false"/>
-                <w:i w:val="false"/>
-                <w:iCs w:val="false"/>
-                <w:color w:val="56627A"/>
-                <w:sz w:val="16"/>
-                <w:szCs w:val="16"/>
-              </w:rPr>
-              <w:t xml:space="preserve">Menit untuk mengisi audit</w:t>
-            </w:r>
-          </w:p>
-        </w:tc>
-        <w:tc>
-          <w:tcPr>
-            <w:tcW w:type="dxa" w:w="2466"/>
-            <w:tcBorders>
-              <w:top w:val="single" w:color="2F5D8A" w:sz="24"/>
-              <w:left w:val="single" w:color="FFFFFF" w:sz="12"/>
-              <w:bottom w:val="none" w:color="FFFFFF" w:sz="0"/>
-              <w:right w:val="single" w:color="FFFFFF" w:sz="12"/>
-            </w:tcBorders>
-            <w:shd w:fill="E8EEF6" w:color="auto" w:val="clear"/>
-            <w:tcMar>
-              <w:top w:type="dxa" w:w="140"/>
-              <w:left w:type="dxa" w:w="160"/>
-              <w:bottom w:type="dxa" w:w="120"/>
-              <w:right w:type="dxa" w:w="160"/>
-            </w:tcMar>
-          </w:tcPr>
-          <w:p>
-            <w:pPr>
-              <w:spacing w:after="20"/>
+                <w:color w:val="FFFFFF"/>
+                <w:sz w:val="17"/>
+                <w:szCs w:val="17"/>
+              </w:rPr>
+              <w:t xml:space="preserve"/>
+            </w:r>
+          </w:p>
+        </w:tc>
+        <w:tc>
+          <w:tcPr>
+            <w:tcW w:type="dxa" w:w="5920"/>
+            <w:tcBorders>
+              <w:top w:val="single" w:color="D8DEE8" w:sz="4"/>
+              <w:left w:val="single" w:color="D8DEE8" w:sz="4"/>
+              <w:bottom w:val="single" w:color="D8DEE8" w:sz="4"/>
+              <w:right w:val="single" w:color="D8DEE8" w:sz="4"/>
+            </w:tcBorders>
+            <w:shd w:fill="1B2F4E" w:color="auto" w:val="clear"/>
+            <w:tcMar>
+              <w:top w:type="dxa" w:w="70"/>
+              <w:left w:type="dxa" w:w="110"/>
+              <w:bottom w:type="dxa" w:w="70"/>
+              <w:right w:type="dxa" w:w="110"/>
+            </w:tcMar>
+            <w:vAlign w:val="bottom"/>
+          </w:tcPr>
+          <w:p>
+            <w:pPr>
+              <w:spacing w:after="0" w:line="252" w:lineRule="auto"/>
             </w:pPr>
             <w:r>
               <w:rPr>
@@ -11540,53 +8561,12 @@
                 <w:bCs/>
                 <w:i w:val="false"/>
                 <w:iCs w:val="false"/>
-                <w:color w:val="1B2F4E"/>
-                <w:sz w:val="42"/>
-                <w:szCs w:val="42"/>
-              </w:rPr>
-              <w:t xml:space="preserve">1</w:t>
-            </w:r>
-          </w:p>
-          <w:p>
-            <w:pPr>
-              <w:spacing w:after="0"/>
-            </w:pPr>
-            <w:r>
-              <w:rPr>
-                <w:rFonts w:ascii="Outfit" w:cs="Outfit" w:eastAsia="Outfit" w:hAnsi="Outfit"/>
-                <w:b w:val="false"/>
-                <w:bCs w:val="false"/>
-                <w:i w:val="false"/>
-                <w:iCs w:val="false"/>
-                <w:color w:val="56627A"/>
-                <w:sz w:val="16"/>
-                <w:szCs w:val="16"/>
-              </w:rPr>
-              <w:t xml:space="preserve">Angka yang wajib ada setiap minggu</w:t>
-            </w:r>
-          </w:p>
-        </w:tc>
-        <w:tc>
-          <w:tcPr>
-            <w:tcW w:type="dxa" w:w="2466"/>
-            <w:tcBorders>
-              <w:top w:val="single" w:color="2E7D5B" w:sz="24"/>
-              <w:left w:val="single" w:color="FFFFFF" w:sz="12"/>
-              <w:bottom w:val="none" w:color="FFFFFF" w:sz="0"/>
-              <w:right w:val="single" w:color="FFFFFF" w:sz="12"/>
-            </w:tcBorders>
-            <w:shd w:fill="E8EEF6" w:color="auto" w:val="clear"/>
-            <w:tcMar>
-              <w:top w:type="dxa" w:w="140"/>
-              <w:left w:type="dxa" w:w="160"/>
-              <w:bottom w:type="dxa" w:w="120"/>
-              <w:right w:type="dxa" w:w="160"/>
-            </w:tcMar>
-          </w:tcPr>
-          <w:p>
-            <w:pPr>
-              <w:spacing w:after="20"/>
-            </w:pPr>
+                <w:color w:val="FFFFFF"/>
+                <w:sz w:val="17"/>
+                <w:szCs w:val="17"/>
+              </w:rPr>
+              <w:t xml:space="preserve"/>
+            </w:r>
             <w:r>
               <w:rPr>
                 <w:rFonts w:ascii="Outfit" w:cs="Outfit" w:eastAsia="Outfit" w:hAnsi="Outfit"/>
@@ -11594,52 +8574,35 @@
                 <w:bCs/>
                 <w:i w:val="false"/>
                 <w:iCs w:val="false"/>
-                <w:color w:val="1B2F4E"/>
-                <w:sz w:val="42"/>
-                <w:szCs w:val="42"/>
-              </w:rPr>
-              <w:t xml:space="preserve">3</w:t>
-            </w:r>
-          </w:p>
-          <w:p>
-            <w:pPr>
-              <w:spacing w:after="0"/>
-            </w:pPr>
-            <w:r>
-              <w:rPr>
-                <w:rFonts w:ascii="Outfit" w:cs="Outfit" w:eastAsia="Outfit" w:hAnsi="Outfit"/>
-                <w:b w:val="false"/>
-                <w:bCs w:val="false"/>
-                <w:i w:val="false"/>
-                <w:iCs w:val="false"/>
-                <w:color w:val="56627A"/>
-                <w:sz w:val="16"/>
-                <w:szCs w:val="16"/>
-              </w:rPr>
-              <w:t xml:space="preserve">Blok minimum agar pola terlihat</w:t>
-            </w:r>
-          </w:p>
-        </w:tc>
-        <w:tc>
-          <w:tcPr>
-            <w:tcW w:type="dxa" w:w="2468"/>
-            <w:tcBorders>
-              <w:top w:val="single" w:color="BF4D35" w:sz="24"/>
-              <w:left w:val="single" w:color="FFFFFF" w:sz="12"/>
-              <w:bottom w:val="none" w:color="FFFFFF" w:sz="0"/>
-              <w:right w:val="single" w:color="FFFFFF" w:sz="12"/>
-            </w:tcBorders>
-            <w:shd w:fill="E8EEF6" w:color="auto" w:val="clear"/>
-            <w:tcMar>
-              <w:top w:type="dxa" w:w="140"/>
-              <w:left w:type="dxa" w:w="160"/>
-              <w:bottom w:type="dxa" w:w="120"/>
-              <w:right w:type="dxa" w:w="160"/>
-            </w:tcMar>
-          </w:tcPr>
-          <w:p>
-            <w:pPr>
-              <w:spacing w:after="20"/>
+                <w:color w:val="FFFFFF"/>
+                <w:sz w:val="17"/>
+                <w:szCs w:val="17"/>
+              </w:rPr>
+              <w:t xml:space="preserve">Yang dibutuhkan</w:t>
+            </w:r>
+          </w:p>
+        </w:tc>
+        <w:tc>
+          <w:tcPr>
+            <w:tcW w:type="dxa" w:w="3157"/>
+            <w:tcBorders>
+              <w:top w:val="single" w:color="D8DEE8" w:sz="4"/>
+              <w:left w:val="single" w:color="D8DEE8" w:sz="4"/>
+              <w:bottom w:val="single" w:color="D8DEE8" w:sz="4"/>
+              <w:right w:val="single" w:color="D8DEE8" w:sz="4"/>
+            </w:tcBorders>
+            <w:shd w:fill="1B2F4E" w:color="auto" w:val="clear"/>
+            <w:tcMar>
+              <w:top w:type="dxa" w:w="70"/>
+              <w:left w:type="dxa" w:w="110"/>
+              <w:bottom w:type="dxa" w:w="70"/>
+              <w:right w:type="dxa" w:w="110"/>
+            </w:tcMar>
+            <w:vAlign w:val="bottom"/>
+          </w:tcPr>
+          <w:p>
+            <w:pPr>
+              <w:spacing w:after="0" w:line="252" w:lineRule="auto"/>
             </w:pPr>
             <w:r>
               <w:rPr>
@@ -11648,29 +8611,488 @@
                 <w:bCs/>
                 <w:i w:val="false"/>
                 <w:iCs w:val="false"/>
-                <w:color w:val="1B2F4E"/>
-                <w:sz w:val="42"/>
-                <w:szCs w:val="42"/>
+                <w:color w:val="FFFFFF"/>
+                <w:sz w:val="17"/>
+                <w:szCs w:val="17"/>
+              </w:rPr>
+              <w:t xml:space="preserve"/>
+            </w:r>
+            <w:r>
+              <w:rPr>
+                <w:rFonts w:ascii="Outfit" w:cs="Outfit" w:eastAsia="Outfit" w:hAnsi="Outfit"/>
+                <w:b/>
+                <w:bCs/>
+                <w:i w:val="false"/>
+                <w:iCs w:val="false"/>
+                <w:color w:val="FFFFFF"/>
+                <w:sz w:val="17"/>
+                <w:szCs w:val="17"/>
+              </w:rPr>
+              <w:t xml:space="preserve">Kenapa</w:t>
+            </w:r>
+          </w:p>
+        </w:tc>
+      </w:tr>
+      <w:tr>
+        <w:trPr>
+          <w:cantSplit/>
+        </w:trPr>
+        <w:tc>
+          <w:tcPr>
+            <w:tcW w:type="dxa" w:w="789"/>
+            <w:tcBorders>
+              <w:top w:val="single" w:color="D8DEE8" w:sz="4"/>
+              <w:left w:val="single" w:color="D8DEE8" w:sz="4"/>
+              <w:bottom w:val="single" w:color="D8DEE8" w:sz="4"/>
+              <w:right w:val="single" w:color="D8DEE8" w:sz="4"/>
+            </w:tcBorders>
+            <w:shd w:fill="FFFFFF" w:color="auto" w:val="clear"/>
+            <w:tcMar>
+              <w:top w:type="dxa" w:w="70"/>
+              <w:left w:type="dxa" w:w="110"/>
+              <w:bottom w:type="dxa" w:w="70"/>
+              <w:right w:type="dxa" w:w="110"/>
+            </w:tcMar>
+          </w:tcPr>
+          <w:p>
+            <w:pPr>
+              <w:spacing w:after="0" w:line="252" w:lineRule="auto"/>
+              <w:jc w:val="left"/>
+            </w:pPr>
+            <w:r>
+              <w:rPr>
+                <w:rFonts w:ascii="Work Sans" w:cs="Work Sans" w:eastAsia="Work Sans" w:hAnsi="Work Sans"/>
+                <w:b w:val="false"/>
+                <w:bCs w:val="false"/>
+                <w:i w:val="false"/>
+                <w:iCs w:val="false"/>
+                <w:color w:val="1A2233"/>
+                <w:sz w:val="17"/>
+                <w:szCs w:val="17"/>
+              </w:rPr>
+              <w:t xml:space="preserve">1</w:t>
+            </w:r>
+          </w:p>
+        </w:tc>
+        <w:tc>
+          <w:tcPr>
+            <w:tcW w:type="dxa" w:w="5920"/>
+            <w:tcBorders>
+              <w:top w:val="single" w:color="D8DEE8" w:sz="4"/>
+              <w:left w:val="single" w:color="D8DEE8" w:sz="4"/>
+              <w:bottom w:val="single" w:color="D8DEE8" w:sz="4"/>
+              <w:right w:val="single" w:color="D8DEE8" w:sz="4"/>
+            </w:tcBorders>
+            <w:shd w:fill="FFFFFF" w:color="auto" w:val="clear"/>
+            <w:tcMar>
+              <w:top w:type="dxa" w:w="70"/>
+              <w:left w:type="dxa" w:w="110"/>
+              <w:bottom w:type="dxa" w:w="70"/>
+              <w:right w:type="dxa" w:w="110"/>
+            </w:tcMar>
+          </w:tcPr>
+          <w:p>
+            <w:pPr>
+              <w:spacing w:after="0" w:line="252" w:lineRule="auto"/>
+              <w:jc w:val="left"/>
+            </w:pPr>
+            <w:r>
+              <w:rPr>
+                <w:rFonts w:ascii="Work Sans" w:cs="Work Sans" w:eastAsia="Work Sans" w:hAnsi="Work Sans"/>
+                <w:b w:val="false"/>
+                <w:bCs w:val="false"/>
+                <w:i w:val="false"/>
+                <w:iCs w:val="false"/>
+                <w:color w:val="1A2233"/>
+                <w:sz w:val="17"/>
+                <w:szCs w:val="17"/>
+              </w:rPr>
+              <w:t xml:space="preserve">Empat angka per minggu</w:t>
+            </w:r>
+          </w:p>
+        </w:tc>
+        <w:tc>
+          <w:tcPr>
+            <w:tcW w:type="dxa" w:w="3157"/>
+            <w:tcBorders>
+              <w:top w:val="single" w:color="D8DEE8" w:sz="4"/>
+              <w:left w:val="single" w:color="D8DEE8" w:sz="4"/>
+              <w:bottom w:val="single" w:color="D8DEE8" w:sz="4"/>
+              <w:right w:val="single" w:color="D8DEE8" w:sz="4"/>
+            </w:tcBorders>
+            <w:shd w:fill="FFFFFF" w:color="auto" w:val="clear"/>
+            <w:tcMar>
+              <w:top w:type="dxa" w:w="70"/>
+              <w:left w:type="dxa" w:w="110"/>
+              <w:bottom w:type="dxa" w:w="70"/>
+              <w:right w:type="dxa" w:w="110"/>
+            </w:tcMar>
+          </w:tcPr>
+          <w:p>
+            <w:pPr>
+              <w:spacing w:after="0" w:line="252" w:lineRule="auto"/>
+              <w:jc w:val="left"/>
+            </w:pPr>
+            <w:r>
+              <w:rPr>
+                <w:rFonts w:ascii="Work Sans" w:cs="Work Sans" w:eastAsia="Work Sans" w:hAnsi="Work Sans"/>
+                <w:b w:val="false"/>
+                <w:bCs w:val="false"/>
+                <w:i w:val="false"/>
+                <w:iCs w:val="false"/>
+                <w:color w:val="1A2233"/>
+                <w:sz w:val="17"/>
+                <w:szCs w:val="17"/>
+              </w:rPr>
+              <w:t xml:space="preserve">Cukup untuk melihat pola</w:t>
+            </w:r>
+          </w:p>
+        </w:tc>
+      </w:tr>
+      <w:tr>
+        <w:trPr>
+          <w:cantSplit/>
+        </w:trPr>
+        <w:tc>
+          <w:tcPr>
+            <w:tcW w:type="dxa" w:w="789"/>
+            <w:tcBorders>
+              <w:top w:val="single" w:color="D8DEE8" w:sz="4"/>
+              <w:left w:val="single" w:color="D8DEE8" w:sz="4"/>
+              <w:bottom w:val="single" w:color="D8DEE8" w:sz="4"/>
+              <w:right w:val="single" w:color="D8DEE8" w:sz="4"/>
+            </w:tcBorders>
+            <w:shd w:fill="F7F9FC" w:color="auto" w:val="clear"/>
+            <w:tcMar>
+              <w:top w:type="dxa" w:w="70"/>
+              <w:left w:type="dxa" w:w="110"/>
+              <w:bottom w:type="dxa" w:w="70"/>
+              <w:right w:type="dxa" w:w="110"/>
+            </w:tcMar>
+          </w:tcPr>
+          <w:p>
+            <w:pPr>
+              <w:spacing w:after="0" w:line="252" w:lineRule="auto"/>
+              <w:jc w:val="left"/>
+            </w:pPr>
+            <w:r>
+              <w:rPr>
+                <w:rFonts w:ascii="Work Sans" w:cs="Work Sans" w:eastAsia="Work Sans" w:hAnsi="Work Sans"/>
+                <w:b w:val="false"/>
+                <w:bCs w:val="false"/>
+                <w:i w:val="false"/>
+                <w:iCs w:val="false"/>
+                <w:color w:val="1A2233"/>
+                <w:sz w:val="17"/>
+                <w:szCs w:val="17"/>
+              </w:rPr>
+              <w:t xml:space="preserve">2</w:t>
+            </w:r>
+          </w:p>
+        </w:tc>
+        <w:tc>
+          <w:tcPr>
+            <w:tcW w:type="dxa" w:w="5920"/>
+            <w:tcBorders>
+              <w:top w:val="single" w:color="D8DEE8" w:sz="4"/>
+              <w:left w:val="single" w:color="D8DEE8" w:sz="4"/>
+              <w:bottom w:val="single" w:color="D8DEE8" w:sz="4"/>
+              <w:right w:val="single" w:color="D8DEE8" w:sz="4"/>
+            </w:tcBorders>
+            <w:shd w:fill="F7F9FC" w:color="auto" w:val="clear"/>
+            <w:tcMar>
+              <w:top w:type="dxa" w:w="70"/>
+              <w:left w:type="dxa" w:w="110"/>
+              <w:bottom w:type="dxa" w:w="70"/>
+              <w:right w:type="dxa" w:w="110"/>
+            </w:tcMar>
+          </w:tcPr>
+          <w:p>
+            <w:pPr>
+              <w:spacing w:after="0" w:line="252" w:lineRule="auto"/>
+              <w:jc w:val="left"/>
+            </w:pPr>
+            <w:r>
+              <w:rPr>
+                <w:rFonts w:ascii="Work Sans" w:cs="Work Sans" w:eastAsia="Work Sans" w:hAnsi="Work Sans"/>
+                <w:b w:val="false"/>
+                <w:bCs w:val="false"/>
+                <w:i w:val="false"/>
+                <w:iCs w:val="false"/>
+                <w:color w:val="1A2233"/>
+                <w:sz w:val="17"/>
+                <w:szCs w:val="17"/>
+              </w:rPr>
+              <w:t xml:space="preserve">Dua menit untuk mengisi</w:t>
+            </w:r>
+          </w:p>
+        </w:tc>
+        <w:tc>
+          <w:tcPr>
+            <w:tcW w:type="dxa" w:w="3157"/>
+            <w:tcBorders>
+              <w:top w:val="single" w:color="D8DEE8" w:sz="4"/>
+              <w:left w:val="single" w:color="D8DEE8" w:sz="4"/>
+              <w:bottom w:val="single" w:color="D8DEE8" w:sz="4"/>
+              <w:right w:val="single" w:color="D8DEE8" w:sz="4"/>
+            </w:tcBorders>
+            <w:shd w:fill="F7F9FC" w:color="auto" w:val="clear"/>
+            <w:tcMar>
+              <w:top w:type="dxa" w:w="70"/>
+              <w:left w:type="dxa" w:w="110"/>
+              <w:bottom w:type="dxa" w:w="70"/>
+              <w:right w:type="dxa" w:w="110"/>
+            </w:tcMar>
+          </w:tcPr>
+          <w:p>
+            <w:pPr>
+              <w:spacing w:after="0" w:line="252" w:lineRule="auto"/>
+              <w:jc w:val="left"/>
+            </w:pPr>
+            <w:r>
+              <w:rPr>
+                <w:rFonts w:ascii="Work Sans" w:cs="Work Sans" w:eastAsia="Work Sans" w:hAnsi="Work Sans"/>
+                <w:b w:val="false"/>
+                <w:bCs w:val="false"/>
+                <w:i w:val="false"/>
+                <w:iCs w:val="false"/>
+                <w:color w:val="1A2233"/>
+                <w:sz w:val="17"/>
+                <w:szCs w:val="17"/>
+              </w:rPr>
+              <w:t xml:space="preserve">Lama berarti tidak diisi</w:t>
+            </w:r>
+          </w:p>
+        </w:tc>
+      </w:tr>
+      <w:tr>
+        <w:trPr>
+          <w:cantSplit/>
+        </w:trPr>
+        <w:tc>
+          <w:tcPr>
+            <w:tcW w:type="dxa" w:w="789"/>
+            <w:tcBorders>
+              <w:top w:val="single" w:color="D8DEE8" w:sz="4"/>
+              <w:left w:val="single" w:color="D8DEE8" w:sz="4"/>
+              <w:bottom w:val="single" w:color="D8DEE8" w:sz="4"/>
+              <w:right w:val="single" w:color="D8DEE8" w:sz="4"/>
+            </w:tcBorders>
+            <w:shd w:fill="FFFFFF" w:color="auto" w:val="clear"/>
+            <w:tcMar>
+              <w:top w:type="dxa" w:w="70"/>
+              <w:left w:type="dxa" w:w="110"/>
+              <w:bottom w:type="dxa" w:w="70"/>
+              <w:right w:type="dxa" w:w="110"/>
+            </w:tcMar>
+          </w:tcPr>
+          <w:p>
+            <w:pPr>
+              <w:spacing w:after="0" w:line="252" w:lineRule="auto"/>
+              <w:jc w:val="left"/>
+            </w:pPr>
+            <w:r>
+              <w:rPr>
+                <w:rFonts w:ascii="Work Sans" w:cs="Work Sans" w:eastAsia="Work Sans" w:hAnsi="Work Sans"/>
+                <w:b w:val="false"/>
+                <w:bCs w:val="false"/>
+                <w:i w:val="false"/>
+                <w:iCs w:val="false"/>
+                <w:color w:val="1A2233"/>
+                <w:sz w:val="17"/>
+                <w:szCs w:val="17"/>
+              </w:rPr>
+              <w:t xml:space="preserve">3</w:t>
+            </w:r>
+          </w:p>
+        </w:tc>
+        <w:tc>
+          <w:tcPr>
+            <w:tcW w:type="dxa" w:w="5920"/>
+            <w:tcBorders>
+              <w:top w:val="single" w:color="D8DEE8" w:sz="4"/>
+              <w:left w:val="single" w:color="D8DEE8" w:sz="4"/>
+              <w:bottom w:val="single" w:color="D8DEE8" w:sz="4"/>
+              <w:right w:val="single" w:color="D8DEE8" w:sz="4"/>
+            </w:tcBorders>
+            <w:shd w:fill="FFFFFF" w:color="auto" w:val="clear"/>
+            <w:tcMar>
+              <w:top w:type="dxa" w:w="70"/>
+              <w:left w:type="dxa" w:w="110"/>
+              <w:bottom w:type="dxa" w:w="70"/>
+              <w:right w:type="dxa" w:w="110"/>
+            </w:tcMar>
+          </w:tcPr>
+          <w:p>
+            <w:pPr>
+              <w:spacing w:after="0" w:line="252" w:lineRule="auto"/>
+              <w:jc w:val="left"/>
+            </w:pPr>
+            <w:r>
+              <w:rPr>
+                <w:rFonts w:ascii="Work Sans" w:cs="Work Sans" w:eastAsia="Work Sans" w:hAnsi="Work Sans"/>
+                <w:b w:val="false"/>
+                <w:bCs w:val="false"/>
+                <w:i w:val="false"/>
+                <w:iCs w:val="false"/>
+                <w:color w:val="1A2233"/>
+                <w:sz w:val="17"/>
+                <w:szCs w:val="17"/>
+              </w:rPr>
+              <w:t xml:space="preserve">Satu hambatan tertulis</w:t>
+            </w:r>
+          </w:p>
+        </w:tc>
+        <w:tc>
+          <w:tcPr>
+            <w:tcW w:type="dxa" w:w="3157"/>
+            <w:tcBorders>
+              <w:top w:val="single" w:color="D8DEE8" w:sz="4"/>
+              <w:left w:val="single" w:color="D8DEE8" w:sz="4"/>
+              <w:bottom w:val="single" w:color="D8DEE8" w:sz="4"/>
+              <w:right w:val="single" w:color="D8DEE8" w:sz="4"/>
+            </w:tcBorders>
+            <w:shd w:fill="FFFFFF" w:color="auto" w:val="clear"/>
+            <w:tcMar>
+              <w:top w:type="dxa" w:w="70"/>
+              <w:left w:type="dxa" w:w="110"/>
+              <w:bottom w:type="dxa" w:w="70"/>
+              <w:right w:type="dxa" w:w="110"/>
+            </w:tcMar>
+          </w:tcPr>
+          <w:p>
+            <w:pPr>
+              <w:spacing w:after="0" w:line="252" w:lineRule="auto"/>
+              <w:jc w:val="left"/>
+            </w:pPr>
+            <w:r>
+              <w:rPr>
+                <w:rFonts w:ascii="Work Sans" w:cs="Work Sans" w:eastAsia="Work Sans" w:hAnsi="Work Sans"/>
+                <w:b w:val="false"/>
+                <w:bCs w:val="false"/>
+                <w:i w:val="false"/>
+                <w:iCs w:val="false"/>
+                <w:color w:val="1A2233"/>
+                <w:sz w:val="17"/>
+                <w:szCs w:val="17"/>
+              </w:rPr>
+              <w:t xml:space="preserve">Menyingkirkan penjelasan panjang</w:t>
+            </w:r>
+          </w:p>
+        </w:tc>
+      </w:tr>
+      <w:tr>
+        <w:trPr>
+          <w:cantSplit/>
+        </w:trPr>
+        <w:tc>
+          <w:tcPr>
+            <w:tcW w:type="dxa" w:w="789"/>
+            <w:tcBorders>
+              <w:top w:val="single" w:color="D8DEE8" w:sz="4"/>
+              <w:left w:val="single" w:color="D8DEE8" w:sz="4"/>
+              <w:bottom w:val="single" w:color="D8DEE8" w:sz="4"/>
+              <w:right w:val="single" w:color="D8DEE8" w:sz="4"/>
+            </w:tcBorders>
+            <w:shd w:fill="F7F9FC" w:color="auto" w:val="clear"/>
+            <w:tcMar>
+              <w:top w:type="dxa" w:w="70"/>
+              <w:left w:type="dxa" w:w="110"/>
+              <w:bottom w:type="dxa" w:w="70"/>
+              <w:right w:type="dxa" w:w="110"/>
+            </w:tcMar>
+          </w:tcPr>
+          <w:p>
+            <w:pPr>
+              <w:spacing w:after="0" w:line="252" w:lineRule="auto"/>
+              <w:jc w:val="left"/>
+            </w:pPr>
+            <w:r>
+              <w:rPr>
+                <w:rFonts w:ascii="Work Sans" w:cs="Work Sans" w:eastAsia="Work Sans" w:hAnsi="Work Sans"/>
+                <w:b w:val="false"/>
+                <w:bCs w:val="false"/>
+                <w:i w:val="false"/>
+                <w:iCs w:val="false"/>
+                <w:color w:val="1A2233"/>
+                <w:sz w:val="17"/>
+                <w:szCs w:val="17"/>
               </w:rPr>
               <w:t xml:space="preserve">4</w:t>
             </w:r>
           </w:p>
-          <w:p>
-            <w:pPr>
-              <w:spacing w:after="0"/>
-            </w:pPr>
-            <w:r>
-              <w:rPr>
-                <w:rFonts w:ascii="Outfit" w:cs="Outfit" w:eastAsia="Outfit" w:hAnsi="Outfit"/>
-                <w:b w:val="false"/>
-                <w:bCs w:val="false"/>
-                <w:i w:val="false"/>
-                <w:iCs w:val="false"/>
-                <w:color w:val="56627A"/>
-                <w:sz w:val="16"/>
-                <w:szCs w:val="16"/>
-              </w:rPr>
-              <w:t xml:space="preserve">Minggu sebelum menyimpulkan apa pun</w:t>
+        </w:tc>
+        <w:tc>
+          <w:tcPr>
+            <w:tcW w:type="dxa" w:w="5920"/>
+            <w:tcBorders>
+              <w:top w:val="single" w:color="D8DEE8" w:sz="4"/>
+              <w:left w:val="single" w:color="D8DEE8" w:sz="4"/>
+              <w:bottom w:val="single" w:color="D8DEE8" w:sz="4"/>
+              <w:right w:val="single" w:color="D8DEE8" w:sz="4"/>
+            </w:tcBorders>
+            <w:shd w:fill="F7F9FC" w:color="auto" w:val="clear"/>
+            <w:tcMar>
+              <w:top w:type="dxa" w:w="70"/>
+              <w:left w:type="dxa" w:w="110"/>
+              <w:bottom w:type="dxa" w:w="70"/>
+              <w:right w:type="dxa" w:w="110"/>
+            </w:tcMar>
+          </w:tcPr>
+          <w:p>
+            <w:pPr>
+              <w:spacing w:after="0" w:line="252" w:lineRule="auto"/>
+              <w:jc w:val="left"/>
+            </w:pPr>
+            <w:r>
+              <w:rPr>
+                <w:rFonts w:ascii="Work Sans" w:cs="Work Sans" w:eastAsia="Work Sans" w:hAnsi="Work Sans"/>
+                <w:b w:val="false"/>
+                <w:bCs w:val="false"/>
+                <w:i w:val="false"/>
+                <w:iCs w:val="false"/>
+                <w:color w:val="1A2233"/>
+                <w:sz w:val="17"/>
+                <w:szCs w:val="17"/>
+              </w:rPr>
+              <w:t xml:space="preserve">Satu perubahan dicatat</w:t>
+            </w:r>
+          </w:p>
+        </w:tc>
+        <w:tc>
+          <w:tcPr>
+            <w:tcW w:type="dxa" w:w="3157"/>
+            <w:tcBorders>
+              <w:top w:val="single" w:color="D8DEE8" w:sz="4"/>
+              <w:left w:val="single" w:color="D8DEE8" w:sz="4"/>
+              <w:bottom w:val="single" w:color="D8DEE8" w:sz="4"/>
+              <w:right w:val="single" w:color="D8DEE8" w:sz="4"/>
+            </w:tcBorders>
+            <w:shd w:fill="F7F9FC" w:color="auto" w:val="clear"/>
+            <w:tcMar>
+              <w:top w:type="dxa" w:w="70"/>
+              <w:left w:type="dxa" w:w="110"/>
+              <w:bottom w:type="dxa" w:w="70"/>
+              <w:right w:type="dxa" w:w="110"/>
+            </w:tcMar>
+          </w:tcPr>
+          <w:p>
+            <w:pPr>
+              <w:spacing w:after="0" w:line="252" w:lineRule="auto"/>
+              <w:jc w:val="left"/>
+            </w:pPr>
+            <w:r>
+              <w:rPr>
+                <w:rFonts w:ascii="Work Sans" w:cs="Work Sans" w:eastAsia="Work Sans" w:hAnsi="Work Sans"/>
+                <w:b w:val="false"/>
+                <w:bCs w:val="false"/>
+                <w:i w:val="false"/>
+                <w:iCs w:val="false"/>
+                <w:color w:val="1A2233"/>
+                <w:sz w:val="17"/>
+                <w:szCs w:val="17"/>
+              </w:rPr>
+              <w:t xml:space="preserve">Tanpa ini, audit tidak berguna</w:t>
             </w:r>
           </w:p>
         </w:tc>
@@ -11678,7 +9100,7 @@
     </w:tbl>
     <w:p>
       <w:pPr>
-        <w:spacing w:after="160" w:line="240" w:lineRule="auto"/>
+        <w:spacing w:after="120" w:line="240" w:lineRule="auto"/>
       </w:pPr>
     </w:p>
     <w:p>
@@ -11693,130 +9115,7 @@
           <w:sz w:val="20"/>
           <w:szCs w:val="20"/>
         </w:rPr>
-        <w:t xml:space="preserve">Empat angka itu lebih dari cukup. Yang penting konsistensi, bukan kerincian.</w:t>
-      </w:r>
-    </w:p>
-    <w:p>
-      <w:pPr>
-        <w:pStyle w:val="Heading2"/>
-      </w:pPr>
-      <w:r>
-        <w:rPr>
-          <w:rFonts w:ascii="Outfit" w:cs="Outfit" w:eastAsia="Outfit" w:hAnsi="Outfit"/>
-          <w:b/>
-          <w:bCs/>
-          <w:color w:val="1A2233"/>
-          <w:sz w:val="21"/>
-          <w:szCs w:val="21"/>
-          <w:shd w:fill="F26B4F" w:color="auto" w:val="clear"/>
-        </w:rPr>
-        <w:t xml:space="preserve"> 2 </w:t>
-      </w:r>
-      <w:r>
-        <w:rPr>
-          <w:rFonts w:ascii="Outfit" w:cs="Outfit" w:eastAsia="Outfit" w:hAnsi="Outfit"/>
-          <w:b/>
-          <w:bCs/>
-          <w:i w:val="false"/>
-          <w:iCs w:val="false"/>
-          <w:color w:val="1B2F4E"/>
-          <w:sz w:val="28"/>
-          <w:szCs w:val="28"/>
-        </w:rPr>
-        <w:t xml:space="preserve">  Prinsip Kerja</w:t>
-      </w:r>
-    </w:p>
-    <w:p>
-      <w:r>
-        <w:rPr>
-          <w:rFonts w:ascii="Work Sans" w:cs="Work Sans" w:eastAsia="Work Sans" w:hAnsi="Work Sans"/>
-          <w:b w:val="false"/>
-          <w:bCs w:val="false"/>
-          <w:i w:val="false"/>
-          <w:iCs w:val="false"/>
-          <w:color w:val="1A2233"/>
-          <w:sz w:val="20"/>
-          <w:szCs w:val="20"/>
-        </w:rPr>
-        <w:t xml:space="preserve">Audit mingguan bekerja kalau memenuhi tiga syarat: </w:t>
-      </w:r>
-      <w:r>
-        <w:rPr>
-          <w:rFonts w:ascii="Work Sans" w:cs="Work Sans" w:eastAsia="Work Sans" w:hAnsi="Work Sans"/>
-          <w:b/>
-          <w:bCs/>
-          <w:i w:val="false"/>
-          <w:iCs w:val="false"/>
-          <w:color w:val="1A2233"/>
-          <w:sz w:val="20"/>
-          <w:szCs w:val="20"/>
-        </w:rPr>
-        <w:t xml:space="preserve">cepat diisi</w:t>
-      </w:r>
-      <w:r>
-        <w:rPr>
-          <w:rFonts w:ascii="Work Sans" w:cs="Work Sans" w:eastAsia="Work Sans" w:hAnsi="Work Sans"/>
-          <w:b w:val="false"/>
-          <w:bCs w:val="false"/>
-          <w:i w:val="false"/>
-          <w:iCs w:val="false"/>
-          <w:color w:val="1A2233"/>
-          <w:sz w:val="20"/>
-          <w:szCs w:val="20"/>
-        </w:rPr>
-        <w:t xml:space="preserve">, </w:t>
-      </w:r>
-      <w:r>
-        <w:rPr>
-          <w:rFonts w:ascii="Work Sans" w:cs="Work Sans" w:eastAsia="Work Sans" w:hAnsi="Work Sans"/>
-          <w:b/>
-          <w:bCs/>
-          <w:i w:val="false"/>
-          <w:iCs w:val="false"/>
-          <w:color w:val="1A2233"/>
-          <w:sz w:val="20"/>
-          <w:szCs w:val="20"/>
-        </w:rPr>
-        <w:t xml:space="preserve">jujur soal angka yang jelek</w:t>
-      </w:r>
-      <w:r>
-        <w:rPr>
-          <w:rFonts w:ascii="Work Sans" w:cs="Work Sans" w:eastAsia="Work Sans" w:hAnsi="Work Sans"/>
-          <w:b w:val="false"/>
-          <w:bCs w:val="false"/>
-          <w:i w:val="false"/>
-          <w:iCs w:val="false"/>
-          <w:color w:val="1A2233"/>
-          <w:sz w:val="20"/>
-          <w:szCs w:val="20"/>
-        </w:rPr>
-        <w:t xml:space="preserve">, dan </w:t>
-      </w:r>
-      <w:r>
-        <w:rPr>
-          <w:rFonts w:ascii="Work Sans" w:cs="Work Sans" w:eastAsia="Work Sans" w:hAnsi="Work Sans"/>
-          <w:b/>
-          <w:bCs/>
-          <w:i w:val="false"/>
-          <w:iCs w:val="false"/>
-          <w:color w:val="1A2233"/>
-          <w:sz w:val="20"/>
-          <w:szCs w:val="20"/>
-        </w:rPr>
-        <w:t xml:space="preserve">dibaca lagi</w:t>
-      </w:r>
-      <w:r>
-        <w:rPr>
-          <w:rFonts w:ascii="Work Sans" w:cs="Work Sans" w:eastAsia="Work Sans" w:hAnsi="Work Sans"/>
-          <w:b w:val="false"/>
-          <w:bCs w:val="false"/>
-          <w:i w:val="false"/>
-          <w:iCs w:val="false"/>
-          <w:color w:val="1A2233"/>
-          <w:sz w:val="20"/>
-          <w:szCs w:val="20"/>
-        </w:rPr>
-        <w:t xml:space="preserve"> di minggu berikutnya.</w:t>
+        <w:t xml:space="preserve">Empat angka itu lebih dari cukup. Yang penting konsistensi, bukan kerincian, dan angka yang tidak lengkap tapi ditulis setiap minggu jauh lebih berguna daripada angka lengkap yang hanya ada di bulan pertama.</w:t>
       </w:r>
     </w:p>
     <w:p>
@@ -11897,7 +9196,52 @@
           <w:sz w:val="20"/>
           <w:szCs w:val="20"/>
         </w:rPr>
-        <w:t xml:space="preserve">Kalau satu dari tiga syarat itu hilang, audit berubah menjadi formalitas — dan formalitas lebih berbahaya daripada tidak ada pengukuran, karena ia menghasilkan rasa aman yang palsu.</w:t>
+        <w:t xml:space="preserve">Tiga syarat yang membuat audit benar-benar dipakai: cepat diisi, jujur soal angka yang jelek, dan dibaca lagi di minggu berikutnya. Kalau satu dari tiga syarat itu hilang, audit berubah menjadi formalitas, dan formalitas lebih berbahaya daripada tidak ada pengukuran, karena ia menghasilkan rasa aman yang palsu.</w:t>
+      </w:r>
+    </w:p>
+    <w:p>
+      <w:pPr>
+        <w:pStyle w:val="Heading2"/>
+      </w:pPr>
+      <w:r>
+        <w:rPr>
+          <w:rFonts w:ascii="Outfit" w:cs="Outfit" w:eastAsia="Outfit" w:hAnsi="Outfit"/>
+          <w:b/>
+          <w:bCs/>
+          <w:color w:val="1A2233"/>
+          <w:sz w:val="21"/>
+          <w:szCs w:val="21"/>
+          <w:shd w:fill="F26B4F" w:color="auto" w:val="clear"/>
+        </w:rPr>
+        <w:t xml:space="preserve"> 2 </w:t>
+      </w:r>
+      <w:r>
+        <w:rPr>
+          <w:rFonts w:ascii="Outfit" w:cs="Outfit" w:eastAsia="Outfit" w:hAnsi="Outfit"/>
+          <w:b/>
+          <w:bCs/>
+          <w:i w:val="false"/>
+          <w:iCs w:val="false"/>
+          <w:color w:val="1B2F4E"/>
+          <w:sz w:val="28"/>
+          <w:szCs w:val="28"/>
+        </w:rPr>
+        <w:t xml:space="preserve">  Prinsip Kerja</w:t>
+      </w:r>
+    </w:p>
+    <w:p>
+      <w:r>
+        <w:rPr>
+          <w:rFonts w:ascii="Work Sans" w:cs="Work Sans" w:eastAsia="Work Sans" w:hAnsi="Work Sans"/>
+          <w:b w:val="false"/>
+          <w:bCs w:val="false"/>
+          <w:i w:val="false"/>
+          <w:iCs w:val="false"/>
+          <w:color w:val="1A2233"/>
+          <w:sz w:val="20"/>
+          <w:szCs w:val="20"/>
+        </w:rPr>
+        <w:t xml:space="preserve">Audit mingguan bekerja kalau memenuhi tiga syarat tersebut. Yang pertama, cepat diisi: kalau mengisi butuh lebih dari lima menit, mingguan akan berhenti. Yang kedua, jujur soal angka yang jelek: versi yang hanya dipakai saat minggu berjalan baik akan dengan cepat kehilangan relevansi, karena minggu buruk justru yang paling perlu diperiksa. Yang ketiga, dibaca lagi: catatan yang tidak pernah dibaca kembali hanya menambah beban menulis.</w:t>
       </w:r>
     </w:p>
     <w:p>
@@ -12410,7 +9754,7 @@
                 <w:sz w:val="17"/>
                 <w:szCs w:val="17"/>
               </w:rPr>
-              <w:t xml:space="preserve">folio Dua halaman</w:t>
+              <w:t xml:space="preserve">Dua halaman</w:t>
             </w:r>
           </w:p>
         </w:tc>
@@ -12702,7 +10046,7 @@
           <w:sz w:val="20"/>
           <w:szCs w:val="20"/>
         </w:rPr>
-        <w:t xml:space="preserve">Perubahan di baris kelima adalah yang menentukan. Audit tanpa tindak lanjut hanya menambah beban menulis.</w:t>
+        <w:t xml:space="preserve">Perubahan di baris kelima adalah yang menentukan. Audit tanpa tindak lanjut hanya menambah beban menulis, dan tidak ada yang terjadi setelah hari Jumat. Baris kedua juga penting untuk dipahami: mencatat setiap kejadian membuat angka kembali jadi cerita panjang, sedangkan membatasi isi pada tiga hal membuat polanya mudah dilihat.</w:t>
       </w:r>
     </w:p>
     <w:p>
@@ -12747,7 +10091,7 @@
           <w:sz w:val="20"/>
           <w:szCs w:val="20"/>
         </w:rPr>
-        <w:t xml:space="preserve">Salin blok ini setiap Jumat. Isi dalam dua menit.</w:t>
+        <w:t xml:space="preserve">Salin blok ini setiap Jumat dan isi dalam dua menit. Empat angka pertama boleh diisi dengan perkiraan kasar, karena yang dicari adalah arah, bukan presisi.</w:t>
       </w:r>
     </w:p>
     <w:tbl>
@@ -12945,41 +10289,16 @@
           </w:p>
           <w:p>
             <w:pPr>
-              <w:spacing w:after="0" w:line="160" w:lineRule="auto"/>
-            </w:pPr>
-          </w:p>
-          <w:p>
-            <w:pPr>
-              <w:keepNext/>
-              <w:spacing w:after="20" w:before="100"/>
-            </w:pPr>
-            <w:r>
-              <w:rPr>
-                <w:rFonts w:ascii="Outfit" w:cs="Outfit" w:eastAsia="Outfit" w:hAnsi="Outfit"/>
-                <w:b/>
-                <w:bCs/>
-                <w:i w:val="false"/>
-                <w:iCs w:val="false"/>
-                <w:color w:val="2F5D8A"/>
-                <w:spacing w:val="10"/>
+              <w:spacing w:after="0" w:line="250" w:lineRule="auto"/>
+            </w:pPr>
+            <w:r>
+              <w:rPr>
+                <w:rFonts w:ascii="JetBrains Mono" w:cs="JetBrains Mono" w:eastAsia="JetBrains Mono" w:hAnsi="JetBrains Mono"/>
+                <w:color w:val="1A2233"/>
                 <w:sz w:val="15"/>
                 <w:szCs w:val="15"/>
               </w:rPr>
-              <w:t xml:space="preserve">YANG MENGHAMBAT</w:t>
-            </w:r>
-          </w:p>
-          <w:p>
-            <w:pPr>
-              <w:spacing w:after="0" w:line="250" w:lineRule="auto"/>
-            </w:pPr>
-            <w:r>
-              <w:rPr>
-                <w:rFonts w:ascii="JetBrains Mono" w:cs="JetBrains Mono" w:eastAsia="JetBrains Mono" w:hAnsi="JetBrains Mono"/>
-                <w:color w:val="1A2233"/>
-                <w:sz w:val="15"/>
-                <w:szCs w:val="15"/>
-              </w:rPr>
-              <w:t xml:space="preserve">- </w:t>
+              <w:t xml:space="preserve">- Menit hilang per blok: </w:t>
             </w:r>
             <w:r>
               <w:rPr>
@@ -12989,7 +10308,32 @@
                 <w:szCs w:val="15"/>
                 <w:shd w:fill="FFE3B0" w:color="auto" w:val="clear"/>
               </w:rPr>
-              <w:t xml:space="preserve">[Hambatan terbesar minggu ini, satu kalimat]</w:t>
+              <w:t xml:space="preserve">[perkiraan kasar]</w:t>
+            </w:r>
+          </w:p>
+          <w:p>
+            <w:pPr>
+              <w:spacing w:after="0" w:line="160" w:lineRule="auto"/>
+            </w:pPr>
+          </w:p>
+          <w:p>
+            <w:pPr>
+              <w:keepNext/>
+              <w:spacing w:after="20" w:before="100"/>
+            </w:pPr>
+            <w:r>
+              <w:rPr>
+                <w:rFonts w:ascii="Outfit" w:cs="Outfit" w:eastAsia="Outfit" w:hAnsi="Outfit"/>
+                <w:b/>
+                <w:bCs/>
+                <w:i w:val="false"/>
+                <w:iCs w:val="false"/>
+                <w:color w:val="2F5D8A"/>
+                <w:spacing w:val="10"/>
+                <w:sz w:val="15"/>
+                <w:szCs w:val="15"/>
+              </w:rPr>
+              <w:t xml:space="preserve">YANG MENGHAMBAT</w:t>
             </w:r>
           </w:p>
           <w:p>
@@ -13013,32 +10357,7 @@
                 <w:szCs w:val="15"/>
                 <w:shd w:fill="FFE3B0" w:color="auto" w:val="clear"/>
               </w:rPr>
-              <w:t xml:space="preserve">[Jika tidak ada hambatan, tulis "tidak ada"]</w:t>
-            </w:r>
-          </w:p>
-          <w:p>
-            <w:pPr>
-              <w:spacing w:after="0" w:line="160" w:lineRule="auto"/>
-            </w:pPr>
-          </w:p>
-          <w:p>
-            <w:pPr>
-              <w:keepNext/>
-              <w:spacing w:after="20" w:before="100"/>
-            </w:pPr>
-            <w:r>
-              <w:rPr>
-                <w:rFonts w:ascii="Outfit" w:cs="Outfit" w:eastAsia="Outfit" w:hAnsi="Outfit"/>
-                <w:b/>
-                <w:bCs/>
-                <w:i w:val="false"/>
-                <w:iCs w:val="false"/>
-                <w:color w:val="2F5D8A"/>
-                <w:spacing w:val="10"/>
-                <w:sz w:val="15"/>
-                <w:szCs w:val="15"/>
-              </w:rPr>
-              <w:t xml:space="preserve">SATU PERUBAHAN UNTUK MINGGU DEPAN</w:t>
+              <w:t xml:space="preserve">[Hambatan terbesar minggu ini, satu kalimat]</w:t>
             </w:r>
           </w:p>
           <w:p>
@@ -13062,7 +10381,7 @@
                 <w:szCs w:val="15"/>
                 <w:shd w:fill="FFE3B0" w:color="auto" w:val="clear"/>
               </w:rPr>
-              <w:t xml:space="preserve">[Satu perubahan konkret, bisa diuji pada minggu berikutnya]</w:t>
+              <w:t xml:space="preserve">[Jika tidak ada hambatan, tulis "tidak ada"]</w:t>
             </w:r>
           </w:p>
           <w:p>
@@ -13087,7 +10406,7 @@
                 <w:sz w:val="15"/>
                 <w:szCs w:val="15"/>
               </w:rPr>
-              <w:t xml:space="preserve">KEBERSIHAN BLOK</w:t>
+              <w:t xml:space="preserve">SATU PERUBAHAN UNTUK MINGGU DEPAN</w:t>
             </w:r>
           </w:p>
           <w:p>
@@ -13101,7 +10420,7 @@
                 <w:sz w:val="15"/>
                 <w:szCs w:val="15"/>
               </w:rPr>
-              <w:t xml:space="preserve">- Berapa blok yang selesai tepat waktu: </w:t>
+              <w:t xml:space="preserve">- </w:t>
             </w:r>
             <w:r>
               <w:rPr>
@@ -13111,31 +10430,7 @@
                 <w:szCs w:val="15"/>
                 <w:shd w:fill="FFE3B0" w:color="auto" w:val="clear"/>
               </w:rPr>
-              <w:t xml:space="preserve">[jumlah]</w:t>
-            </w:r>
-          </w:p>
-          <w:p>
-            <w:pPr>
-              <w:spacing w:after="0" w:line="250" w:lineRule="auto"/>
-            </w:pPr>
-            <w:r>
-              <w:rPr>
-                <w:rFonts w:ascii="JetBrains Mono" w:cs="JetBrains Mono" w:eastAsia="JetBrains Mono" w:hAnsi="JetBrains Mono"/>
-                <w:color w:val="1A2233"/>
-                <w:sz w:val="15"/>
-                <w:szCs w:val="15"/>
-              </w:rPr>
-              <w:t xml:space="preserve">- Rata-rata menit yang hilang karena gangguan: </w:t>
-            </w:r>
-            <w:r>
-              <w:rPr>
-                <w:rFonts w:ascii="JetBrains Mono" w:cs="JetBrains Mono" w:eastAsia="JetBrains Mono" w:hAnsi="JetBrains Mono"/>
-                <w:color w:val="6E430A"/>
-                <w:sz w:val="15"/>
-                <w:szCs w:val="15"/>
-                <w:shd w:fill="FFE3B0" w:color="auto" w:val="clear"/>
-              </w:rPr>
-              <w:t xml:space="preserve">[jumlah menit]</w:t>
+              <w:t xml:space="preserve">[Satu perubahan konkret, bisa diuji pada minggu berikutnya]</w:t>
             </w:r>
           </w:p>
         </w:tc>
@@ -13158,7 +10453,7 @@
           <w:sz w:val="20"/>
           <w:szCs w:val="20"/>
         </w:rPr>
-        <w:t xml:space="preserve">Aturan mainnya: bagian "satu perubahan" wajib terisi. Kalau minggu ini tidak ada satu pun perubahan yang dicatat, berarti minggunya diulang apa adanya — dan hasil perbaikan tidak akan pernah terlihat.</w:t>
+        <w:t xml:space="preserve">Bagian yang paling sering diisi kosong adalah bagian perubahan. Ketika itu terjadi, minggu itu hanya mengulang apa adanya, dan hasil perbaikannya tidak akan pernah terlihat. Pastikan satu perubahan, sekecil apa pun, jauh lebih berguna daripada lima usulan besar yang tidak pernah satu pun dijalankan.</w:t>
       </w:r>
     </w:p>
     <w:p>
@@ -13206,107 +10501,20 @@
         <w:t xml:space="preserve">Hari tanpa satu blok pun itu normal. Yang menentukan adalah apa yang terjadi setelahnya.</w:t>
       </w:r>
     </w:p>
-    <w:tbl>
-      <w:tblPr>
-        <w:tblW w:type="dxa" w:w="9866"/>
-        <w:tblBorders>
-          <w:top w:val="single" w:color="auto" w:sz="4"/>
-          <w:left w:val="single" w:color="auto" w:sz="4"/>
-          <w:bottom w:val="single" w:color="auto" w:sz="4"/>
-          <w:right w:val="single" w:color="auto" w:sz="4"/>
-          <w:insideH w:val="single" w:color="auto" w:sz="4"/>
-          <w:insideV w:val="single" w:color="auto" w:sz="4"/>
-        </w:tblBorders>
-        <w:tblLayout w:type="fixed"/>
-      </w:tblPr>
-      <w:tblGrid>
-        <w:gridCol w:w="9866"/>
-      </w:tblGrid>
-      <w:tr>
-        <w:trPr>
-          <w:cantSplit w:val="off"/>
-        </w:trPr>
-        <w:tc>
-          <w:tcPr>
-            <w:tcW w:type="dxa" w:w="9866"/>
-            <w:tcBorders>
-              <w:top w:val="none" w:color="FFFFFF" w:sz="0"/>
-              <w:left w:val="single" w:color="B83A3A" w:sz="36"/>
-              <w:bottom w:val="none" w:color="FFFFFF" w:sz="0"/>
-              <w:right w:val="none" w:color="FFFFFF" w:sz="0"/>
-            </w:tcBorders>
-            <w:shd w:fill="FBEAEA" w:color="auto" w:val="clear"/>
-            <w:tcMar>
-              <w:top w:type="dxa" w:w="140"/>
-              <w:left w:type="dxa" w:w="220"/>
-              <w:bottom w:type="dxa" w:w="80"/>
-              <w:right w:type="dxa" w:w="220"/>
-            </w:tcMar>
-          </w:tcPr>
-          <w:p>
-            <w:pPr>
-              <w:keepNext/>
-              <w:spacing w:after="20"/>
-            </w:pPr>
-            <w:r>
-              <w:rPr>
-                <w:rFonts w:ascii="Outfit" w:cs="Outfit" w:eastAsia="Outfit" w:hAnsi="Outfit"/>
-                <w:b/>
-                <w:bCs/>
-                <w:i w:val="false"/>
-                <w:iCs w:val="false"/>
-                <w:color w:val="B83A3A"/>
-                <w:spacing w:val="24"/>
-                <w:sz w:val="14"/>
-                <w:szCs w:val="14"/>
-              </w:rPr>
-              <w:t xml:space="preserve">UJI BATAS</w:t>
-            </w:r>
-          </w:p>
-          <w:p>
-            <w:pPr>
-              <w:keepNext/>
-              <w:spacing w:after="80"/>
-            </w:pPr>
-            <w:r>
-              <w:rPr>
-                <w:rFonts w:ascii="Outfit" w:cs="Outfit" w:eastAsia="Outfit" w:hAnsi="Outfit"/>
-                <w:b/>
-                <w:bCs/>
-                <w:i w:val="false"/>
-                <w:iCs w:val="false"/>
-                <w:color w:val="1A2233"/>
-                <w:sz w:val="21"/>
-                <w:szCs w:val="21"/>
-              </w:rPr>
-              <w:t xml:space="preserve">Batas yang perlu diakui</w:t>
-            </w:r>
-          </w:p>
-          <w:p>
-            <w:pPr>
-              <w:spacing w:after="90" w:line="264" w:lineRule="auto"/>
-            </w:pPr>
-            <w:r>
-              <w:rPr>
-                <w:rFonts w:ascii="Work Sans" w:cs="Work Sans" w:eastAsia="Work Sans" w:hAnsi="Work Sans"/>
-                <w:b w:val="false"/>
-                <w:bCs w:val="false"/>
-                <w:i w:val="false"/>
-                <w:iCs w:val="false"/>
-                <w:color w:val="1A2233"/>
-                <w:sz w:val="19"/>
-                <w:szCs w:val="19"/>
-              </w:rPr>
-              <w:t xml:space="preserve">Ada minggu-minggu di mana sistem ini memang tidak akan berhasil: minggu dengan pemenkins berat, sakit, atau proyek yang sedang berjalan cepat. Mencoba memaksa blok pada minggu seperti itu hanya menghasilkan rasa bersalah yang tidak perlu.</w:t>
-            </w:r>
-          </w:p>
-        </w:tc>
-      </w:tr>
-    </w:tbl>
     <w:p>
-      <w:pPr>
-        <w:spacing w:after="140" w:line="240" w:lineRule="auto"/>
-      </w:pPr>
+      <w:r>
+        <w:rPr>
+          <w:rFonts w:ascii="Work Sans" w:cs="Work Sans" w:eastAsia="Work Sans" w:hAnsi="Work Sans"/>
+          <w:b w:val="false"/>
+          <w:bCs w:val="false"/>
+          <w:i w:val="false"/>
+          <w:iCs w:val="false"/>
+          <w:color w:val="1A2233"/>
+          <w:sz w:val="20"/>
+          <w:szCs w:val="20"/>
+        </w:rPr>
+        <w:t xml:space="preserve">Ada minggu-minggu di mana sistem ini memang tidak akan berhasil: minggu dengan tekanan kerja berat, sakit, atau proyek yang sedang berjalan cepat. Memaksa blok pada minggu seperti itu hanya menghasilkan rasa bersalah yang tidak perlu, dan lebih buruk lagi, membuat orang membuang seluruh sistemnya setelah dua minggu buruk berturut-turut.</w:t>
+      </w:r>
     </w:p>
     <w:tbl>
       <w:tblPr>
@@ -13556,7 +10764,7 @@
                 <w:sz w:val="17"/>
                 <w:szCs w:val="17"/>
               </w:rPr>
-              <w:t xml:space="preserve">Menghapus blok week itu juga</w:t>
+              <w:t xml:space="preserve">Menghapus blok itu juga</w:t>
             </w:r>
           </w:p>
         </w:tc>
@@ -13964,7 +11172,7 @@
           <w:sz w:val="20"/>
           <w:szCs w:val="20"/>
         </w:rPr>
-        <w:t xml:space="preserve">Baris pertama paling penting. Menghapus blok yang gagal menghapus bukti, dan tanpa bukti pola yang berulang tidak akan pernah terlihat.</w:t>
+        <w:t xml:space="preserve">Baris pertama paling penting. Menghapus blok yang gagal menghapus bukti, dan tanpa bukti pola yang berulang tidak akan pernah terlihat. Baris ketiga juga sering disalahpahami: mengisi audit dengan seminimal mungkin saat sedang capek tetap mempertahankan rantai data, sedangkan berhenti sama sekali memutus rantai itu di titik yang justru paling perlu diamati.</w:t>
       </w:r>
     </w:p>
     <w:p>
@@ -14009,33 +11217,7 @@
           <w:sz w:val="20"/>
           <w:szCs w:val="20"/>
         </w:rPr>
-        <w:t xml:space="preserve">Satu angka paling berguna dalam audit ini: </w:t>
-      </w:r>
-      <w:r>
-        <w:rPr>
-          <w:rFonts w:ascii="Work Sans" w:cs="Work Sans" w:eastAsia="Work Sans" w:hAnsi="Work Sans"/>
-          <w:b/>
-          <w:bCs/>
-          <w:i w:val="false"/>
-          <w:iCs w:val="false"/>
-          <w:color w:val="1A2233"/>
-          <w:sz w:val="20"/>
-          <w:szCs w:val="20"/>
-        </w:rPr>
-        <w:t xml:space="preserve">persentase blok yang berjalan sesuai rencana</w:t>
-      </w:r>
-      <w:r>
-        <w:rPr>
-          <w:rFonts w:ascii="Work Sans" w:cs="Work Sans" w:eastAsia="Work Sans" w:hAnsi="Work Sans"/>
-          <w:b w:val="false"/>
-          <w:bCs w:val="false"/>
-          <w:i w:val="false"/>
-          <w:iCs w:val="false"/>
-          <w:color w:val="1A2233"/>
-          <w:sz w:val="20"/>
-          <w:szCs w:val="20"/>
-        </w:rPr>
-        <w:t xml:space="preserve">. Bukan jumlah jam, bukan jumlah tugas, bukan rasa produktif. Cukup persentase.</w:t>
+        <w:t xml:space="preserve">Satu angka paling berguna dalam audit ini adalah persentase blok yang berjalan sesuai rencana. Bukan jumlah jam, bukan jumlah tugas, bukan rasa produktif. Cukup persentase.</w:t>
       </w:r>
     </w:p>
     <w:tbl>
@@ -14694,110 +11876,23 @@
           <w:sz w:val="20"/>
           <w:szCs w:val="20"/>
         </w:rPr>
-        <w:t xml:space="preserve">Kalau persentase blok berjalan di bawah 60% selama tiga minggu, masalahnya bukan disiplin — biasanya ukuran blok yang terlalu ambisius. Turunkan dari 90 menit ke 60, jangan menambah determinasi.</w:t>
+        <w:t xml:space="preserve">Kalau persentase blok berjalan di bawah enam puluh persen selama tiga minggu, masalahnya hampir pasti bukan disiplin. Penyebab yang paling umum adalah ukuran blok yang terlalu ambisius. Turunkan dari sembilan puluh menit ke enam puluh, jangan menambah determinasi, karena menambah determinasi pada sistem yang salah hanya memperpanjang waktu gagal.</w:t>
       </w:r>
     </w:p>
-    <w:tbl>
-      <w:tblPr>
-        <w:tblW w:type="dxa" w:w="9866"/>
-        <w:tblBorders>
-          <w:top w:val="single" w:color="auto" w:sz="4"/>
-          <w:left w:val="single" w:color="auto" w:sz="4"/>
-          <w:bottom w:val="single" w:color="auto" w:sz="4"/>
-          <w:right w:val="single" w:color="auto" w:sz="4"/>
-          <w:insideH w:val="single" w:color="auto" w:sz="4"/>
-          <w:insideV w:val="single" w:color="auto" w:sz="4"/>
-        </w:tblBorders>
-        <w:tblLayout w:type="fixed"/>
-      </w:tblPr>
-      <w:tblGrid>
-        <w:gridCol w:w="9866"/>
-      </w:tblGrid>
-      <w:tr>
-        <w:trPr>
-          <w:cantSplit/>
-        </w:trPr>
-        <w:tc>
-          <w:tcPr>
-            <w:tcW w:type="dxa" w:w="9866"/>
-            <w:tcBorders>
-              <w:top w:val="none" w:color="FFFFFF" w:sz="0"/>
-              <w:left w:val="single" w:color="2C7857" w:sz="36"/>
-              <w:bottom w:val="none" w:color="FFFFFF" w:sz="0"/>
-              <w:right w:val="none" w:color="FFFFFF" w:sz="0"/>
-            </w:tcBorders>
-            <w:shd w:fill="E5F3EC" w:color="auto" w:val="clear"/>
-            <w:tcMar>
-              <w:top w:type="dxa" w:w="140"/>
-              <w:left w:type="dxa" w:w="220"/>
-              <w:bottom w:type="dxa" w:w="80"/>
-              <w:right w:type="dxa" w:w="220"/>
-            </w:tcMar>
-          </w:tcPr>
-          <w:p>
-            <w:pPr>
-              <w:keepNext/>
-              <w:spacing w:after="20"/>
-            </w:pPr>
-            <w:r>
-              <w:rPr>
-                <w:rFonts w:ascii="Outfit" w:cs="Outfit" w:eastAsia="Outfit" w:hAnsi="Outfit"/>
-                <w:b/>
-                <w:bCs/>
-                <w:i w:val="false"/>
-                <w:iCs w:val="false"/>
-                <w:color w:val="2C7857"/>
-                <w:spacing w:val="24"/>
-                <w:sz w:val="14"/>
-                <w:szCs w:val="14"/>
-              </w:rPr>
-              <w:t xml:space="preserve">PRAKTIK BAIK</w:t>
-            </w:r>
-          </w:p>
-          <w:p>
-            <w:pPr>
-              <w:keepNext/>
-              <w:spacing w:after="80"/>
-            </w:pPr>
-            <w:r>
-              <w:rPr>
-                <w:rFonts w:ascii="Outfit" w:cs="Outfit" w:eastAsia="Outfit" w:hAnsi="Outfit"/>
-                <w:b/>
-                <w:bCs/>
-                <w:i w:val="false"/>
-                <w:iCs w:val="false"/>
-                <w:color w:val="1A2233"/>
-                <w:sz w:val="21"/>
-                <w:szCs w:val="21"/>
-              </w:rPr>
-              <w:t xml:space="preserve">Praktik yang biasanya berhasil</w:t>
-            </w:r>
-          </w:p>
-          <w:p>
-            <w:pPr>
-              <w:spacing w:after="90" w:line="264" w:lineRule="auto"/>
-            </w:pPr>
-            <w:r>
-              <w:rPr>
-                <w:rFonts w:ascii="Work Sans" w:cs="Work Sans" w:eastAsia="Work Sans" w:hAnsi="Work Sans"/>
-                <w:b w:val="false"/>
-                <w:bCs w:val="false"/>
-                <w:i w:val="false"/>
-                <w:iCs w:val="false"/>
-                <w:color w:val="1A2233"/>
-                <w:sz w:val="19"/>
-                <w:szCs w:val="19"/>
-              </w:rPr>
-              <w:t xml:space="preserve">Naikkan blok dari 60 ke 90 menit hanya setelah dua minggu berjalan penuh tanpa gagal. Urutan ini mencegah orang kecewa di minggu ketiga dan berhenti sepenuhnya.</w:t>
-            </w:r>
-          </w:p>
-        </w:tc>
-      </w:tr>
-    </w:tbl>
     <w:p>
-      <w:pPr>
-        <w:spacing w:after="140" w:line="240" w:lineRule="auto"/>
-      </w:pPr>
+      <w:r>
+        <w:rPr>
+          <w:rFonts w:ascii="Work Sans" w:cs="Work Sans" w:eastAsia="Work Sans" w:hAnsi="Work Sans"/>
+          <w:b w:val="false"/>
+          <w:bCs w:val="false"/>
+          <w:i w:val="false"/>
+          <w:iCs w:val="false"/>
+          <w:color w:val="1A2233"/>
+          <w:sz w:val="20"/>
+          <w:szCs w:val="20"/>
+        </w:rPr>
+        <w:t xml:space="preserve">Sebaliknya, kalau persentase sudah tinggi tapi jam berkedalaman tetap rendah, masalahnya ada di luar sistem: pekerjaannya memang belum cukup jelas untuk diblok. Dalam keadaan itu, menulis tujuan yang lebih spesifik biasanya lebih menolong daripada memperpanjang blok.</w:t>
+      </w:r>
     </w:p>
     <w:p>
       <w:pPr>
@@ -14826,230 +11921,53 @@
           <w:sz w:val="28"/>
           <w:szCs w:val="28"/>
         </w:rPr>
-        <w:t xml:space="preserve">  Latihan &amp; Refleksi</w:t>
+        <w:t xml:space="preserve">  Latihan</w:t>
       </w:r>
     </w:p>
-    <w:tbl>
-      <w:tblPr>
-        <w:tblW w:type="dxa" w:w="9866"/>
-        <w:tblBorders>
-          <w:top w:val="single" w:color="auto" w:sz="4"/>
-          <w:left w:val="single" w:color="auto" w:sz="4"/>
-          <w:bottom w:val="single" w:color="auto" w:sz="4"/>
-          <w:right w:val="single" w:color="auto" w:sz="4"/>
-          <w:insideH w:val="single" w:color="auto" w:sz="4"/>
-          <w:insideV w:val="single" w:color="auto" w:sz="4"/>
-        </w:tblBorders>
-        <w:tblLayout w:type="fixed"/>
-      </w:tblPr>
-      <w:tblGrid>
-        <w:gridCol w:w="9866"/>
-      </w:tblGrid>
-      <w:tr>
-        <w:trPr>
-          <w:cantSplit w:val="off"/>
-        </w:trPr>
-        <w:tc>
-          <w:tcPr>
-            <w:tcW w:type="dxa" w:w="9866"/>
-            <w:tcBorders>
-              <w:top w:val="none" w:color="FFFFFF" w:sz="0"/>
-              <w:left w:val="single" w:color="A63A24" w:sz="36"/>
-              <w:bottom w:val="none" w:color="FFFFFF" w:sz="0"/>
-              <w:right w:val="none" w:color="FFFFFF" w:sz="0"/>
-            </w:tcBorders>
-            <w:shd w:fill="FDEDE8" w:color="auto" w:val="clear"/>
-            <w:tcMar>
-              <w:top w:type="dxa" w:w="140"/>
-              <w:left w:type="dxa" w:w="220"/>
-              <w:bottom w:type="dxa" w:w="80"/>
-              <w:right w:type="dxa" w:w="220"/>
-            </w:tcMar>
-          </w:tcPr>
-          <w:p>
-            <w:pPr>
-              <w:keepNext/>
-              <w:spacing w:after="20"/>
-            </w:pPr>
-            <w:r>
-              <w:rPr>
-                <w:rFonts w:ascii="Outfit" w:cs="Outfit" w:eastAsia="Outfit" w:hAnsi="Outfit"/>
-                <w:b/>
-                <w:bCs/>
-                <w:i w:val="false"/>
-                <w:iCs w:val="false"/>
-                <w:color w:val="A63A24"/>
-                <w:spacing w:val="24"/>
-                <w:sz w:val="14"/>
-                <w:szCs w:val="14"/>
-              </w:rPr>
-              <w:t xml:space="preserve">LATIHAN</w:t>
-            </w:r>
-          </w:p>
-          <w:p>
-            <w:pPr>
-              <w:keepNext/>
-              <w:spacing w:after="80"/>
-            </w:pPr>
-            <w:r>
-              <w:rPr>
-                <w:rFonts w:ascii="Outfit" w:cs="Outfit" w:eastAsia="Outfit" w:hAnsi="Outfit"/>
-                <w:b/>
-                <w:bCs/>
-                <w:i w:val="false"/>
-                <w:iCs w:val="false"/>
-                <w:color w:val="1A2233"/>
-                <w:sz w:val="21"/>
-                <w:szCs w:val="21"/>
-              </w:rPr>
-              <w:t xml:space="preserve">Audit empat minggu</w:t>
-            </w:r>
-          </w:p>
-          <w:p>
-            <w:pPr>
-              <w:spacing w:after="90" w:line="264" w:lineRule="auto"/>
-            </w:pPr>
-            <w:r>
-              <w:rPr>
-                <w:rFonts w:ascii="Work Sans" w:cs="Work Sans" w:eastAsia="Work Sans" w:hAnsi="Work Sans"/>
-                <w:b w:val="false"/>
-                <w:bCs w:val="false"/>
-                <w:i w:val="false"/>
-                <w:iCs w:val="false"/>
-                <w:color w:val="1A2233"/>
-                <w:sz w:val="19"/>
-                <w:szCs w:val="19"/>
-              </w:rPr>
-              <w:t xml:space="preserve">Isi Template 3.1 setiap Jumat selama empat minggu. Catat hanya empat angka: blok terjadwal, blok berjalan, jam berkedalaman, dan menit hilang per blok. Jangan menuliskan penilaian.</w:t>
-            </w:r>
-          </w:p>
-          <w:p>
-            <w:pPr>
-              <w:spacing w:after="90" w:line="264" w:lineRule="auto"/>
-            </w:pPr>
-            <w:r>
-              <w:rPr>
-                <w:rFonts w:ascii="Work Sans" w:cs="Work Sans" w:eastAsia="Work Sans" w:hAnsi="Work Sans"/>
-                <w:b w:val="false"/>
-                <w:bCs w:val="false"/>
-                <w:i w:val="false"/>
-                <w:iCs w:val="false"/>
-                <w:color w:val="1A2233"/>
-                <w:sz w:val="19"/>
-                <w:szCs w:val="19"/>
-              </w:rPr>
-              <w:t xml:space="preserve">Setelah empat minggu, cari pola: kapan blok paling sering gagal, dan apa yang ada di kalender pada hari itu.</w:t>
-            </w:r>
-          </w:p>
-        </w:tc>
-      </w:tr>
-    </w:tbl>
     <w:p>
-      <w:pPr>
-        <w:spacing w:after="140" w:line="240" w:lineRule="auto"/>
-      </w:pPr>
+      <w:r>
+        <w:rPr>
+          <w:rFonts w:ascii="Work Sans" w:cs="Work Sans" w:eastAsia="Work Sans" w:hAnsi="Work Sans"/>
+          <w:b w:val="false"/>
+          <w:bCs w:val="false"/>
+          <w:i w:val="false"/>
+          <w:iCs w:val="false"/>
+          <w:color w:val="1A2233"/>
+          <w:sz w:val="20"/>
+          <w:szCs w:val="20"/>
+        </w:rPr>
+        <w:t xml:space="preserve">Isi Template 3.1 setiap Jumat selama empat minggu. Catat hanya empat angka: blok terjadwal, blok berjalan, jam berkedalaman, dan menit hilang per blok. Jangan menuliskan penilaian atau catatan panjang, karena bagian itulah yang paling sering membuat audit berhenti di minggu ketiga.</w:t>
+      </w:r>
     </w:p>
-    <w:tbl>
-      <w:tblPr>
-        <w:tblW w:type="dxa" w:w="9866"/>
-        <w:tblBorders>
-          <w:top w:val="single" w:color="auto" w:sz="4"/>
-          <w:left w:val="single" w:color="auto" w:sz="4"/>
-          <w:bottom w:val="single" w:color="auto" w:sz="4"/>
-          <w:right w:val="single" w:color="auto" w:sz="4"/>
-          <w:insideH w:val="single" w:color="auto" w:sz="4"/>
-          <w:insideV w:val="single" w:color="auto" w:sz="4"/>
-        </w:tblBorders>
-        <w:tblLayout w:type="fixed"/>
-      </w:tblPr>
-      <w:tblGrid>
-        <w:gridCol w:w="9866"/>
-      </w:tblGrid>
-      <w:tr>
-        <w:trPr>
-          <w:cantSplit/>
-        </w:trPr>
-        <w:tc>
-          <w:tcPr>
-            <w:tcW w:type="dxa" w:w="9866"/>
-            <w:tcBorders>
-              <w:top w:val="none" w:color="FFFFFF" w:sz="0"/>
-              <w:left w:val="single" w:color="5A4E8C" w:sz="36"/>
-              <w:bottom w:val="none" w:color="FFFFFF" w:sz="0"/>
-              <w:right w:val="none" w:color="FFFFFF" w:sz="0"/>
-            </w:tcBorders>
-            <w:shd w:fill="EEECF6" w:color="auto" w:val="clear"/>
-            <w:tcMar>
-              <w:top w:type="dxa" w:w="140"/>
-              <w:left w:type="dxa" w:w="220"/>
-              <w:bottom w:type="dxa" w:w="80"/>
-              <w:right w:type="dxa" w:w="220"/>
-            </w:tcMar>
-          </w:tcPr>
-          <w:p>
-            <w:pPr>
-              <w:keepNext/>
-              <w:spacing w:after="20"/>
-            </w:pPr>
-            <w:r>
-              <w:rPr>
-                <w:rFonts w:ascii="Outfit" w:cs="Outfit" w:eastAsia="Outfit" w:hAnsi="Outfit"/>
-                <w:b/>
-                <w:bCs/>
-                <w:i w:val="false"/>
-                <w:iCs w:val="false"/>
-                <w:color w:val="5A4E8C"/>
-                <w:spacing w:val="24"/>
-                <w:sz w:val="14"/>
-                <w:szCs w:val="14"/>
-              </w:rPr>
-              <w:t xml:space="preserve">REFLEKSI</w:t>
-            </w:r>
-          </w:p>
-          <w:p>
-            <w:pPr>
-              <w:keepNext/>
-              <w:spacing w:after="80"/>
-            </w:pPr>
-            <w:r>
-              <w:rPr>
-                <w:rFonts w:ascii="Outfit" w:cs="Outfit" w:eastAsia="Outfit" w:hAnsi="Outfit"/>
-                <w:b/>
-                <w:bCs/>
-                <w:i w:val="false"/>
-                <w:iCs w:val="false"/>
-                <w:color w:val="1A2233"/>
-                <w:sz w:val="21"/>
-                <w:szCs w:val="21"/>
-              </w:rPr>
-              <w:t xml:space="preserve">Untuk refleksi</w:t>
-            </w:r>
-          </w:p>
-          <w:p>
-            <w:pPr>
-              <w:spacing w:after="90" w:line="264" w:lineRule="auto"/>
-            </w:pPr>
-            <w:r>
-              <w:rPr>
-                <w:rFonts w:ascii="Work Sans" w:cs="Work Sans" w:eastAsia="Work Sans" w:hAnsi="Work Sans"/>
-                <w:b w:val="false"/>
-                <w:bCs w:val="false"/>
-                <w:i w:val="false"/>
-                <w:iCs w:val="false"/>
-                <w:color w:val="1A2233"/>
-                <w:sz w:val="19"/>
-                <w:szCs w:val="19"/>
-              </w:rPr>
-              <w:t xml:space="preserve">Angka mana yang paling tidak nyaman kamu lihat selama empat minggu terakhir? Jawab dalam satu kalimat, lalu tulis satu perubahan kecil yang akan kamu coba minggu depan.</w:t>
-            </w:r>
-          </w:p>
-        </w:tc>
-      </w:tr>
-    </w:tbl>
     <w:p>
-      <w:pPr>
-        <w:spacing w:after="140" w:line="240" w:lineRule="auto"/>
-      </w:pPr>
+      <w:r>
+        <w:rPr>
+          <w:rFonts w:ascii="Work Sans" w:cs="Work Sans" w:eastAsia="Work Sans" w:hAnsi="Work Sans"/>
+          <w:b w:val="false"/>
+          <w:bCs w:val="false"/>
+          <w:i w:val="false"/>
+          <w:iCs w:val="false"/>
+          <w:color w:val="1A2233"/>
+          <w:sz w:val="20"/>
+          <w:szCs w:val="20"/>
+        </w:rPr>
+        <w:t xml:space="preserve">Setelah empat minggu, cari satu pola: kapan blok paling sering gagal, dan apa yang ada di kalender pada hari itu. Pola itu hampir selalu menunjukkan sesuatu yang tidak pernah disadari, biasanya rapat yang dijadwalkan tanpa pernah ditinjau, atau blok yang dipesan pada waktu ketika energi kamu sudah habis.</w:t>
+      </w:r>
+    </w:p>
+    <w:p>
+      <w:r>
+        <w:rPr>
+          <w:rFonts w:ascii="Work Sans" w:cs="Work Sans" w:eastAsia="Work Sans" w:hAnsi="Work Sans"/>
+          <w:b w:val="false"/>
+          <w:bCs w:val="false"/>
+          <w:i w:val="false"/>
+          <w:iCs w:val="false"/>
+          <w:color w:val="1A2233"/>
+          <w:sz w:val="20"/>
+          <w:szCs w:val="20"/>
+        </w:rPr>
+        <w:t xml:space="preserve">Selama empat minggu itu, tanyakan juga satu hal: angka mana yang paling tidak nyaman kamu lihat. Jawab dalam satu kalimat, lalu tulis satu perubahan kecil yang akan kamu coba minggu depan. Jawaban itu sendiri sudah menjadi setengah perubahan, karena selama ini belum pernah ditulis.</w:t>
+      </w:r>
     </w:p>
     <w:p>
       <w:pPr>
@@ -15268,7 +12186,7 @@
           <w:sz w:val="20"/>
           <w:szCs w:val="20"/>
         </w:rPr>
-        <w:t xml:space="preserve">Bagian ini mengumpulkan istilah yang dipakai di seluruh buku, plus catatan jujur tentang apa yang belum terbukti.</w:t>
+        <w:t xml:space="preserve">Bagian ini mengumpulkan istilah yang dipakai di seluruh buku, merangkum argumen utamanya, lalu menyatakan dengan jujur apa yang belum terbukti dari semua yang tertulis di sini.</w:t>
       </w:r>
     </w:p>
     <w:p>
@@ -16135,6 +13053,85 @@
           </w:p>
         </w:tc>
       </w:tr>
+      <w:tr>
+        <w:trPr>
+          <w:cantSplit/>
+        </w:trPr>
+        <w:tc>
+          <w:tcPr>
+            <w:tcW w:type="dxa" w:w="2565"/>
+            <w:tcBorders>
+              <w:top w:val="single" w:color="D8DEE8" w:sz="4"/>
+              <w:left w:val="single" w:color="D8DEE8" w:sz="4"/>
+              <w:bottom w:val="single" w:color="D8DEE8" w:sz="4"/>
+              <w:right w:val="single" w:color="D8DEE8" w:sz="4"/>
+            </w:tcBorders>
+            <w:shd w:fill="F7F9FC" w:color="auto" w:val="clear"/>
+            <w:tcMar>
+              <w:top w:type="dxa" w:w="70"/>
+              <w:left w:type="dxa" w:w="110"/>
+              <w:bottom w:type="dxa" w:w="70"/>
+              <w:right w:type="dxa" w:w="110"/>
+            </w:tcMar>
+          </w:tcPr>
+          <w:p>
+            <w:pPr>
+              <w:spacing w:after="0" w:line="252" w:lineRule="auto"/>
+              <w:jc w:val="left"/>
+            </w:pPr>
+            <w:r>
+              <w:rPr>
+                <w:rFonts w:ascii="Outfit" w:cs="Outfit" w:eastAsia="Outfit" w:hAnsi="Outfit"/>
+                <w:b/>
+                <w:bCs/>
+                <w:i w:val="false"/>
+                <w:iCs w:val="false"/>
+                <w:color w:val="1B2F4E"/>
+                <w:sz w:val="16"/>
+                <w:szCs w:val="16"/>
+              </w:rPr>
+              <w:t xml:space="preserve">Ritme</w:t>
+            </w:r>
+          </w:p>
+        </w:tc>
+        <w:tc>
+          <w:tcPr>
+            <w:tcW w:type="dxa" w:w="7301"/>
+            <w:tcBorders>
+              <w:top w:val="single" w:color="D8DEE8" w:sz="4"/>
+              <w:left w:val="single" w:color="D8DEE8" w:sz="4"/>
+              <w:bottom w:val="single" w:color="D8DEE8" w:sz="4"/>
+              <w:right w:val="single" w:color="D8DEE8" w:sz="4"/>
+            </w:tcBorders>
+            <w:shd w:fill="F7F9FC" w:color="auto" w:val="clear"/>
+            <w:tcMar>
+              <w:top w:type="dxa" w:w="70"/>
+              <w:left w:type="dxa" w:w="110"/>
+              <w:bottom w:type="dxa" w:w="70"/>
+              <w:right w:type="dxa" w:w="110"/>
+            </w:tcMar>
+          </w:tcPr>
+          <w:p>
+            <w:pPr>
+              <w:spacing w:after="0" w:line="252" w:lineRule="auto"/>
+              <w:jc w:val="left"/>
+            </w:pPr>
+            <w:r>
+              <w:rPr>
+                <w:rFonts w:ascii="Work Sans" w:cs="Work Sans" w:eastAsia="Work Sans" w:hAnsi="Work Sans"/>
+                <w:b w:val="false"/>
+                <w:bCs w:val="false"/>
+                <w:i w:val="false"/>
+                <w:iCs w:val="false"/>
+                <w:color w:val="1A2233"/>
+                <w:sz w:val="17"/>
+                <w:szCs w:val="17"/>
+              </w:rPr>
+              <w:t xml:space="preserve">Pola berulang yang bisa dipertahankan dari minggu ke minggu</w:t>
+            </w:r>
+          </w:p>
+        </w:tc>
+      </w:tr>
     </w:tbl>
     <w:p>
       <w:pPr>
@@ -16183,7 +13180,7 @@
           <w:sz w:val="20"/>
           <w:szCs w:val="20"/>
         </w:rPr>
-        <w:t xml:space="preserve">Buku ini berdiri di atas empat klaim yang bisa diuji:</w:t>
+        <w:t xml:space="preserve">Buku ini berdiri di atas empat klaim yang bisa diuji.</w:t>
       </w:r>
     </w:p>
     <w:tbl>
@@ -16690,7 +13687,7 @@
                 <w:sz w:val="17"/>
                 <w:szCs w:val="17"/>
               </w:rPr>
-              <w:t xml:space="preserve">Apakah blok yang dijadwalkan lebih konsisten daripada blok yang baru dirancang</w:t>
+              <w:t xml:space="preserve">Apakah blok yang dijadwalkan lebih konsisten daripada blok yang hanya dirancang</w:t>
             </w:r>
           </w:p>
         </w:tc>
@@ -16829,7 +13826,22 @@
           <w:sz w:val="20"/>
           <w:szCs w:val="20"/>
         </w:rPr>
-        <w:t xml:space="preserve">Klaim keempat sering ditentang. Bukti yang biasanya muncul: laporan panjang ditulis sekali lalu tidak pernah dibaca, sementara empat angka mengisi kotak yang sudah tersedia.</w:t>
+        <w:t xml:space="preserve">Klaim keempat sering ditentang, dan keberatan biasanya muncul dari orang yang menyusun laporan panjang sekali lalu tidak pernah membacanya lagi. Bukti yang paling sering terlihat justru sebaliknya: laporan panjang ditulis sekali lalu tidak pernah dibaca, sementara empat angka mengisi kotak yang sudah tersedia.</w:t>
+      </w:r>
+    </w:p>
+    <w:p>
+      <w:r>
+        <w:rPr>
+          <w:rFonts w:ascii="Work Sans" w:cs="Work Sans" w:eastAsia="Work Sans" w:hAnsi="Work Sans"/>
+          <w:b w:val="false"/>
+          <w:bCs w:val="false"/>
+          <w:i w:val="false"/>
+          <w:iCs w:val="false"/>
+          <w:color w:val="1A2233"/>
+          <w:sz w:val="20"/>
+          <w:szCs w:val="20"/>
+        </w:rPr>
+        <w:t xml:space="preserve">Klaim kedua paling sulit diuji karena sulit hilang. Tidak ada yang noticing ketika kemampuan berpikir panjang mulai menurun; yang terasa baru kemudian, ketika keputusan yang diambil dalam keadaan terfragmentasi ternyata salah dan tidak ada yang bisa menjelaskan kenapa.</w:t>
       </w:r>
     </w:p>
     <w:p>
@@ -16877,236 +13889,20 @@
         <w:t xml:space="preserve">Bagian ini sengaja jujur, karena buku tentang produktivitas mudah berubah menjadi daftar janji yang tidak bisa ditepati.</w:t>
       </w:r>
     </w:p>
-    <w:tbl>
-      <w:tblPr>
-        <w:tblW w:type="dxa" w:w="9866"/>
-        <w:tblBorders>
-          <w:top w:val="single" w:color="auto" w:sz="4"/>
-          <w:left w:val="single" w:color="auto" w:sz="4"/>
-          <w:bottom w:val="single" w:color="auto" w:sz="4"/>
-          <w:right w:val="single" w:color="auto" w:sz="4"/>
-          <w:insideH w:val="single" w:color="auto" w:sz="4"/>
-          <w:insideV w:val="single" w:color="auto" w:sz="4"/>
-        </w:tblBorders>
-        <w:tblLayout w:type="fixed"/>
-      </w:tblPr>
-      <w:tblGrid>
-        <w:gridCol w:w="9866"/>
-      </w:tblGrid>
-      <w:tr>
-        <w:trPr>
-          <w:cantSplit w:val="off"/>
-        </w:trPr>
-        <w:tc>
-          <w:tcPr>
-            <w:tcW w:type="dxa" w:w="9866"/>
-            <w:tcBorders>
-              <w:top w:val="none" w:color="FFFFFF" w:sz="0"/>
-              <w:left w:val="single" w:color="B83A3A" w:sz="36"/>
-              <w:bottom w:val="none" w:color="FFFFFF" w:sz="0"/>
-              <w:right w:val="none" w:color="FFFFFF" w:sz="0"/>
-            </w:tcBorders>
-            <w:shd w:fill="FBEAEA" w:color="auto" w:val="clear"/>
-            <w:tcMar>
-              <w:top w:type="dxa" w:w="140"/>
-              <w:left w:type="dxa" w:w="220"/>
-              <w:bottom w:type="dxa" w:w="80"/>
-              <w:right w:type="dxa" w:w="220"/>
-            </w:tcMar>
-          </w:tcPr>
-          <w:p>
-            <w:pPr>
-              <w:keepNext/>
-              <w:spacing w:after="20"/>
-            </w:pPr>
-            <w:r>
-              <w:rPr>
-                <w:rFonts w:ascii="Outfit" w:cs="Outfit" w:eastAsia="Outfit" w:hAnsi="Outfit"/>
-                <w:b/>
-                <w:bCs/>
-                <w:i w:val="false"/>
-                <w:iCs w:val="false"/>
-                <w:color w:val="B83A3A"/>
-                <w:spacing w:val="24"/>
-                <w:sz w:val="14"/>
-                <w:szCs w:val="14"/>
-              </w:rPr>
-              <w:t xml:space="preserve">UJI BATAS</w:t>
-            </w:r>
-          </w:p>
-          <w:p>
-            <w:pPr>
-              <w:keepNext/>
-              <w:spacing w:after="80"/>
-            </w:pPr>
-            <w:r>
-              <w:rPr>
-                <w:rFonts w:ascii="Outfit" w:cs="Outfit" w:eastAsia="Outfit" w:hAnsi="Outfit"/>
-                <w:b/>
-                <w:bCs/>
-                <w:i w:val="false"/>
-                <w:iCs w:val="false"/>
-                <w:color w:val="1A2233"/>
-                <w:sz w:val="21"/>
-                <w:szCs w:val="21"/>
-              </w:rPr>
-              <w:t xml:space="preserve">Batasan yang perlu diakui secara terbuka</w:t>
-            </w:r>
-          </w:p>
-          <w:p>
-            <w:pPr>
-              <w:pStyle w:val="ListParagraph"/>
-              <w:numPr>
-                <w:ilvl w:val="0"/>
-                <w:numId w:val="7"/>
-              </w:numPr>
-              <w:spacing w:after="60" w:line="264" w:lineRule="auto"/>
-            </w:pPr>
-            <w:r>
-              <w:rPr>
-                <w:rFonts w:ascii="Work Sans" w:cs="Work Sans" w:eastAsia="Work Sans" w:hAnsi="Work Sans"/>
-                <w:b/>
-                <w:bCs/>
-                <w:i w:val="false"/>
-                <w:iCs w:val="false"/>
-                <w:color w:val="1A2233"/>
-                <w:sz w:val="19"/>
-                <w:szCs w:val="19"/>
-              </w:rPr>
-              <w:t xml:space="preserve">Tidak ada angka yang berlaku universal.</w:t>
-            </w:r>
-            <w:r>
-              <w:rPr>
-                <w:rFonts w:ascii="Work Sans" w:cs="Work Sans" w:eastAsia="Work Sans" w:hAnsi="Work Sans"/>
-                <w:b w:val="false"/>
-                <w:bCs w:val="false"/>
-                <w:i w:val="false"/>
-                <w:iCs w:val="false"/>
-                <w:color w:val="1A2233"/>
-                <w:sz w:val="19"/>
-                <w:szCs w:val="19"/>
-              </w:rPr>
-              <w:t xml:space="preserve"> Semua angka di buku ini berasal dari pola umum,</w:t>
-            </w:r>
-            <w:r>
-              <w:rPr>
-                <w:rFonts w:ascii="Work Sans" w:cs="Work Sans" w:eastAsia="Work Sans" w:hAnsi="Work Sans"/>
-                <w:b w:val="false"/>
-                <w:bCs w:val="false"/>
-                <w:i w:val="false"/>
-                <w:iCs w:val="false"/>
-                <w:color w:val="1A2233"/>
-                <w:sz w:val="19"/>
-                <w:szCs w:val="19"/>
-              </w:rPr>
-              <w:t xml:space="preserve"> bukan dari penelitian terkontrol. Angka yang tepat untukmu harus diukur sendiri.</w:t>
-            </w:r>
-          </w:p>
-          <w:p>
-            <w:pPr>
-              <w:pStyle w:val="ListParagraph"/>
-              <w:numPr>
-                <w:ilvl w:val="0"/>
-                <w:numId w:val="7"/>
-              </w:numPr>
-              <w:spacing w:after="60" w:line="264" w:lineRule="auto"/>
-            </w:pPr>
-            <w:r>
-              <w:rPr>
-                <w:rFonts w:ascii="Work Sans" w:cs="Work Sans" w:eastAsia="Work Sans" w:hAnsi="Work Sans"/>
-                <w:b/>
-                <w:bCs/>
-                <w:i w:val="false"/>
-                <w:iCs w:val="false"/>
-                <w:color w:val="1A2233"/>
-                <w:sz w:val="19"/>
-                <w:szCs w:val="19"/>
-              </w:rPr>
-              <w:t xml:space="preserve">Tidak ada pengaturan yang berlaku untuk semua konteks.</w:t>
-            </w:r>
-            <w:r>
-              <w:rPr>
-                <w:rFonts w:ascii="Work Sans" w:cs="Work Sans" w:eastAsia="Work Sans" w:hAnsi="Work Sans"/>
-                <w:b w:val="false"/>
-                <w:bCs w:val="false"/>
-                <w:i w:val="false"/>
-                <w:iCs w:val="false"/>
-                <w:color w:val="1A2233"/>
-                <w:sz w:val="19"/>
-                <w:szCs w:val="19"/>
-              </w:rPr>
-              <w:t xml:space="preserve"> Blok 90 menit adalah alat,</w:t>
-            </w:r>
-            <w:r>
-              <w:rPr>
-                <w:rFonts w:ascii="Work Sans" w:cs="Work Sans" w:eastAsia="Work Sans" w:hAnsi="Work Sans"/>
-                <w:b w:val="false"/>
-                <w:bCs w:val="false"/>
-                <w:i w:val="false"/>
-                <w:iCs w:val="false"/>
-                <w:color w:val="1A2233"/>
-                <w:sz w:val="19"/>
-                <w:szCs w:val="19"/>
-              </w:rPr>
-              <w:t xml:space="preserve"> bukan aturan; pekerjaan yang memang berbentuk pendek tidak membutuhkannya.</w:t>
-            </w:r>
-          </w:p>
-          <w:p>
-            <w:pPr>
-              <w:pStyle w:val="ListParagraph"/>
-              <w:numPr>
-                <w:ilvl w:val="0"/>
-                <w:numId w:val="7"/>
-              </w:numPr>
-              <w:spacing w:after="60" w:line="264" w:lineRule="auto"/>
-            </w:pPr>
-            <w:r>
-              <w:rPr>
-                <w:rFonts w:ascii="Work Sans" w:cs="Work Sans" w:eastAsia="Work Sans" w:hAnsi="Work Sans"/>
-                <w:b/>
-                <w:bCs/>
-                <w:i w:val="false"/>
-                <w:iCs w:val="false"/>
-                <w:color w:val="1A2233"/>
-                <w:sz w:val="19"/>
-                <w:szCs w:val="19"/>
-              </w:rPr>
-              <w:t xml:space="preserve">Bukti tentang hasilnya masih tipis.</w:t>
-            </w:r>
-            <w:r>
-              <w:rPr>
-                <w:rFonts w:ascii="Work Sans" w:cs="Work Sans" w:eastAsia="Work Sans" w:hAnsi="Work Sans"/>
-                <w:b w:val="false"/>
-                <w:bCs w:val="false"/>
-                <w:i w:val="false"/>
-                <w:iCs w:val="false"/>
-                <w:color w:val="1A2233"/>
-                <w:sz w:val="19"/>
-                <w:szCs w:val="19"/>
-              </w:rPr>
-              <w:t xml:space="preserve"> Klaim bahwa perhatian terfragmentasi menurunkan</w:t>
-            </w:r>
-            <w:r>
-              <w:rPr>
-                <w:rFonts w:ascii="Work Sans" w:cs="Work Sans" w:eastAsia="Work Sans" w:hAnsi="Work Sans"/>
-                <w:b w:val="false"/>
-                <w:bCs w:val="false"/>
-                <w:i w:val="false"/>
-                <w:iCs w:val="false"/>
-                <w:color w:val="1A2233"/>
-                <w:sz w:val="19"/>
-                <w:szCs w:val="19"/>
-              </w:rPr>
-              <w:t xml:space="preserve"> kualitas didukung pola, tetapi belum oleh eksperimen yang ketat dalam konteks kantor.</w:t>
-            </w:r>
-          </w:p>
-        </w:tc>
-      </w:tr>
-    </w:tbl>
     <w:p>
-      <w:pPr>
-        <w:spacing w:after="140" w:line="240" w:lineRule="auto"/>
-      </w:pPr>
+      <w:r>
+        <w:rPr>
+          <w:rFonts w:ascii="Work Sans" w:cs="Work Sans" w:eastAsia="Work Sans" w:hAnsi="Work Sans"/>
+          <w:b w:val="false"/>
+          <w:bCs w:val="false"/>
+          <w:i w:val="false"/>
+          <w:iCs w:val="false"/>
+          <w:color w:val="1A2233"/>
+          <w:sz w:val="20"/>
+          <w:szCs w:val="20"/>
+        </w:rPr>
+        <w:t xml:space="preserve">Tidak ada angka yang berlaku universal. Semua angka di buku ini berasal dari pola yang umum berulang, bukan dari penelitian terkontrol, dan angka yang tepat untukmu harus diukur sendiri selama beberapa minggu. Tidak ada pengaturan yang berlaku untuk semua konteks: blok sembilan puluh menit adalah alat, bukan aturan, dan pekerjaan yang memang berbentuk pendek tidak membutuhkannya.</w:t>
+      </w:r>
     </w:p>
     <w:p>
       <w:r>
@@ -17120,89 +13916,23 @@
           <w:sz w:val="20"/>
           <w:szCs w:val="20"/>
         </w:rPr>
-        <w:t xml:space="preserve">Yang tersisa dari daftar itu adalah satu hal yang pasti benar: tidak ada angka yang berlaku universal, dan satu-satunya angka yang penting adalah angka yang kamu ukur sendiri.</w:t>
+        <w:t xml:space="preserve">Bukti tentang hasil akhirnya juga masih tipis. Klaim bahwa perhatian yang terfragmentasi menurunkan kualitas didukung oleh pola yang berulang, tetapi belum oleh eksperimen yang ketat dalam konteks kerja nyata. Dua puluh tahun buku tentang fokus sudah ditulis, dan sebagian besar pengamat belum pernah mengujinya sendiri secara jujur.</w:t>
       </w:r>
     </w:p>
-    <w:tbl>
-      <w:tblPr>
-        <w:tblW w:type="dxa" w:w="9866"/>
-        <w:tblBorders>
-          <w:top w:val="single" w:color="auto" w:sz="4"/>
-          <w:left w:val="single" w:color="auto" w:sz="4"/>
-          <w:bottom w:val="single" w:color="auto" w:sz="4"/>
-          <w:right w:val="single" w:color="auto" w:sz="4"/>
-          <w:insideH w:val="single" w:color="auto" w:sz="4"/>
-          <w:insideV w:val="single" w:color="auto" w:sz="4"/>
-        </w:tblBorders>
-        <w:tblLayout w:type="fixed"/>
-      </w:tblPr>
-      <w:tblGrid>
-        <w:gridCol w:w="9866"/>
-      </w:tblGrid>
-      <w:tr>
-        <w:trPr>
-          <w:cantSplit/>
-        </w:trPr>
-        <w:tc>
-          <w:tcPr>
-            <w:tcW w:type="dxa" w:w="9866"/>
-            <w:tcBorders>
-              <w:top w:val="none" w:color="FFFFFF" w:sz="0"/>
-              <w:left w:val="single" w:color="F26B4F" w:sz="36"/>
-              <w:bottom w:val="none" w:color="FFFFFF" w:sz="0"/>
-              <w:right w:val="none" w:color="FFFFFF" w:sz="0"/>
-            </w:tcBorders>
-            <w:shd w:fill="FFFFFF" w:color="auto" w:val="clear"/>
-            <w:tcMar>
-              <w:top w:type="dxa" w:w="60"/>
-              <w:left w:type="dxa" w:w="300"/>
-              <w:bottom w:type="dxa" w:w="60"/>
-              <w:right w:type="dxa" w:w="120"/>
-            </w:tcMar>
-          </w:tcPr>
-          <w:p>
-            <w:pPr>
-              <w:spacing w:after="60" w:line="300" w:lineRule="auto"/>
-            </w:pPr>
-            <w:r>
-              <w:rPr>
-                <w:rFonts w:ascii="Work Sans" w:cs="Work Sans" w:eastAsia="Work Sans" w:hAnsi="Work Sans"/>
-                <w:b w:val="false"/>
-                <w:bCs w:val="false"/>
-                <w:i/>
-                <w:iCs/>
-                <w:color w:val="1B2F4E"/>
-                <w:sz w:val="26"/>
-                <w:szCs w:val="26"/>
-              </w:rPr>
-              <w:t xml:space="preserve">Jalankan empat minggu, lalu nilai hasilnya sendiri. Kalau tidak ada yang berubah, buku ini gagal — bukan kamu.</w:t>
-            </w:r>
-          </w:p>
-          <w:p>
-            <w:pPr>
-              <w:spacing w:after="0"/>
-            </w:pPr>
-            <w:r>
-              <w:rPr>
-                <w:rFonts w:ascii="Outfit" w:cs="Outfit" w:eastAsia="Outfit" w:hAnsi="Outfit"/>
-                <w:b w:val="false"/>
-                <w:bCs w:val="false"/>
-                <w:i w:val="false"/>
-                <w:iCs w:val="false"/>
-                <w:color w:val="56627A"/>
-                <w:sz w:val="16"/>
-                <w:szCs w:val="16"/>
-              </w:rPr>
-              <w:t xml:space="preserve">— Cara paling jujur menguji buku ini</w:t>
-            </w:r>
-          </w:p>
-        </w:tc>
-      </w:tr>
-    </w:tbl>
     <w:p>
-      <w:pPr>
-        <w:spacing w:after="160" w:line="240" w:lineRule="auto"/>
-      </w:pPr>
+      <w:r>
+        <w:rPr>
+          <w:rFonts w:ascii="Work Sans" w:cs="Work Sans" w:eastAsia="Work Sans" w:hAnsi="Work Sans"/>
+          <w:b w:val="false"/>
+          <w:bCs w:val="false"/>
+          <w:i w:val="false"/>
+          <w:iCs w:val="false"/>
+          <w:color w:val="1A2233"/>
+          <w:sz w:val="20"/>
+          <w:szCs w:val="20"/>
+        </w:rPr>
+        <w:t xml:space="preserve">Yang tersisa dari semua itu adalah satu hal yang pasti benar: tidak ada angka yang berlaku universal, dan satu-satunya angka yang penting adalah angka yang kamu ukur sendiri.</w:t>
+      </w:r>
     </w:p>
     <w:p>
       <w:pPr>
@@ -17235,14 +13965,6 @@
       </w:r>
     </w:p>
     <w:p>
-      <w:pPr>
-        <w:pStyle w:val="ListParagraph"/>
-        <w:numPr>
-          <w:ilvl w:val="0"/>
-          <w:numId w:val="8"/>
-        </w:numPr>
-        <w:spacing w:after="60" w:line="264" w:lineRule="auto"/>
-      </w:pPr>
       <w:r>
         <w:rPr>
           <w:rFonts w:ascii="Work Sans" w:cs="Work Sans" w:eastAsia="Work Sans" w:hAnsi="Work Sans"/>
@@ -17254,18 +13976,10 @@
           <w:sz w:val="20"/>
           <w:szCs w:val="20"/>
         </w:rPr>
-        <w:t xml:space="preserve">Apakah blok saya terlihat di kalender orang lain, atau hanya di kepala saya?</w:t>
+        <w:t xml:space="preserve">Apakah blok kerja kamu terlihat di kalender orang lain, atau hanya di kepala kamu sendiri. Kalau kalender itu kosong di tempat yang seharusnya terisi, masalahnya bukan disiplin, melainkan planning.</w:t>
       </w:r>
     </w:p>
     <w:p>
-      <w:pPr>
-        <w:pStyle w:val="ListParagraph"/>
-        <w:numPr>
-          <w:ilvl w:val="0"/>
-          <w:numId w:val="8"/>
-        </w:numPr>
-        <w:spacing w:after="60" w:line="264" w:lineRule="auto"/>
-      </w:pPr>
       <w:r>
         <w:rPr>
           <w:rFonts w:ascii="Work Sans" w:cs="Work Sans" w:eastAsia="Work Sans" w:hAnsi="Work Sans"/>
@@ -17277,8 +13991,10 @@
           <w:sz w:val="20"/>
           <w:szCs w:val="20"/>
         </w:rPr>
-        <w:t xml:space="preserve">Kalau semua notifikasi dimatikan selama empat jam, apakah ada pekerjaan yang benar-benar</w:t>
+        <w:t xml:space="preserve">Kalau semua notifikasi dimatikan selama empat jam, apakah ada pekerjaan yang benar-benar tertunda, atau justru tidak ada yang hilang sama sekali. Kalau tidak ada yang hilang, maka waktu yang selama ini kamu kira hilang untuk deep work sebenarnya sedang terpakai untuk hal yang tidak perlu waited_for.</w:t>
       </w:r>
+    </w:p>
+    <w:p>
       <w:r>
         <w:rPr>
           <w:rFonts w:ascii="Work Sans" w:cs="Work Sans" w:eastAsia="Work Sans" w:hAnsi="Work Sans"/>
@@ -17290,30 +14006,7 @@
           <w:sz w:val="20"/>
           <w:szCs w:val="20"/>
         </w:rPr>
-        <w:t xml:space="preserve"> tertunda?</w:t>
-      </w:r>
-    </w:p>
-    <w:p>
-      <w:pPr>
-        <w:pStyle w:val="ListParagraph"/>
-        <w:numPr>
-          <w:ilvl w:val="0"/>
-          <w:numId w:val="8"/>
-        </w:numPr>
-        <w:spacing w:after="60" w:line="264" w:lineRule="auto"/>
-      </w:pPr>
-      <w:r>
-        <w:rPr>
-          <w:rFonts w:ascii="Work Sans" w:cs="Work Sans" w:eastAsia="Work Sans" w:hAnsi="Work Sans"/>
-          <w:b w:val="false"/>
-          <w:bCs w:val="false"/>
-          <w:i w:val="false"/>
-          <w:iCs w:val="false"/>
-          <w:color w:val="1A2233"/>
-          <w:sz w:val="20"/>
-          <w:szCs w:val="20"/>
-        </w:rPr>
-        <w:t xml:space="preserve">Berapa persen pekerjaan saya yang akan hilang kalau saya menghilang seminggu?</w:t>
+        <w:t xml:space="preserve">Berapa persen pekerjaan kamu yang akan hilang kalau kamu menghilang seminggu. Persentase ini sering kali jauh lebih kecil daripada yang dibayangkan, dan mengetahuinya secara numerik biasanya lebih tahan lama daripada perasaan.</w:t>
       </w:r>
     </w:p>
     <w:p>
@@ -17373,7 +14066,7 @@
           <w:sz w:val="20"/>
           <w:szCs w:val="20"/>
         </w:rPr>
-        <w:t xml:space="preserve">Buku ini dimulai dari satu pengamatan sederhana: hampir semua orang merasa sibuk, dan sedikit yang merasa produktif. Jarak antara keduanya bukan soal waktu, tapi tentang apa yang mendapat waktu itu.</w:t>
+        <w:t xml:space="preserve">Buku ini dimulai dari satu pengamatan sederhana: hampir semua orang merasa sibuk, dan sedikit yang merasa produktif. Jarak antara keduanya bukan soal waktu, melainkan tentang apa yang mendapat waktu itu.</w:t>
       </w:r>
     </w:p>
     <w:p>
@@ -17388,7 +14081,22 @@
           <w:sz w:val="20"/>
           <w:szCs w:val="20"/>
         </w:rPr>
-        <w:t xml:space="preserve">Semua yang tertulis di sini — blok, aturan, audit — hanyalah cara-cara untuk memastikan waktu itu dipakai untuk pekerjaan yang mengubah sesuatu. Kalau tidak ada yang berubah, maka yang dipakai untuk bekerja adalah bentuk yang rapi saja.</w:t>
+        <w:t xml:space="preserve">Semua yang tertulis di sini, yaitu blok, aturan, dan audit, hanyalah cara-cara untuk memastikan waktu itu dipakai untuk pekerjaan yang benar-benar mengubah sesuatu. Kalau setelah empat minggu tidak ada yang berubah, maka waktu itu memang sudah dipakai, tetapi untuk bentuk yang rapi saja.</w:t>
+      </w:r>
+    </w:p>
+    <w:p>
+      <w:r>
+        <w:rPr>
+          <w:rFonts w:ascii="Work Sans" w:cs="Work Sans" w:eastAsia="Work Sans" w:hAnsi="Work Sans"/>
+          <w:b w:val="false"/>
+          <w:bCs w:val="false"/>
+          <w:i w:val="false"/>
+          <w:iCs w:val="false"/>
+          <w:color w:val="1A2233"/>
+          <w:sz w:val="20"/>
+          <w:szCs w:val="20"/>
+        </w:rPr>
+        <w:t xml:space="preserve">Bagian yang paling mudah dilewati adalah langkah terakhir: benar-benar menjalankan, lalu menilai dengan jujur hasilnya sendiri. Buku ini bisa selesai dibaca dengan mudah, dan sebagian besar orang berhenti di situ. Yang menentukan adalah empat minggu setelah buku ini ditutup.</w:t>
       </w:r>
     </w:p>
     <w:tbl>
@@ -18059,30 +14767,6 @@
       <w:startOverride w:val="1"/>
     </w:lvlOverride>
   </w:num>
-  <w:num w:numId="5">
-    <w:abstractNumId w:val="3"/>
-    <w:lvlOverride w:ilvl="0">
-      <w:startOverride w:val="1"/>
-    </w:lvlOverride>
-  </w:num>
-  <w:num w:numId="6">
-    <w:abstractNumId w:val="2"/>
-    <w:lvlOverride w:ilvl="0">
-      <w:startOverride w:val="1"/>
-    </w:lvlOverride>
-  </w:num>
-  <w:num w:numId="7">
-    <w:abstractNumId w:val="2"/>
-    <w:lvlOverride w:ilvl="0">
-      <w:startOverride w:val="1"/>
-    </w:lvlOverride>
-  </w:num>
-  <w:num w:numId="8">
-    <w:abstractNumId w:val="3"/>
-    <w:lvlOverride w:ilvl="0">
-      <w:startOverride w:val="1"/>
-    </w:lvlOverride>
-  </w:num>
 </w:numbering>
 </file>
 

--- a/deep-vs-shallow/out/Deep-Work-vs-Shallow-Work.docx
+++ b/deep-vs-shallow/out/Deep-Work-vs-Shallow-Work.docx
@@ -5926,7 +5926,7 @@
           <w:sz w:val="20"/>
           <w:szCs w:val="20"/>
         </w:rPr>
-        <w:t xml:space="preserve">Memblokir waktu di kalender sudah lama dilakukan di berbagai tim kerja sudah lama ada, tetapi hampir selalu diperlakukan sebagai hal sementara. Ketika ada yang membatalkan, blok itu dihapus begitu saja dan tidak pernah diisi ulang. Akibatnya, kalender terlihat penuh dengan blok yang tidak pernah benar terpakai, dan kalender itu memberi rasa produktif tanpa hasil yang nyata.</w:t>
+        <w:t xml:space="preserve">Memblokir waktu di kalender sudah lama dilakukan di berbagai tim kerja, tetapi hampir selalu diperlakukan sebagai hal sementara. Ketika ada yang membatalkan, blok itu dihapus begitu saja dan tidak pernah diisi ulang. Akibatnya, kalender terlihat penuh dengan blok yang tidak pernah benar terpakai, dan kalender itu memberi rasa produktif tanpa hasil yang nyata.</w:t>
       </w:r>
     </w:p>
     <w:p>
@@ -13976,7 +13976,7 @@
           <w:sz w:val="20"/>
           <w:szCs w:val="20"/>
         </w:rPr>
-        <w:t xml:space="preserve">Apakah blok kerja kamu terlihat di kalender orang lain, atau hanya di kepala kamu sendiri. Kalau kalender itu kosong di tempat yang seharusnya terisi, masalahnya bukan disiplin, melainkan planning.</w:t>
+        <w:t xml:space="preserve">Apakah blok kerja kamu terlihat di kalender orang lain, atau hanya di kepala kamu sendiri. Kalau kalender itu kosong di tempat yang seharusnya terisi, masalahnya bukan disiplin, melainkan perencanaan.</w:t>
       </w:r>
     </w:p>
     <w:p>
@@ -13991,7 +13991,7 @@
           <w:sz w:val="20"/>
           <w:szCs w:val="20"/>
         </w:rPr>
-        <w:t xml:space="preserve">Kalau semua notifikasi dimatikan selama empat jam, apakah ada pekerjaan yang benar-benar tertunda, atau justru tidak ada yang hilang sama sekali. Kalau tidak ada yang hilang, maka waktu yang selama ini kamu kira hilang untuk deep work sebenarnya sedang terpakai untuk hal yang tidak perlu waited_for.</w:t>
+        <w:t xml:space="preserve">Kalau semua notifikasi dimatikan selama empat jam, apakah ada pekerjaan yang benar-benar tertunda, atau justru tidak ada yang hilang sama sekali. Kalau tidak ada yang hilang, maka waktu yang selama ini kamu kira hilang untuk deep work sebenarnya sedang terpakai untuk hal yang tidak perlu ditunggu.</w:t>
       </w:r>
     </w:p>
     <w:p>
